--- a/06-转换电路/01-模数转换ADC/电压频率转换VFC电路/电压频率转换VFC电路.docx
+++ b/06-转换电路/01-模数转换ADC/电压频率转换VFC电路/电压频率转换VFC电路.docx
@@ -2535,6 +2535,20 @@
     </w:p>
     <w:bookmarkEnd w:id="26"/>
     <w:bookmarkEnd w:id="27"/>
+    <w:p>
+      <w:pPr>
+        <w:spacing w:before="360"/>
+        <w:jc w:val="center"/>
+      </w:pPr>
+      <w:r>
+        <w:rPr>
+          <w:rFonts w:ascii="Times New Roman" w:hAnsi="Times New Roman"/>
+          <w:color w:val="555555"/>
+          <w:sz w:val="21"/>
+        </w:rPr>
+        <w:t>材料收集者：杜文杰</w:t>
+      </w:r>
+    </w:p>
     <w:sectPr>
       <w:headerReference r:id="rId9" w:type="default"/>
       <w:footerReference r:id="rId10" w:type="default"/>

--- a/06-转换电路/01-模数转换ADC/电压频率转换VFC电路/电压频率转换VFC电路.docx
+++ b/06-转换电路/01-模数转换ADC/电压频率转换VFC电路/电压频率转换VFC电路.docx
@@ -1,6 +1,6 @@
 
 <file path=word/document.xml><?xml version="1.0" encoding="utf-8"?>
-<w:document xmlns:w="http://schemas.openxmlformats.org/wordprocessingml/2006/main" xmlns:m="http://schemas.openxmlformats.org/officeDocument/2006/math" xmlns:r="http://schemas.openxmlformats.org/officeDocument/2006/relationships" xmlns:o="urn:schemas-microsoft-com:office:office" xmlns:v="urn:schemas-microsoft-com:vml" xmlns:w10="urn:schemas-microsoft-com:office:word" xmlns:a="http://schemas.openxmlformats.org/drawingml/2006/main" xmlns:pic="http://schemas.openxmlformats.org/drawingml/2006/picture" xmlns:wp="http://schemas.openxmlformats.org/drawingml/2006/wordprocessingDrawing">
+<w:document xmlns:m="http://schemas.openxmlformats.org/officeDocument/2006/math" xmlns:r="http://schemas.openxmlformats.org/officeDocument/2006/relationships" xmlns:w="http://schemas.openxmlformats.org/wordprocessingml/2006/main" xmlns:o="urn:schemas-microsoft-com:office:office" xmlns:v="urn:schemas-microsoft-com:vml" xmlns:w10="urn:schemas-microsoft-com:office:word" xmlns:a="http://schemas.openxmlformats.org/drawingml/2006/main" xmlns:pic="http://schemas.openxmlformats.org/drawingml/2006/picture" xmlns:wp="http://schemas.openxmlformats.org/drawingml/2006/wordprocessingDrawing">
   <w:body>
     <w:bookmarkStart w:id="27" w:name="电压-频率转换-vfc-电路"/>
     <w:p>
@@ -9,16 +9,19 @@
       </w:pPr>
       <w:r>
         <w:rPr>
-          <w:rFonts w:hint="eastAsia"/>
+          <w:rFonts w:hint="eastAsia" w:eastAsia="黑体"/>
         </w:rPr>
         <w:t xml:space="preserve">电压-频率转换</w:t>
       </w:r>
       <w:r>
+        <w:rPr>
+          <w:rFonts w:eastAsia="黑体"/>
+        </w:rPr>
         <w:t xml:space="preserve"> (VFC) </w:t>
       </w:r>
       <w:r>
         <w:rPr>
-          <w:rFonts w:hint="eastAsia"/>
+          <w:rFonts w:hint="eastAsia" w:eastAsia="黑体"/>
         </w:rPr>
         <w:t xml:space="preserve">电路</w:t>
       </w:r>
@@ -30,7 +33,7 @@
       </w:pPr>
       <w:r>
         <w:rPr>
-          <w:rFonts w:hint="eastAsia"/>
+          <w:rFonts w:hint="eastAsia" w:eastAsia="黑体"/>
         </w:rPr>
         <w:t xml:space="preserve">拓扑描述</w:t>
       </w:r>
@@ -41,16 +44,19 @@
       </w:pPr>
       <w:r>
         <w:rPr>
-          <w:rFonts w:hint="eastAsia"/>
+          <w:rFonts w:hint="eastAsia" w:eastAsia="黑体"/>
         </w:rPr>
         <w:t xml:space="preserve">由</w:t>
       </w:r>
       <w:r>
+        <w:rPr>
+          <w:rFonts w:eastAsia="黑体"/>
+        </w:rPr>
         <w:t xml:space="preserve"> </w:t>
       </w:r>
       <w:r>
         <w:rPr>
-          <w:rFonts w:hint="eastAsia"/>
+          <w:rFonts w:hint="eastAsia" w:eastAsia="黑体"/>
           <w:b/>
           <w:bCs/>
         </w:rPr>
@@ -58,6 +64,7 @@
       </w:r>
       <w:r>
         <w:rPr>
+          <w:rFonts w:eastAsia="黑体"/>
           <w:b/>
           <w:bCs/>
         </w:rPr>
@@ -65,11 +72,14 @@
       </w:r>
       <w:r>
         <w:rPr>
-          <w:rFonts w:hint="eastAsia"/>
+          <w:rFonts w:hint="eastAsia" w:eastAsia="黑体"/>
         </w:rPr>
         <w:t xml:space="preserve">（运放与反馈电容</w:t>
       </w:r>
       <w:r>
+        <w:rPr>
+          <w:rFonts w:eastAsia="黑体"/>
+        </w:rPr>
         <w:t xml:space="preserve"> </w:t>
       </w:r>
       <m:oMath>
@@ -79,13 +89,13 @@
       </m:oMath>
       <w:r>
         <w:rPr>
-          <w:rFonts w:hint="eastAsia"/>
+          <w:rFonts w:hint="eastAsia" w:eastAsia="黑体"/>
         </w:rPr>
         <w:t xml:space="preserve">）、</w:t>
       </w:r>
       <w:r>
         <w:rPr>
-          <w:rFonts w:hint="eastAsia"/>
+          <w:rFonts w:hint="eastAsia" w:eastAsia="黑体"/>
           <w:b/>
           <w:bCs/>
         </w:rPr>
@@ -93,26 +103,33 @@
       </w:r>
       <w:r>
         <w:rPr>
+          <w:rFonts w:eastAsia="黑体"/>
           <w:b/>
           <w:bCs/>
         </w:rPr>
         <w:t xml:space="preserve"> C1</w:t>
       </w:r>
       <w:r>
+        <w:rPr>
+          <w:rFonts w:eastAsia="黑体"/>
+        </w:rPr>
         <w:t xml:space="preserve"> </w:t>
       </w:r>
       <w:r>
         <w:rPr>
-          <w:rFonts w:hint="eastAsia"/>
+          <w:rFonts w:hint="eastAsia" w:eastAsia="黑体"/>
         </w:rPr>
         <w:t xml:space="preserve">与</w:t>
       </w:r>
       <w:r>
+        <w:rPr>
+          <w:rFonts w:eastAsia="黑体"/>
+        </w:rPr>
         <w:t xml:space="preserve"> </w:t>
       </w:r>
       <w:r>
         <w:rPr>
-          <w:rFonts w:hint="eastAsia"/>
+          <w:rFonts w:hint="eastAsia" w:eastAsia="黑体"/>
           <w:b/>
           <w:bCs/>
         </w:rPr>
@@ -120,32 +137,39 @@
       </w:r>
       <w:r>
         <w:rPr>
+          <w:rFonts w:eastAsia="黑体"/>
           <w:b/>
           <w:bCs/>
         </w:rPr>
         <w:t xml:space="preserve"> S1</w:t>
       </w:r>
       <w:r>
+        <w:rPr>
+          <w:rFonts w:eastAsia="黑体"/>
+        </w:rPr>
         <w:t xml:space="preserve"> </w:t>
       </w:r>
       <w:r>
         <w:rPr>
-          <w:rFonts w:hint="eastAsia"/>
+          <w:rFonts w:hint="eastAsia" w:eastAsia="黑体"/>
         </w:rPr>
         <w:t xml:space="preserve">组成闭环。电路共有</w:t>
       </w:r>
       <w:r>
+        <w:rPr>
+          <w:rFonts w:eastAsia="黑体"/>
+        </w:rPr>
         <w:t xml:space="preserve"> 5 </w:t>
       </w:r>
       <w:r>
         <w:rPr>
-          <w:rFonts w:hint="eastAsia"/>
+          <w:rFonts w:hint="eastAsia" w:eastAsia="黑体"/>
         </w:rPr>
         <w:t xml:space="preserve">个关键节点：</w:t>
       </w:r>
       <w:r>
         <w:rPr>
-          <w:rFonts w:hint="eastAsia"/>
+          <w:rFonts w:hint="eastAsia" w:eastAsia="黑体"/>
           <w:b/>
           <w:bCs/>
         </w:rPr>
@@ -153,6 +177,7 @@
       </w:r>
       <w:r>
         <w:rPr>
+          <w:rFonts w:eastAsia="黑体"/>
           <w:b/>
           <w:bCs/>
         </w:rPr>
@@ -160,7 +185,7 @@
       </w:r>
       <w:r>
         <w:rPr>
-          <w:rFonts w:hint="eastAsia"/>
+          <w:rFonts w:hint="eastAsia" w:eastAsia="黑体"/>
           <w:b/>
           <w:bCs/>
         </w:rPr>
@@ -168,11 +193,14 @@
       </w:r>
       <w:r>
         <w:rPr>
-          <w:rFonts w:hint="eastAsia"/>
+          <w:rFonts w:hint="eastAsia" w:eastAsia="黑体"/>
         </w:rPr>
         <w:t xml:space="preserve">（输入电压</w:t>
       </w:r>
       <w:r>
+        <w:rPr>
+          <w:rFonts w:eastAsia="黑体"/>
+        </w:rPr>
         <w:t xml:space="preserve"> </w:t>
       </w:r>
       <m:oMath>
@@ -193,15 +221,21 @@
         </m:sSub>
       </m:oMath>
       <w:r>
+        <w:rPr>
+          <w:rFonts w:eastAsia="黑体"/>
+        </w:rPr>
         <w:t xml:space="preserve"> </w:t>
       </w:r>
       <w:r>
         <w:rPr>
-          <w:rFonts w:hint="eastAsia"/>
+          <w:rFonts w:hint="eastAsia" w:eastAsia="黑体"/>
         </w:rPr>
         <w:t xml:space="preserve">经积分电阻</w:t>
       </w:r>
       <w:r>
+        <w:rPr>
+          <w:rFonts w:eastAsia="黑体"/>
+        </w:rPr>
         <w:t xml:space="preserve"> </w:t>
       </w:r>
       <m:oMath>
@@ -210,17 +244,20 @@
         </m:r>
       </m:oMath>
       <w:r>
+        <w:rPr>
+          <w:rFonts w:eastAsia="黑体"/>
+        </w:rPr>
         <w:t xml:space="preserve"> </w:t>
       </w:r>
       <w:r>
         <w:rPr>
-          <w:rFonts w:hint="eastAsia"/>
+          <w:rFonts w:hint="eastAsia" w:eastAsia="黑体"/>
         </w:rPr>
         <w:t xml:space="preserve">接入）；</w:t>
       </w:r>
       <w:r>
         <w:rPr>
-          <w:rFonts w:hint="eastAsia"/>
+          <w:rFonts w:hint="eastAsia" w:eastAsia="黑体"/>
           <w:b/>
           <w:bCs/>
         </w:rPr>
@@ -228,6 +265,7 @@
       </w:r>
       <w:r>
         <w:rPr>
+          <w:rFonts w:eastAsia="黑体"/>
           <w:b/>
           <w:bCs/>
         </w:rPr>
@@ -235,7 +273,7 @@
       </w:r>
       <w:r>
         <w:rPr>
-          <w:rFonts w:hint="eastAsia"/>
+          <w:rFonts w:hint="eastAsia" w:eastAsia="黑体"/>
           <w:b/>
           <w:bCs/>
         </w:rPr>
@@ -243,7 +281,7 @@
       </w:r>
       <w:r>
         <w:rPr>
-          <w:rFonts w:hint="eastAsia"/>
+          <w:rFonts w:hint="eastAsia" w:eastAsia="黑体"/>
         </w:rPr>
         <w:t xml:space="preserve">（</w:t>
       </w:r>
@@ -253,11 +291,14 @@
         </m:r>
       </m:oMath>
       <w:r>
+        <w:rPr>
+          <w:rFonts w:eastAsia="黑体"/>
+        </w:rPr>
         <w:t xml:space="preserve"> </w:t>
       </w:r>
       <w:r>
         <w:rPr>
-          <w:rFonts w:hint="eastAsia"/>
+          <w:rFonts w:hint="eastAsia" w:eastAsia="黑体"/>
         </w:rPr>
         <w:t xml:space="preserve">下端、</w:t>
       </w:r>
@@ -267,35 +308,44 @@
         </m:r>
       </m:oMath>
       <w:r>
+        <w:rPr>
+          <w:rFonts w:eastAsia="黑体"/>
+        </w:rPr>
         <w:t xml:space="preserve"> </w:t>
       </w:r>
       <w:r>
         <w:rPr>
-          <w:rFonts w:hint="eastAsia"/>
+          <w:rFonts w:hint="eastAsia" w:eastAsia="黑体"/>
         </w:rPr>
         <w:t xml:space="preserve">左端、A1</w:t>
       </w:r>
       <w:r>
+        <w:rPr>
+          <w:rFonts w:eastAsia="黑体"/>
+        </w:rPr>
         <w:t xml:space="preserve"> </w:t>
       </w:r>
       <w:r>
         <w:rPr>
-          <w:rFonts w:hint="eastAsia"/>
+          <w:rFonts w:hint="eastAsia" w:eastAsia="黑体"/>
         </w:rPr>
         <w:t xml:space="preserve">的反相输入</w:t>
       </w:r>
       <w:r>
+        <w:rPr>
+          <w:rFonts w:eastAsia="黑体"/>
+        </w:rPr>
         <w:t xml:space="preserve"> IN− </w:t>
       </w:r>
       <w:r>
         <w:rPr>
-          <w:rFonts w:hint="eastAsia"/>
+          <w:rFonts w:hint="eastAsia" w:eastAsia="黑体"/>
         </w:rPr>
         <w:t xml:space="preserve">三者相连）；</w:t>
       </w:r>
       <w:r>
         <w:rPr>
-          <w:rFonts w:hint="eastAsia"/>
+          <w:rFonts w:hint="eastAsia" w:eastAsia="黑体"/>
           <w:b/>
           <w:bCs/>
         </w:rPr>
@@ -303,6 +353,7 @@
       </w:r>
       <w:r>
         <w:rPr>
+          <w:rFonts w:eastAsia="黑体"/>
           <w:b/>
           <w:bCs/>
         </w:rPr>
@@ -310,7 +361,7 @@
       </w:r>
       <w:r>
         <w:rPr>
-          <w:rFonts w:hint="eastAsia"/>
+          <w:rFonts w:hint="eastAsia" w:eastAsia="黑体"/>
           <w:b/>
           <w:bCs/>
         </w:rPr>
@@ -318,49 +369,61 @@
       </w:r>
       <w:r>
         <w:rPr>
-          <w:rFonts w:hint="eastAsia"/>
+          <w:rFonts w:hint="eastAsia" w:eastAsia="黑体"/>
         </w:rPr>
         <w:t xml:space="preserve">（A1</w:t>
       </w:r>
       <w:r>
+        <w:rPr>
+          <w:rFonts w:eastAsia="黑体"/>
+        </w:rPr>
         <w:t xml:space="preserve"> </w:t>
       </w:r>
       <w:r>
         <w:rPr>
-          <w:rFonts w:hint="eastAsia"/>
+          <w:rFonts w:hint="eastAsia" w:eastAsia="黑体"/>
         </w:rPr>
         <w:t xml:space="preserve">的输出</w:t>
       </w:r>
       <w:r>
+        <w:rPr>
+          <w:rFonts w:eastAsia="黑体"/>
+        </w:rPr>
         <w:t xml:space="preserve"> OUT </w:t>
       </w:r>
       <w:r>
         <w:rPr>
-          <w:rFonts w:hint="eastAsia"/>
+          <w:rFonts w:hint="eastAsia" w:eastAsia="黑体"/>
         </w:rPr>
         <w:t xml:space="preserve">接</w:t>
       </w:r>
       <w:r>
+        <w:rPr>
+          <w:rFonts w:eastAsia="黑体"/>
+        </w:rPr>
         <w:t xml:space="preserve"> C1 </w:t>
       </w:r>
       <w:r>
         <w:rPr>
-          <w:rFonts w:hint="eastAsia"/>
+          <w:rFonts w:hint="eastAsia" w:eastAsia="黑体"/>
         </w:rPr>
         <w:t xml:space="preserve">的同相输入</w:t>
       </w:r>
       <w:r>
+        <w:rPr>
+          <w:rFonts w:eastAsia="黑体"/>
+        </w:rPr>
         <w:t xml:space="preserve"> </w:t>
       </w:r>
       <w:r>
         <w:rPr>
-          <w:rFonts w:hint="eastAsia"/>
+          <w:rFonts w:hint="eastAsia" w:eastAsia="黑体"/>
         </w:rPr>
         <w:t xml:space="preserve">IN+）；</w:t>
       </w:r>
       <w:r>
         <w:rPr>
-          <w:rFonts w:hint="eastAsia"/>
+          <w:rFonts w:hint="eastAsia" w:eastAsia="黑体"/>
           <w:b/>
           <w:bCs/>
         </w:rPr>
@@ -368,6 +431,7 @@
       </w:r>
       <w:r>
         <w:rPr>
+          <w:rFonts w:eastAsia="黑体"/>
           <w:b/>
           <w:bCs/>
         </w:rPr>
@@ -375,7 +439,7 @@
       </w:r>
       <w:r>
         <w:rPr>
-          <w:rFonts w:hint="eastAsia"/>
+          <w:rFonts w:hint="eastAsia" w:eastAsia="黑体"/>
           <w:b/>
           <w:bCs/>
         </w:rPr>
@@ -383,29 +447,38 @@
       </w:r>
       <w:r>
         <w:rPr>
-          <w:rFonts w:hint="eastAsia"/>
+          <w:rFonts w:hint="eastAsia" w:eastAsia="黑体"/>
         </w:rPr>
         <w:t xml:space="preserve">（C1</w:t>
       </w:r>
       <w:r>
+        <w:rPr>
+          <w:rFonts w:eastAsia="黑体"/>
+        </w:rPr>
         <w:t xml:space="preserve"> </w:t>
       </w:r>
       <w:r>
         <w:rPr>
-          <w:rFonts w:hint="eastAsia"/>
+          <w:rFonts w:hint="eastAsia" w:eastAsia="黑体"/>
         </w:rPr>
         <w:t xml:space="preserve">的反相输入</w:t>
       </w:r>
       <w:r>
+        <w:rPr>
+          <w:rFonts w:eastAsia="黑体"/>
+        </w:rPr>
         <w:t xml:space="preserve"> IN− </w:t>
       </w:r>
       <w:r>
         <w:rPr>
-          <w:rFonts w:hint="eastAsia"/>
+          <w:rFonts w:hint="eastAsia" w:eastAsia="黑体"/>
         </w:rPr>
         <w:t xml:space="preserve">接阈值/参考电压</w:t>
       </w:r>
       <w:r>
+        <w:rPr>
+          <w:rFonts w:eastAsia="黑体"/>
+        </w:rPr>
         <w:t xml:space="preserve"> </w:t>
       </w:r>
       <m:oMath>
@@ -430,13 +503,13 @@
       </m:oMath>
       <w:r>
         <w:rPr>
-          <w:rFonts w:hint="eastAsia"/>
+          <w:rFonts w:hint="eastAsia" w:eastAsia="黑体"/>
         </w:rPr>
         <w:t xml:space="preserve">）；</w:t>
       </w:r>
       <w:r>
         <w:rPr>
-          <w:rFonts w:hint="eastAsia"/>
+          <w:rFonts w:hint="eastAsia" w:eastAsia="黑体"/>
           <w:b/>
           <w:bCs/>
         </w:rPr>
@@ -444,6 +517,7 @@
       </w:r>
       <w:r>
         <w:rPr>
+          <w:rFonts w:eastAsia="黑体"/>
           <w:b/>
           <w:bCs/>
         </w:rPr>
@@ -451,7 +525,7 @@
       </w:r>
       <w:r>
         <w:rPr>
-          <w:rFonts w:hint="eastAsia"/>
+          <w:rFonts w:hint="eastAsia" w:eastAsia="黑体"/>
           <w:b/>
           <w:bCs/>
         </w:rPr>
@@ -459,29 +533,38 @@
       </w:r>
       <w:r>
         <w:rPr>
-          <w:rFonts w:hint="eastAsia"/>
+          <w:rFonts w:hint="eastAsia" w:eastAsia="黑体"/>
         </w:rPr>
         <w:t xml:space="preserve">（C1</w:t>
       </w:r>
       <w:r>
+        <w:rPr>
+          <w:rFonts w:eastAsia="黑体"/>
+        </w:rPr>
         <w:t xml:space="preserve"> </w:t>
       </w:r>
       <w:r>
         <w:rPr>
-          <w:rFonts w:hint="eastAsia"/>
+          <w:rFonts w:hint="eastAsia" w:eastAsia="黑体"/>
         </w:rPr>
         <w:t xml:space="preserve">的输出</w:t>
       </w:r>
       <w:r>
+        <w:rPr>
+          <w:rFonts w:eastAsia="黑体"/>
+        </w:rPr>
         <w:t xml:space="preserve"> OUT </w:t>
       </w:r>
       <w:r>
         <w:rPr>
-          <w:rFonts w:hint="eastAsia"/>
+          <w:rFonts w:hint="eastAsia" w:eastAsia="黑体"/>
         </w:rPr>
         <w:t xml:space="preserve">作为输出频率</w:t>
       </w:r>
       <w:r>
+        <w:rPr>
+          <w:rFonts w:eastAsia="黑体"/>
+        </w:rPr>
         <w:t xml:space="preserve"> </w:t>
       </w:r>
       <m:oMath>
@@ -506,7 +589,7 @@
       </m:oMath>
       <w:r>
         <w:rPr>
-          <w:rFonts w:hint="eastAsia"/>
+          <w:rFonts w:hint="eastAsia" w:eastAsia="黑体"/>
         </w:rPr>
         <w:t xml:space="preserve">，并触发单稳态去驱动复位开关）。</w:t>
       </w:r>
@@ -515,23 +598,27 @@
       <w:pPr/>
       <w:r>
         <w:rPr>
-          <w:rFonts w:hint="eastAsia"/>
+          <w:rFonts w:hint="eastAsia" w:eastAsia="黑体"/>
         </w:rPr>
         <w:t xml:space="preserve">各管脚连接：</w:t>
       </w:r>
       <w:r>
         <w:rPr>
+          <w:rFonts w:eastAsia="黑体"/>
           <w:b/>
           <w:bCs/>
         </w:rPr>
         <w:t xml:space="preserve">R</w:t>
       </w:r>
       <w:r>
+        <w:rPr>
+          <w:rFonts w:eastAsia="黑体"/>
+        </w:rPr>
         <w:t xml:space="preserve"> </w:t>
       </w:r>
       <w:r>
         <w:rPr>
-          <w:rFonts w:hint="eastAsia"/>
+          <w:rFonts w:hint="eastAsia" w:eastAsia="黑体"/>
         </w:rPr>
         <w:t xml:space="preserve">一端接节点①（</w:t>
       </w:r>
@@ -554,54 +641,70 @@
       </m:oMath>
       <w:r>
         <w:rPr>
-          <w:rFonts w:hint="eastAsia"/>
+          <w:rFonts w:hint="eastAsia" w:eastAsia="黑体"/>
         </w:rPr>
         <w:t xml:space="preserve">）、另一端接节点②；</w:t>
       </w:r>
       <w:r>
         <w:rPr>
+          <w:rFonts w:eastAsia="黑体"/>
           <w:b/>
           <w:bCs/>
         </w:rPr>
         <w:t xml:space="preserve">A1</w:t>
       </w:r>
       <w:r>
+        <w:rPr>
+          <w:rFonts w:eastAsia="黑体"/>
+        </w:rPr>
         <w:t xml:space="preserve"> </w:t>
       </w:r>
       <w:r>
         <w:rPr>
-          <w:rFonts w:hint="eastAsia"/>
+          <w:rFonts w:hint="eastAsia" w:eastAsia="黑体"/>
         </w:rPr>
         <w:t xml:space="preserve">的</w:t>
       </w:r>
       <w:r>
+        <w:rPr>
+          <w:rFonts w:eastAsia="黑体"/>
+        </w:rPr>
         <w:t xml:space="preserve"> IN− </w:t>
       </w:r>
       <w:r>
         <w:rPr>
-          <w:rFonts w:hint="eastAsia"/>
+          <w:rFonts w:hint="eastAsia" w:eastAsia="黑体"/>
         </w:rPr>
         <w:t xml:space="preserve">接节点②、IN+</w:t>
       </w:r>
       <w:r>
+        <w:rPr>
+          <w:rFonts w:eastAsia="黑体"/>
+        </w:rPr>
         <w:t xml:space="preserve"> </w:t>
       </w:r>
       <w:r>
         <w:rPr>
-          <w:rFonts w:hint="eastAsia"/>
+          <w:rFonts w:hint="eastAsia" w:eastAsia="黑体"/>
         </w:rPr>
         <w:t xml:space="preserve">接参考地</w:t>
       </w:r>
       <w:r>
+        <w:rPr>
+          <w:rFonts w:eastAsia="黑体"/>
+        </w:rPr>
         <w:t xml:space="preserve"> </w:t>
       </w:r>
       <w:r>
         <w:rPr>
-          <w:rFonts w:hint="eastAsia"/>
+          <w:rFonts w:hint="eastAsia" w:eastAsia="黑体"/>
         </w:rPr>
         <w:t xml:space="preserve">GND、反馈电容</w:t>
       </w:r>
       <w:r>
+        <w:rPr>
+          <w:rFonts w:eastAsia="黑体"/>
+        </w:rPr>
         <w:t xml:space="preserve"> </w:t>
       </w:r>
       <m:oMath>
@@ -610,79 +713,104 @@
         </m:r>
       </m:oMath>
       <w:r>
+        <w:rPr>
+          <w:rFonts w:eastAsia="黑体"/>
+        </w:rPr>
         <w:t xml:space="preserve"> </w:t>
       </w:r>
       <w:r>
         <w:rPr>
-          <w:rFonts w:hint="eastAsia"/>
+          <w:rFonts w:hint="eastAsia" w:eastAsia="黑体"/>
         </w:rPr>
         <w:t xml:space="preserve">一端接节点②、另一端接节点③、OUT</w:t>
       </w:r>
       <w:r>
+        <w:rPr>
+          <w:rFonts w:eastAsia="黑体"/>
+        </w:rPr>
         <w:t xml:space="preserve"> </w:t>
       </w:r>
       <w:r>
         <w:rPr>
-          <w:rFonts w:hint="eastAsia"/>
+          <w:rFonts w:hint="eastAsia" w:eastAsia="黑体"/>
         </w:rPr>
         <w:t xml:space="preserve">接节点③、正电源脚</w:t>
       </w:r>
       <w:r>
+        <w:rPr>
+          <w:rFonts w:eastAsia="黑体"/>
+        </w:rPr>
         <w:t xml:space="preserve"> V+ </w:t>
       </w:r>
       <w:r>
         <w:rPr>
-          <w:rFonts w:hint="eastAsia"/>
+          <w:rFonts w:hint="eastAsia" w:eastAsia="黑体"/>
         </w:rPr>
         <w:t xml:space="preserve">接</w:t>
       </w:r>
       <w:r>
+        <w:rPr>
+          <w:rFonts w:eastAsia="黑体"/>
+        </w:rPr>
         <w:t xml:space="preserve"> </w:t>
       </w:r>
       <w:r>
         <w:rPr>
-          <w:rFonts w:hint="eastAsia"/>
+          <w:rFonts w:hint="eastAsia" w:eastAsia="黑体"/>
         </w:rPr>
         <w:t xml:space="preserve">+VCC、负电源脚</w:t>
       </w:r>
       <w:r>
+        <w:rPr>
+          <w:rFonts w:eastAsia="黑体"/>
+        </w:rPr>
         <w:t xml:space="preserve"> V− </w:t>
       </w:r>
       <w:r>
         <w:rPr>
-          <w:rFonts w:hint="eastAsia"/>
+          <w:rFonts w:hint="eastAsia" w:eastAsia="黑体"/>
         </w:rPr>
         <w:t xml:space="preserve">接</w:t>
       </w:r>
       <w:r>
+        <w:rPr>
+          <w:rFonts w:eastAsia="黑体"/>
+        </w:rPr>
         <w:t xml:space="preserve"> </w:t>
       </w:r>
       <w:r>
         <w:rPr>
-          <w:rFonts w:hint="eastAsia"/>
+          <w:rFonts w:hint="eastAsia" w:eastAsia="黑体"/>
         </w:rPr>
         <w:t xml:space="preserve">−VEE（单电源时</w:t>
       </w:r>
       <w:r>
+        <w:rPr>
+          <w:rFonts w:eastAsia="黑体"/>
+        </w:rPr>
         <w:t xml:space="preserve"> V− </w:t>
       </w:r>
       <w:r>
         <w:rPr>
-          <w:rFonts w:hint="eastAsia"/>
+          <w:rFonts w:hint="eastAsia" w:eastAsia="黑体"/>
         </w:rPr>
         <w:t xml:space="preserve">接</w:t>
       </w:r>
       <w:r>
+        <w:rPr>
+          <w:rFonts w:eastAsia="黑体"/>
+        </w:rPr>
         <w:t xml:space="preserve"> </w:t>
       </w:r>
       <w:r>
         <w:rPr>
-          <w:rFonts w:hint="eastAsia"/>
+          <w:rFonts w:hint="eastAsia" w:eastAsia="黑体"/>
         </w:rPr>
         <w:t xml:space="preserve">GND）；</w:t>
       </w:r>
       <w:r>
         <w:rPr>
+          <w:rFonts w:eastAsia="黑体"/>
           <w:b/>
           <w:bCs/>
         </w:rPr>
@@ -690,11 +818,14 @@
       </w:r>
       <w:r>
         <w:rPr>
-          <w:rFonts w:hint="eastAsia"/>
+          <w:rFonts w:hint="eastAsia" w:eastAsia="黑体"/>
         </w:rPr>
         <w:t xml:space="preserve">（放电/单稳态复位开关）并接在</w:t>
       </w:r>
       <w:r>
+        <w:rPr>
+          <w:rFonts w:eastAsia="黑体"/>
+        </w:rPr>
         <w:t xml:space="preserve"> </w:t>
       </w:r>
       <m:oMath>
@@ -703,45 +834,58 @@
         </m:r>
       </m:oMath>
       <w:r>
+        <w:rPr>
+          <w:rFonts w:eastAsia="黑体"/>
+        </w:rPr>
         <w:t xml:space="preserve"> </w:t>
       </w:r>
       <w:r>
         <w:rPr>
-          <w:rFonts w:hint="eastAsia"/>
+          <w:rFonts w:hint="eastAsia" w:eastAsia="黑体"/>
         </w:rPr>
         <w:t xml:space="preserve">两端（一端接节点②、另一端接节点③），其控制端接节点⑤；</w:t>
       </w:r>
       <w:r>
         <w:rPr>
+          <w:rFonts w:eastAsia="黑体"/>
           <w:b/>
           <w:bCs/>
         </w:rPr>
         <w:t xml:space="preserve">C1</w:t>
       </w:r>
       <w:r>
+        <w:rPr>
+          <w:rFonts w:eastAsia="黑体"/>
+        </w:rPr>
         <w:t xml:space="preserve"> </w:t>
       </w:r>
       <w:r>
         <w:rPr>
-          <w:rFonts w:hint="eastAsia"/>
+          <w:rFonts w:hint="eastAsia" w:eastAsia="黑体"/>
         </w:rPr>
         <w:t xml:space="preserve">的</w:t>
       </w:r>
       <w:r>
+        <w:rPr>
+          <w:rFonts w:eastAsia="黑体"/>
+        </w:rPr>
         <w:t xml:space="preserve"> IN+ </w:t>
       </w:r>
       <w:r>
         <w:rPr>
-          <w:rFonts w:hint="eastAsia"/>
+          <w:rFonts w:hint="eastAsia" w:eastAsia="黑体"/>
         </w:rPr>
         <w:t xml:space="preserve">接节点③、IN−</w:t>
       </w:r>
       <w:r>
+        <w:rPr>
+          <w:rFonts w:eastAsia="黑体"/>
+        </w:rPr>
         <w:t xml:space="preserve"> </w:t>
       </w:r>
       <w:r>
         <w:rPr>
-          <w:rFonts w:hint="eastAsia"/>
+          <w:rFonts w:hint="eastAsia" w:eastAsia="黑体"/>
         </w:rPr>
         <w:t xml:space="preserve">接节点④（</w:t>
       </w:r>
@@ -767,61 +911,79 @@
       </m:oMath>
       <w:r>
         <w:rPr>
-          <w:rFonts w:hint="eastAsia"/>
+          <w:rFonts w:hint="eastAsia" w:eastAsia="黑体"/>
         </w:rPr>
         <w:t xml:space="preserve">）、OUT</w:t>
       </w:r>
       <w:r>
+        <w:rPr>
+          <w:rFonts w:eastAsia="黑体"/>
+        </w:rPr>
         <w:t xml:space="preserve"> </w:t>
       </w:r>
       <w:r>
         <w:rPr>
-          <w:rFonts w:hint="eastAsia"/>
+          <w:rFonts w:hint="eastAsia" w:eastAsia="黑体"/>
         </w:rPr>
         <w:t xml:space="preserve">接节点⑤、V+</w:t>
       </w:r>
       <w:r>
+        <w:rPr>
+          <w:rFonts w:eastAsia="黑体"/>
+        </w:rPr>
         <w:t xml:space="preserve"> </w:t>
       </w:r>
       <w:r>
         <w:rPr>
-          <w:rFonts w:hint="eastAsia"/>
+          <w:rFonts w:hint="eastAsia" w:eastAsia="黑体"/>
         </w:rPr>
         <w:t xml:space="preserve">接</w:t>
       </w:r>
       <w:r>
+        <w:rPr>
+          <w:rFonts w:eastAsia="黑体"/>
+        </w:rPr>
         <w:t xml:space="preserve"> +VCC、V− </w:t>
       </w:r>
       <w:r>
         <w:rPr>
-          <w:rFonts w:hint="eastAsia"/>
+          <w:rFonts w:hint="eastAsia" w:eastAsia="黑体"/>
         </w:rPr>
         <w:t xml:space="preserve">接</w:t>
       </w:r>
       <w:r>
+        <w:rPr>
+          <w:rFonts w:eastAsia="黑体"/>
+        </w:rPr>
         <w:t xml:space="preserve"> </w:t>
       </w:r>
       <w:r>
         <w:rPr>
-          <w:rFonts w:hint="eastAsia"/>
+          <w:rFonts w:hint="eastAsia" w:eastAsia="黑体"/>
         </w:rPr>
         <w:t xml:space="preserve">−VEE（单电源时</w:t>
       </w:r>
       <w:r>
+        <w:rPr>
+          <w:rFonts w:eastAsia="黑体"/>
+        </w:rPr>
         <w:t xml:space="preserve"> V− </w:t>
       </w:r>
       <w:r>
         <w:rPr>
-          <w:rFonts w:hint="eastAsia"/>
+          <w:rFonts w:hint="eastAsia" w:eastAsia="黑体"/>
         </w:rPr>
         <w:t xml:space="preserve">接</w:t>
       </w:r>
       <w:r>
+        <w:rPr>
+          <w:rFonts w:eastAsia="黑体"/>
+        </w:rPr>
         <w:t xml:space="preserve"> </w:t>
       </w:r>
       <w:r>
         <w:rPr>
-          <w:rFonts w:hint="eastAsia"/>
+          <w:rFonts w:hint="eastAsia" w:eastAsia="黑体"/>
         </w:rPr>
         <w:t xml:space="preserve">GND）。</w:t>
       </w:r>
@@ -830,16 +992,19 @@
       <w:pPr/>
       <w:r>
         <w:rPr>
-          <w:rFonts w:hint="eastAsia"/>
+          <w:rFonts w:hint="eastAsia" w:eastAsia="黑体"/>
         </w:rPr>
         <w:t xml:space="preserve">由此构成”输入对电容积分、积分输出达到阈值即触发单稳态对电容放电复位、周而复始”的积分型</w:t>
       </w:r>
       <w:r>
+        <w:rPr>
+          <w:rFonts w:eastAsia="黑体"/>
+        </w:rPr>
         <w:t xml:space="preserve"> VFC </w:t>
       </w:r>
       <w:r>
         <w:rPr>
-          <w:rFonts w:hint="eastAsia"/>
+          <w:rFonts w:hint="eastAsia" w:eastAsia="黑体"/>
         </w:rPr>
         <w:t xml:space="preserve">闭环组态，输出数字脉冲的频率与输入电压成正比。</w:t>
       </w:r>
@@ -852,7 +1017,7 @@
       </w:pPr>
       <w:r>
         <w:rPr>
-          <w:rFonts w:hint="eastAsia"/>
+          <w:rFonts w:hint="eastAsia" w:eastAsia="黑体"/>
         </w:rPr>
         <w:t xml:space="preserve">工作原理</w:t>
       </w:r>
@@ -863,16 +1028,19 @@
       </w:pPr>
       <w:r>
         <w:rPr>
-          <w:rFonts w:hint="eastAsia"/>
+          <w:rFonts w:hint="eastAsia" w:eastAsia="黑体"/>
         </w:rPr>
         <w:t xml:space="preserve">输入电压对积分电容充电，积分器输出线性上升；当达到比较器阈值时，触发单稳态并以固定电荷对电容放电复位，产生一个输出脉冲。输入电压越高，充到阈值越快，脉冲频率越高，从而实现</w:t>
       </w:r>
       <w:r>
+        <w:rPr>
+          <w:rFonts w:eastAsia="黑体"/>
+        </w:rPr>
         <w:t xml:space="preserve"> V→f </w:t>
       </w:r>
       <w:r>
         <w:rPr>
-          <w:rFonts w:hint="eastAsia"/>
+          <w:rFonts w:hint="eastAsia" w:eastAsia="黑体"/>
         </w:rPr>
         <w:t xml:space="preserve">的线性转换。</w:t>
       </w:r>
@@ -885,7 +1053,7 @@
       </w:pPr>
       <w:r>
         <w:rPr>
-          <w:rFonts w:hint="eastAsia"/>
+          <w:rFonts w:hint="eastAsia" w:eastAsia="黑体"/>
         </w:rPr>
         <w:t xml:space="preserve">关键计算公式</w:t>
       </w:r>
@@ -899,16 +1067,19 @@
       </w:pPr>
       <w:r>
         <w:rPr>
-          <w:rFonts w:hint="eastAsia"/>
+          <w:rFonts w:hint="eastAsia" w:eastAsia="黑体"/>
         </w:rPr>
         <w:t xml:space="preserve">输出频率（积分型</w:t>
       </w:r>
       <w:r>
+        <w:rPr>
+          <w:rFonts w:eastAsia="黑体"/>
+        </w:rPr>
         <w:t xml:space="preserve"> </w:t>
       </w:r>
       <w:r>
         <w:rPr>
-          <w:rFonts w:hint="eastAsia"/>
+          <w:rFonts w:hint="eastAsia" w:eastAsia="黑体"/>
         </w:rPr>
         <w:t xml:space="preserve">VFC）：</w:t>
       </w:r>
@@ -1025,7 +1196,7 @@
       </w:pPr>
       <w:r>
         <w:rPr>
-          <w:rFonts w:hint="eastAsia"/>
+          <w:rFonts w:hint="eastAsia" w:eastAsia="黑体"/>
         </w:rPr>
         <w:t xml:space="preserve">满量程频率（充-放单稳态式）：</w:t>
       </w:r>
@@ -1112,7 +1283,7 @@
       </w:pPr>
       <w:r>
         <w:rPr>
-          <w:rFonts w:hint="eastAsia"/>
+          <w:rFonts w:hint="eastAsia" w:eastAsia="黑体"/>
         </w:rPr>
         <w:t xml:space="preserve">转换增益：</w:t>
       </w:r>
@@ -1202,7 +1373,7 @@
       </w:pPr>
       <w:r>
         <w:rPr>
-          <w:rFonts w:hint="eastAsia"/>
+          <w:rFonts w:hint="eastAsia" w:eastAsia="黑体"/>
         </w:rPr>
         <w:t xml:space="preserve">用计数器量化后的位数：</w:t>
       </w:r>
@@ -1330,7 +1501,7 @@
             </w:pPr>
             <w:r>
               <w:rPr>
-                <w:rFonts w:hint="eastAsia"/>
+                <w:rFonts w:hint="eastAsia" w:eastAsia="黑体"/>
               </w:rPr>
               <w:t xml:space="preserve">符号</w:t>
             </w:r>
@@ -1344,7 +1515,7 @@
             </w:pPr>
             <w:r>
               <w:rPr>
-                <w:rFonts w:hint="eastAsia"/>
+                <w:rFonts w:hint="eastAsia" w:eastAsia="黑体"/>
               </w:rPr>
               <w:t xml:space="preserve">含义</w:t>
             </w:r>
@@ -1358,7 +1529,7 @@
             </w:pPr>
             <w:r>
               <w:rPr>
-                <w:rFonts w:hint="eastAsia"/>
+                <w:rFonts w:hint="eastAsia" w:eastAsia="黑体"/>
               </w:rPr>
               <w:t xml:space="preserve">单位</w:t>
             </w:r>
@@ -1390,6 +1561,9 @@
               </m:sSub>
             </m:oMath>
             <w:r>
+              <w:rPr>
+                <w:rFonts w:eastAsia="黑体"/>
+              </w:rPr>
               <w:t xml:space="preserve">​</w:t>
             </w:r>
           </w:p>
@@ -1402,7 +1576,7 @@
             </w:pPr>
             <w:r>
               <w:rPr>
-                <w:rFonts w:hint="eastAsia"/>
+                <w:rFonts w:hint="eastAsia" w:eastAsia="黑体"/>
               </w:rPr>
               <w:t xml:space="preserve">输入电压</w:t>
             </w:r>
@@ -1415,6 +1589,9 @@
               <w:pStyle w:val="Compact"/>
             </w:pPr>
             <w:r>
+              <w:rPr>
+                <w:rFonts w:eastAsia="黑体"/>
+              </w:rPr>
               <w:t xml:space="preserve">V</w:t>
             </w:r>
           </w:p>
@@ -1448,6 +1625,9 @@
               </m:sSub>
             </m:oMath>
             <w:r>
+              <w:rPr>
+                <w:rFonts w:eastAsia="黑体"/>
+              </w:rPr>
               <w:t xml:space="preserve">​</w:t>
             </w:r>
           </w:p>
@@ -1460,7 +1640,7 @@
             </w:pPr>
             <w:r>
               <w:rPr>
-                <w:rFonts w:hint="eastAsia"/>
+                <w:rFonts w:hint="eastAsia" w:eastAsia="黑体"/>
               </w:rPr>
               <w:t xml:space="preserve">参考/复位电压</w:t>
             </w:r>
@@ -1473,6 +1653,9 @@
               <w:pStyle w:val="Compact"/>
             </w:pPr>
             <w:r>
+              <w:rPr>
+                <w:rFonts w:eastAsia="黑体"/>
+              </w:rPr>
               <w:t xml:space="preserve">V</w:t>
             </w:r>
           </w:p>
@@ -1491,6 +1674,9 @@
               </m:r>
             </m:oMath>
             <w:r>
+              <w:rPr>
+                <w:rFonts w:eastAsia="黑体"/>
+              </w:rPr>
               <w:t xml:space="preserve">、</w:t>
             </w:r>
             <m:oMath>
@@ -1508,7 +1694,7 @@
             </w:pPr>
             <w:r>
               <w:rPr>
-                <w:rFonts w:hint="eastAsia"/>
+                <w:rFonts w:hint="eastAsia" w:eastAsia="黑体"/>
               </w:rPr>
               <w:t xml:space="preserve">积分电阻、电容</w:t>
             </w:r>
@@ -1521,6 +1707,9 @@
               <w:pStyle w:val="Compact"/>
             </w:pPr>
             <w:r>
+              <w:rPr>
+                <w:rFonts w:eastAsia="黑体"/>
+              </w:rPr>
               <w:t xml:space="preserve">Ω, F</w:t>
             </w:r>
           </w:p>
@@ -1554,6 +1743,9 @@
               </m:sSub>
             </m:oMath>
             <w:r>
+              <w:rPr>
+                <w:rFonts w:eastAsia="黑体"/>
+              </w:rPr>
               <w:t xml:space="preserve">​</w:t>
             </w:r>
           </w:p>
@@ -1566,7 +1758,7 @@
             </w:pPr>
             <w:r>
               <w:rPr>
-                <w:rFonts w:hint="eastAsia"/>
+                <w:rFonts w:hint="eastAsia" w:eastAsia="黑体"/>
               </w:rPr>
               <w:t xml:space="preserve">输出频率</w:t>
             </w:r>
@@ -1579,6 +1771,9 @@
               <w:pStyle w:val="Compact"/>
             </w:pPr>
             <w:r>
+              <w:rPr>
+                <w:rFonts w:eastAsia="黑体"/>
+              </w:rPr>
               <w:t xml:space="preserve">Hz</w:t>
             </w:r>
           </w:p>
@@ -1609,6 +1804,9 @@
               </m:sSub>
             </m:oMath>
             <w:r>
+              <w:rPr>
+                <w:rFonts w:eastAsia="黑体"/>
+              </w:rPr>
               <w:t xml:space="preserve">​</w:t>
             </w:r>
           </w:p>
@@ -1621,7 +1819,7 @@
             </w:pPr>
             <w:r>
               <w:rPr>
-                <w:rFonts w:hint="eastAsia"/>
+                <w:rFonts w:hint="eastAsia" w:eastAsia="黑体"/>
               </w:rPr>
               <w:t xml:space="preserve">输入电流（</w:t>
             </w:r>
@@ -1659,7 +1857,7 @@
             </m:oMath>
             <w:r>
               <w:rPr>
-                <w:rFonts w:hint="eastAsia"/>
+                <w:rFonts w:hint="eastAsia" w:eastAsia="黑体"/>
               </w:rPr>
               <w:t xml:space="preserve">）</w:t>
             </w:r>
@@ -1672,6 +1870,9 @@
               <w:pStyle w:val="Compact"/>
             </w:pPr>
             <w:r>
+              <w:rPr>
+                <w:rFonts w:eastAsia="黑体"/>
+              </w:rPr>
               <w:t xml:space="preserve">A</w:t>
             </w:r>
           </w:p>
@@ -1699,6 +1900,9 @@
               </m:sSub>
             </m:oMath>
             <w:r>
+              <w:rPr>
+                <w:rFonts w:eastAsia="黑体"/>
+              </w:rPr>
               <w:t xml:space="preserve">​</w:t>
             </w:r>
           </w:p>
@@ -1711,7 +1915,7 @@
             </w:pPr>
             <w:r>
               <w:rPr>
-                <w:rFonts w:hint="eastAsia"/>
+                <w:rFonts w:hint="eastAsia" w:eastAsia="黑体"/>
               </w:rPr>
               <w:t xml:space="preserve">单次复位电荷量</w:t>
             </w:r>
@@ -1724,6 +1928,9 @@
               <w:pStyle w:val="Compact"/>
             </w:pPr>
             <w:r>
+              <w:rPr>
+                <w:rFonts w:eastAsia="黑体"/>
+              </w:rPr>
               <w:t xml:space="preserve">C</w:t>
             </w:r>
           </w:p>
@@ -1738,7 +1945,7 @@
       </w:pPr>
       <w:r>
         <w:rPr>
-          <w:rFonts w:hint="eastAsia"/>
+          <w:rFonts w:hint="eastAsia" w:eastAsia="黑体"/>
         </w:rPr>
         <w:t xml:space="preserve">元件调整影响</w:t>
       </w:r>
@@ -1753,6 +1960,7 @@
       </w:pPr>
       <w:r>
         <w:rPr>
+          <w:rFonts w:eastAsia="黑体"/>
           <w:b/>
           <w:bCs/>
         </w:rPr>
@@ -1760,7 +1968,7 @@
       </w:r>
       <w:r>
         <w:rPr>
-          <w:rFonts w:hint="eastAsia"/>
+          <w:rFonts w:hint="eastAsia" w:eastAsia="黑体"/>
           <w:b/>
           <w:bCs/>
         </w:rPr>
@@ -1768,6 +1976,7 @@
       </w:r>
       <w:r>
         <w:rPr>
+          <w:rFonts w:eastAsia="黑体"/>
           <w:b/>
           <w:bCs/>
         </w:rPr>
@@ -1775,21 +1984,27 @@
       </w:r>
       <w:r>
         <w:rPr>
-          <w:rFonts w:hint="eastAsia"/>
+          <w:rFonts w:hint="eastAsia" w:eastAsia="黑体"/>
           <w:b/>
           <w:bCs/>
         </w:rPr>
         <w:t xml:space="preserve">增大</w:t>
       </w:r>
       <w:r>
+        <w:rPr>
+          <w:rFonts w:eastAsia="黑体"/>
+        </w:rPr>
         <w:t xml:space="preserve"> </w:t>
       </w:r>
       <w:r>
+        <w:rPr>
+          <w:rFonts w:eastAsia="黑体"/>
+        </w:rPr>
         <w:t xml:space="preserve">→ </w:t>
       </w:r>
       <w:r>
         <w:rPr>
-          <w:rFonts w:hint="eastAsia"/>
+          <w:rFonts w:hint="eastAsia" w:eastAsia="黑体"/>
         </w:rPr>
         <w:t xml:space="preserve">满量程频率下降，积分时间变长，分辨率提高但速度变慢。</w:t>
       </w:r>
@@ -1804,7 +2019,7 @@
       </w:pPr>
       <w:r>
         <w:rPr>
-          <w:rFonts w:hint="eastAsia"/>
+          <w:rFonts w:hint="eastAsia" w:eastAsia="黑体"/>
           <w:b/>
           <w:bCs/>
         </w:rPr>
@@ -1812,6 +2027,7 @@
       </w:r>
       <w:r>
         <w:rPr>
+          <w:rFonts w:eastAsia="黑体"/>
           <w:b/>
           <w:bCs/>
         </w:rPr>
@@ -1839,6 +2055,7 @@
       </m:oMath>
       <w:r>
         <w:rPr>
+          <w:rFonts w:eastAsia="黑体"/>
           <w:b/>
           <w:bCs/>
         </w:rPr>
@@ -1846,21 +2063,27 @@
       </w:r>
       <w:r>
         <w:rPr>
-          <w:rFonts w:hint="eastAsia"/>
+          <w:rFonts w:hint="eastAsia" w:eastAsia="黑体"/>
           <w:b/>
           <w:bCs/>
         </w:rPr>
         <w:t xml:space="preserve">增大</w:t>
       </w:r>
       <w:r>
+        <w:rPr>
+          <w:rFonts w:eastAsia="黑体"/>
+        </w:rPr>
         <w:t xml:space="preserve"> </w:t>
       </w:r>
       <w:r>
+        <w:rPr>
+          <w:rFonts w:eastAsia="黑体"/>
+        </w:rPr>
         <w:t xml:space="preserve">→ </w:t>
       </w:r>
       <w:r>
         <w:rPr>
-          <w:rFonts w:hint="eastAsia"/>
+          <w:rFonts w:hint="eastAsia" w:eastAsia="黑体"/>
         </w:rPr>
         <w:t xml:space="preserve">输出频率降低。</w:t>
       </w:r>
@@ -1875,7 +2098,7 @@
       </w:pPr>
       <w:r>
         <w:rPr>
-          <w:rFonts w:hint="eastAsia"/>
+          <w:rFonts w:hint="eastAsia" w:eastAsia="黑体"/>
           <w:b/>
           <w:bCs/>
         </w:rPr>
@@ -1883,6 +2106,7 @@
       </w:r>
       <w:r>
         <w:rPr>
+          <w:rFonts w:eastAsia="黑体"/>
           <w:b/>
           <w:bCs/>
         </w:rPr>
@@ -1904,6 +2128,7 @@
       </m:oMath>
       <w:r>
         <w:rPr>
+          <w:rFonts w:eastAsia="黑体"/>
           <w:b/>
           <w:bCs/>
         </w:rPr>
@@ -1911,21 +2136,27 @@
       </w:r>
       <w:r>
         <w:rPr>
-          <w:rFonts w:hint="eastAsia"/>
+          <w:rFonts w:hint="eastAsia" w:eastAsia="黑体"/>
           <w:b/>
           <w:bCs/>
         </w:rPr>
         <w:t xml:space="preserve">减小</w:t>
       </w:r>
       <w:r>
+        <w:rPr>
+          <w:rFonts w:eastAsia="黑体"/>
+        </w:rPr>
         <w:t xml:space="preserve"> </w:t>
       </w:r>
       <w:r>
+        <w:rPr>
+          <w:rFonts w:eastAsia="黑体"/>
+        </w:rPr>
         <w:t xml:space="preserve">→ </w:t>
       </w:r>
       <w:r>
         <w:rPr>
-          <w:rFonts w:hint="eastAsia"/>
+          <w:rFonts w:hint="eastAsia" w:eastAsia="黑体"/>
         </w:rPr>
         <w:t xml:space="preserve">单位电压对应频率升高。</w:t>
       </w:r>
@@ -1940,7 +2171,7 @@
       </w:pPr>
       <w:r>
         <w:rPr>
-          <w:rFonts w:hint="eastAsia"/>
+          <w:rFonts w:hint="eastAsia" w:eastAsia="黑体"/>
         </w:rPr>
         <w:t xml:space="preserve">积分电容漏电、运放失调会使低频端非线性增大。</w:t>
       </w:r>
@@ -1953,7 +2184,7 @@
       </w:pPr>
       <w:r>
         <w:rPr>
-          <w:rFonts w:hint="eastAsia"/>
+          <w:rFonts w:hint="eastAsia" w:eastAsia="黑体"/>
         </w:rPr>
         <w:t xml:space="preserve">典型参数示例</w:t>
       </w:r>
@@ -1968,11 +2199,14 @@
       </w:pPr>
       <w:r>
         <w:rPr>
-          <w:rFonts w:hint="eastAsia"/>
+          <w:rFonts w:hint="eastAsia" w:eastAsia="黑体"/>
         </w:rPr>
         <w:t xml:space="preserve">取</w:t>
       </w:r>
       <w:r>
+        <w:rPr>
+          <w:rFonts w:eastAsia="黑体"/>
+        </w:rPr>
         <w:t xml:space="preserve"> </w:t>
       </w:r>
       <m:oMath>
@@ -2000,6 +2234,9 @@
         </m:r>
       </m:oMath>
       <w:r>
+        <w:rPr>
+          <w:rFonts w:eastAsia="黑体"/>
+        </w:rPr>
         <w:t xml:space="preserve">、</w:t>
       </w:r>
       <m:oMath>
@@ -2027,6 +2264,9 @@
         </m:r>
       </m:oMath>
       <w:r>
+        <w:rPr>
+          <w:rFonts w:eastAsia="黑体"/>
+        </w:rPr>
         <w:t xml:space="preserve">、</w:t>
       </w:r>
       <m:oMath>
@@ -2069,6 +2309,9 @@
         </m:r>
       </m:oMath>
       <w:r>
+        <w:rPr>
+          <w:rFonts w:eastAsia="黑体"/>
+        </w:rPr>
         <w:t xml:space="preserve">、</w:t>
       </w:r>
       <m:oMath>
@@ -2089,20 +2332,26 @@
         </m:sSub>
       </m:oMath>
       <w:r>
+        <w:rPr>
+          <w:rFonts w:eastAsia="黑体"/>
+        </w:rPr>
         <w:t xml:space="preserve"> </w:t>
       </w:r>
       <w:r>
         <w:rPr>
-          <w:rFonts w:hint="eastAsia"/>
+          <w:rFonts w:hint="eastAsia" w:eastAsia="黑体"/>
         </w:rPr>
         <w:t xml:space="preserve">满量程</w:t>
       </w:r>
       <w:r>
+        <w:rPr>
+          <w:rFonts w:eastAsia="黑体"/>
+        </w:rPr>
         <w:t xml:space="preserve"> 10 </w:t>
       </w:r>
       <w:r>
         <w:rPr>
-          <w:rFonts w:hint="eastAsia"/>
+          <w:rFonts w:hint="eastAsia" w:eastAsia="黑体"/>
         </w:rPr>
         <w:t xml:space="preserve">V：</w:t>
       </w:r>
@@ -2270,20 +2519,26 @@
       </w:pPr>
       <w:r>
         <w:rPr>
-          <w:rFonts w:hint="eastAsia"/>
+          <w:rFonts w:hint="eastAsia" w:eastAsia="黑体"/>
         </w:rPr>
         <w:t xml:space="preserve">输入</w:t>
       </w:r>
       <w:r>
+        <w:rPr>
+          <w:rFonts w:eastAsia="黑体"/>
+        </w:rPr>
         <w:t xml:space="preserve"> 1 V </w:t>
       </w:r>
       <w:r>
         <w:rPr>
-          <w:rFonts w:hint="eastAsia"/>
+          <w:rFonts w:hint="eastAsia" w:eastAsia="黑体"/>
         </w:rPr>
         <w:t xml:space="preserve">时</w:t>
       </w:r>
       <w:r>
+        <w:rPr>
+          <w:rFonts w:eastAsia="黑体"/>
+        </w:rPr>
         <w:t xml:space="preserve"> </w:t>
       </w:r>
       <m:oMath>
@@ -2311,6 +2566,9 @@
         </m:r>
       </m:oMath>
       <w:r>
+        <w:rPr>
+          <w:rFonts w:eastAsia="黑体"/>
+        </w:rPr>
         <w:t xml:space="preserve">。</w:t>
       </w:r>
     </w:p>
@@ -2322,7 +2580,7 @@
       </w:pPr>
       <w:r>
         <w:rPr>
-          <w:rFonts w:hint="eastAsia"/>
+          <w:rFonts w:hint="eastAsia" w:eastAsia="黑体"/>
         </w:rPr>
         <w:t xml:space="preserve">常见器件型号</w:t>
       </w:r>
@@ -2336,11 +2594,14 @@
         </w:numPr>
       </w:pPr>
       <w:r>
+        <w:rPr>
+          <w:rFonts w:eastAsia="黑体"/>
+        </w:rPr>
         <w:t xml:space="preserve">VFC </w:t>
       </w:r>
       <w:r>
         <w:rPr>
-          <w:rFonts w:hint="eastAsia"/>
+          <w:rFonts w:hint="eastAsia" w:eastAsia="黑体"/>
         </w:rPr>
         <w:t xml:space="preserve">专用芯片：LM331、AD7740（AD652）。</w:t>
       </w:r>
@@ -2355,7 +2616,7 @@
       </w:pPr>
       <w:r>
         <w:rPr>
-          <w:rFonts w:hint="eastAsia"/>
+          <w:rFonts w:hint="eastAsia" w:eastAsia="黑体"/>
         </w:rPr>
         <w:t xml:space="preserve">通用运放：LM358、TL071、OP07。</w:t>
       </w:r>
@@ -2370,7 +2631,7 @@
       </w:pPr>
       <w:r>
         <w:rPr>
-          <w:rFonts w:hint="eastAsia"/>
+          <w:rFonts w:hint="eastAsia" w:eastAsia="黑体"/>
         </w:rPr>
         <w:t xml:space="preserve">计数器/定时器：74HC393、单片机定时器资源。</w:t>
       </w:r>
@@ -2383,7 +2644,7 @@
       </w:pPr>
       <w:r>
         <w:rPr>
-          <w:rFonts w:hint="eastAsia"/>
+          <w:rFonts w:hint="eastAsia" w:eastAsia="黑体"/>
         </w:rPr>
         <w:t xml:space="preserve">注意事项</w:t>
       </w:r>
@@ -2398,16 +2659,19 @@
       </w:pPr>
       <w:r>
         <w:rPr>
-          <w:rFonts w:hint="eastAsia"/>
+          <w:rFonts w:hint="eastAsia" w:eastAsia="黑体"/>
         </w:rPr>
         <w:t xml:space="preserve">输出频率与</w:t>
       </w:r>
       <w:r>
+        <w:rPr>
+          <w:rFonts w:eastAsia="黑体"/>
+        </w:rPr>
         <w:t xml:space="preserve"> </w:t>
       </w:r>
       <w:r>
         <w:rPr>
-          <w:rFonts w:hint="eastAsia"/>
+          <w:rFonts w:hint="eastAsia" w:eastAsia="黑体"/>
         </w:rPr>
         <w:t xml:space="preserve">RC、参考电压的精度、温度漂移直接相关，需选用温漂小的元件。</w:t>
       </w:r>
@@ -2422,7 +2686,7 @@
       </w:pPr>
       <w:r>
         <w:rPr>
-          <w:rFonts w:hint="eastAsia"/>
+          <w:rFonts w:hint="eastAsia" w:eastAsia="黑体"/>
         </w:rPr>
         <w:t xml:space="preserve">需考虑运放失调电压对低频（小信号）线性度的影响。</w:t>
       </w:r>
@@ -2437,7 +2701,7 @@
       </w:pPr>
       <w:r>
         <w:rPr>
-          <w:rFonts w:hint="eastAsia"/>
+          <w:rFonts w:hint="eastAsia" w:eastAsia="黑体"/>
         </w:rPr>
         <w:t xml:space="preserve">输出脉冲经隔离（光耦/变压器）后可直接计数，适合工业远传。</w:t>
       </w:r>
@@ -2452,7 +2716,7 @@
       </w:pPr>
       <w:r>
         <w:rPr>
-          <w:rFonts w:hint="eastAsia"/>
+          <w:rFonts w:hint="eastAsia" w:eastAsia="黑体"/>
         </w:rPr>
         <w:t xml:space="preserve">高精度场合需校准积分电容的非线性与介电吸收。</w:t>
       </w:r>
@@ -2465,7 +2729,7 @@
       </w:pPr>
       <w:r>
         <w:rPr>
-          <w:rFonts w:hint="eastAsia"/>
+          <w:rFonts w:hint="eastAsia" w:eastAsia="黑体"/>
         </w:rPr>
         <w:t xml:space="preserve">参考资料</w:t>
       </w:r>
@@ -2479,6 +2743,9 @@
         </w:numPr>
       </w:pPr>
       <w:r>
+        <w:rPr>
+          <w:rFonts w:eastAsia="黑体"/>
+        </w:rPr>
         <w:t xml:space="preserve">Wikipedia: Voltage-to-frequency converter。</w:t>
       </w:r>
     </w:p>
@@ -2491,20 +2758,26 @@
         </w:numPr>
       </w:pPr>
       <w:r>
+        <w:rPr>
+          <w:rFonts w:eastAsia="黑体"/>
+        </w:rPr>
         <w:t xml:space="preserve">LM331 / AD7740 </w:t>
       </w:r>
       <w:r>
         <w:rPr>
-          <w:rFonts w:hint="eastAsia"/>
+          <w:rFonts w:hint="eastAsia" w:eastAsia="黑体"/>
         </w:rPr>
         <w:t xml:space="preserve">数据手册（TI</w:t>
       </w:r>
       <w:r>
+        <w:rPr>
+          <w:rFonts w:eastAsia="黑体"/>
+        </w:rPr>
         <w:t xml:space="preserve"> / ADI </w:t>
       </w:r>
       <w:r>
         <w:rPr>
-          <w:rFonts w:hint="eastAsia"/>
+          <w:rFonts w:hint="eastAsia" w:eastAsia="黑体"/>
         </w:rPr>
         <w:t xml:space="preserve">官方）。</w:t>
       </w:r>
@@ -2519,16 +2792,19 @@
       </w:pPr>
       <w:r>
         <w:rPr>
-          <w:rFonts w:hint="eastAsia"/>
+          <w:rFonts w:hint="eastAsia" w:eastAsia="黑体"/>
         </w:rPr>
         <w:t xml:space="preserve">《模拟电子技术基础》V/F</w:t>
       </w:r>
       <w:r>
+        <w:rPr>
+          <w:rFonts w:eastAsia="黑体"/>
+        </w:rPr>
         <w:t xml:space="preserve"> </w:t>
       </w:r>
       <w:r>
         <w:rPr>
-          <w:rFonts w:hint="eastAsia"/>
+          <w:rFonts w:hint="eastAsia" w:eastAsia="黑体"/>
         </w:rPr>
         <w:t xml:space="preserve">转换章节。</w:t>
       </w:r>
@@ -2542,11 +2818,11 @@
       </w:pPr>
       <w:r>
         <w:rPr>
-          <w:rFonts w:ascii="Times New Roman" w:hAnsi="Times New Roman"/>
+          <w:rFonts w:ascii="Times New Roman" w:hAnsi="Times New Roman" w:eastAsia="黑体"/>
           <w:color w:val="555555"/>
           <w:sz w:val="21"/>
         </w:rPr>
-        <w:t>材料收集者：杜文杰</w:t>
+        <w:t>材料收集者：杜文杰，WX手机：19519196569，QQ:3478827729</w:t>
       </w:r>
     </w:p>
     <w:sectPr>
@@ -2566,7 +2842,7 @@
 </file>
 
 <file path=word/footer1.xml><?xml version="1.0" encoding="utf-8"?>
-<w:ftr xmlns:m="http://schemas.openxmlformats.org/officeDocument/2006/math" xmlns:mc="http://schemas.openxmlformats.org/markup-compatibility/2006" xmlns:mo="http://schemas.microsoft.com/office/mac/office/2008/main" xmlns:mv="urn:schemas-microsoft-com:mac:vml" xmlns:o="urn:schemas-microsoft-com:office:office" xmlns:r="http://schemas.openxmlformats.org/officeDocument/2006/relationships" xmlns:v="urn:schemas-microsoft-com:vml" xmlns:w10="urn:schemas-microsoft-com:office:word" xmlns:w14="http://schemas.microsoft.com/office/word/2010/wordml" xmlns:w="http://schemas.openxmlformats.org/wordprocessingml/2006/main" xmlns:wne="http://schemas.microsoft.com/office/word/2006/wordml" xmlns:wp14="http://schemas.microsoft.com/office/word/2010/wordprocessingDrawing" xmlns:wp="http://schemas.openxmlformats.org/drawingml/2006/wordprocessingDrawing" xmlns:wpc="http://schemas.microsoft.com/office/word/2010/wordprocessingCanvas" xmlns:wpg="http://schemas.microsoft.com/office/word/2010/wordprocessingGroup" xmlns:wpi="http://schemas.microsoft.com/office/word/2010/wordprocessingInk" xmlns:wps="http://schemas.microsoft.com/office/word/2010/wordprocessingShape" mc:Ignorable="w14 wp14">
+<w:ftr xmlns:mc="http://schemas.openxmlformats.org/markup-compatibility/2006" xmlns:w="http://schemas.openxmlformats.org/wordprocessingml/2006/main" xmlns:m="http://schemas.openxmlformats.org/officeDocument/2006/math" xmlns:mo="http://schemas.microsoft.com/office/mac/office/2008/main" xmlns:mv="urn:schemas-microsoft-com:mac:vml" xmlns:o="urn:schemas-microsoft-com:office:office" xmlns:r="http://schemas.openxmlformats.org/officeDocument/2006/relationships" xmlns:v="urn:schemas-microsoft-com:vml" xmlns:w10="urn:schemas-microsoft-com:office:word" xmlns:w14="http://schemas.microsoft.com/office/word/2010/wordml" xmlns:wne="http://schemas.microsoft.com/office/word/2006/wordml" xmlns:wp14="http://schemas.microsoft.com/office/word/2010/wordprocessingDrawing" xmlns:wp="http://schemas.openxmlformats.org/drawingml/2006/wordprocessingDrawing" xmlns:wpc="http://schemas.microsoft.com/office/word/2010/wordprocessingCanvas" xmlns:wpg="http://schemas.microsoft.com/office/word/2010/wordprocessingGroup" xmlns:wpi="http://schemas.microsoft.com/office/word/2010/wordprocessingInk" xmlns:wps="http://schemas.microsoft.com/office/word/2010/wordprocessingShape" mc:Ignorable="w14 wp14">
   <w:p>
     <w:pPr>
       <w:pStyle w:val="Footer"/>
@@ -2574,12 +2850,14 @@
     </w:pPr>
     <w:r>
       <w:rPr>
+        <w:rFonts w:eastAsia="黑体"/>
         <w:sz w:val="18"/>
       </w:rPr>
       <w:t xml:space="preserve">第 </w:t>
     </w:r>
     <w:r>
       <w:rPr>
+        <w:rFonts w:eastAsia="黑体"/>
         <w:sz w:val="18"/>
       </w:rPr>
       <w:fldChar w:fldCharType="begin"/>
@@ -2588,6 +2866,7 @@
     </w:r>
     <w:r>
       <w:rPr>
+        <w:rFonts w:eastAsia="黑体"/>
         <w:sz w:val="18"/>
       </w:rPr>
       <w:t xml:space="preserve"> 页</w:t>
@@ -2601,6 +2880,9 @@
   <w:footnote w:type="continuationSeparator" w:id="0">
     <w:p>
       <w:r>
+        <w:rPr>
+          <w:rFonts w:eastAsia="黑体"/>
+        </w:rPr>
         <w:continuationSeparator/>
       </w:r>
     </w:p>
@@ -2608,6 +2890,9 @@
   <w:footnote w:type="separator" w:id="-1">
     <w:p>
       <w:r>
+        <w:rPr>
+          <w:rFonts w:eastAsia="黑体"/>
+        </w:rPr>
         <w:separator/>
       </w:r>
     </w:p>
@@ -2616,7 +2901,7 @@
 </file>
 
 <file path=word/header1.xml><?xml version="1.0" encoding="utf-8"?>
-<w:hdr xmlns:m="http://schemas.openxmlformats.org/officeDocument/2006/math" xmlns:mc="http://schemas.openxmlformats.org/markup-compatibility/2006" xmlns:mo="http://schemas.microsoft.com/office/mac/office/2008/main" xmlns:mv="urn:schemas-microsoft-com:mac:vml" xmlns:o="urn:schemas-microsoft-com:office:office" xmlns:r="http://schemas.openxmlformats.org/officeDocument/2006/relationships" xmlns:v="urn:schemas-microsoft-com:vml" xmlns:w10="urn:schemas-microsoft-com:office:word" xmlns:w14="http://schemas.microsoft.com/office/word/2010/wordml" xmlns:w="http://schemas.openxmlformats.org/wordprocessingml/2006/main" xmlns:wne="http://schemas.microsoft.com/office/word/2006/wordml" xmlns:wp14="http://schemas.microsoft.com/office/word/2010/wordprocessingDrawing" xmlns:wp="http://schemas.openxmlformats.org/drawingml/2006/wordprocessingDrawing" xmlns:wpc="http://schemas.microsoft.com/office/word/2010/wordprocessingCanvas" xmlns:wpg="http://schemas.microsoft.com/office/word/2010/wordprocessingGroup" xmlns:wpi="http://schemas.microsoft.com/office/word/2010/wordprocessingInk" xmlns:wps="http://schemas.microsoft.com/office/word/2010/wordprocessingShape" mc:Ignorable="w14 wp14">
+<w:hdr xmlns:mc="http://schemas.openxmlformats.org/markup-compatibility/2006" xmlns:w="http://schemas.openxmlformats.org/wordprocessingml/2006/main" xmlns:m="http://schemas.openxmlformats.org/officeDocument/2006/math" xmlns:mo="http://schemas.microsoft.com/office/mac/office/2008/main" xmlns:mv="urn:schemas-microsoft-com:mac:vml" xmlns:o="urn:schemas-microsoft-com:office:office" xmlns:r="http://schemas.openxmlformats.org/officeDocument/2006/relationships" xmlns:v="urn:schemas-microsoft-com:vml" xmlns:w10="urn:schemas-microsoft-com:office:word" xmlns:w14="http://schemas.microsoft.com/office/word/2010/wordml" xmlns:wne="http://schemas.microsoft.com/office/word/2006/wordml" xmlns:wp14="http://schemas.microsoft.com/office/word/2010/wordprocessingDrawing" xmlns:wp="http://schemas.openxmlformats.org/drawingml/2006/wordprocessingDrawing" xmlns:wpc="http://schemas.microsoft.com/office/word/2010/wordprocessingCanvas" xmlns:wpg="http://schemas.microsoft.com/office/word/2010/wordprocessingGroup" xmlns:wpi="http://schemas.microsoft.com/office/word/2010/wordprocessingInk" xmlns:wps="http://schemas.microsoft.com/office/word/2010/wordprocessingShape" mc:Ignorable="w14 wp14">
   <w:p>
     <w:pPr>
       <w:pStyle w:val="Header"/>
@@ -2624,7 +2909,7 @@
     </w:pPr>
     <w:r>
       <w:rPr>
-        <w:rFonts w:ascii="Times New Roman" w:hAnsi="Times New Roman"/>
+        <w:rFonts w:ascii="Times New Roman" w:hAnsi="Times New Roman" w:eastAsia="黑体"/>
         <w:sz w:val="18"/>
         <w:rFonts w:eastAsia="黑体"/>
         <w:rFonts w:eastAsia="黑体"/>
@@ -2636,7 +2921,7 @@
 </file>
 
 <file path=word/numbering.xml><?xml version="1.0" encoding="utf-8"?>
-<w:numbering xmlns:m="http://schemas.openxmlformats.org/officeDocument/2006/math" xmlns:mc="http://schemas.openxmlformats.org/markup-compatibility/2006" xmlns:mo="http://schemas.microsoft.com/office/mac/office/2008/main" xmlns:mv="urn:schemas-microsoft-com:mac:vml" xmlns:o="urn:schemas-microsoft-com:office:office" xmlns:r="http://schemas.openxmlformats.org/officeDocument/2006/relationships" xmlns:v="urn:schemas-microsoft-com:vml" xmlns:w="http://schemas.openxmlformats.org/wordprocessingml/2006/main" xmlns:w10="urn:schemas-microsoft-com:office:word" xmlns:w14="http://schemas.microsoft.com/office/word/2010/wordml" xmlns:wne="http://schemas.microsoft.com/office/word/2006/wordml" xmlns:wp="http://schemas.openxmlformats.org/drawingml/2006/wordprocessingDrawing" xmlns:wp14="http://schemas.microsoft.com/office/word/2010/wordprocessingDrawing" xmlns:wpc="http://schemas.microsoft.com/office/word/2010/wordprocessingCanvas" xmlns:wpg="http://schemas.microsoft.com/office/word/2010/wordprocessingGroup" xmlns:wpi="http://schemas.microsoft.com/office/word/2010/wordprocessingInk" xmlns:wps="http://schemas.microsoft.com/office/word/2010/wordprocessingShape" mc:Ignorable="w14 wp14">
+<w:numbering xmlns:mc="http://schemas.openxmlformats.org/markup-compatibility/2006" xmlns:w="http://schemas.openxmlformats.org/wordprocessingml/2006/main" xmlns:m="http://schemas.openxmlformats.org/officeDocument/2006/math" xmlns:mo="http://schemas.microsoft.com/office/mac/office/2008/main" xmlns:mv="urn:schemas-microsoft-com:mac:vml" xmlns:o="urn:schemas-microsoft-com:office:office" xmlns:r="http://schemas.openxmlformats.org/officeDocument/2006/relationships" xmlns:v="urn:schemas-microsoft-com:vml" xmlns:w10="urn:schemas-microsoft-com:office:word" xmlns:w14="http://schemas.microsoft.com/office/word/2010/wordml" xmlns:wne="http://schemas.microsoft.com/office/word/2006/wordml" xmlns:wp="http://schemas.openxmlformats.org/drawingml/2006/wordprocessingDrawing" xmlns:wp14="http://schemas.microsoft.com/office/word/2010/wordprocessingDrawing" xmlns:wpc="http://schemas.microsoft.com/office/word/2010/wordprocessingCanvas" xmlns:wpg="http://schemas.microsoft.com/office/word/2010/wordprocessingGroup" xmlns:wpi="http://schemas.microsoft.com/office/word/2010/wordprocessingInk" xmlns:wps="http://schemas.microsoft.com/office/word/2010/wordprocessingShape" mc:Ignorable="w14 wp14">
   <w:abstractNum w:abstractNumId="0">
     <w:nsid w:val="FFFFFF7C"/>
     <w:multiLevelType w:val="singleLevel"/>
@@ -2723,7 +3008,7 @@
         <w:ind w:hanging="360" w:left="1440"/>
       </w:pPr>
       <w:rPr>
-        <w:rFonts w:ascii="Symbol" w:hAnsi="Symbol" w:hint="default"/>
+        <w:rFonts w:ascii="Symbol" w:hAnsi="Symbol" w:hint="default" w:eastAsia="黑体"/>
       </w:rPr>
     </w:lvl>
   </w:abstractNum>
@@ -2744,7 +3029,7 @@
         <w:ind w:hanging="360" w:left="1080"/>
       </w:pPr>
       <w:rPr>
-        <w:rFonts w:ascii="Symbol" w:hAnsi="Symbol" w:hint="default"/>
+        <w:rFonts w:ascii="Symbol" w:hAnsi="Symbol" w:hint="default" w:eastAsia="黑体"/>
       </w:rPr>
     </w:lvl>
   </w:abstractNum>
@@ -2765,7 +3050,7 @@
         <w:ind w:hanging="360" w:left="720"/>
       </w:pPr>
       <w:rPr>
-        <w:rFonts w:ascii="Symbol" w:hAnsi="Symbol" w:hint="default"/>
+        <w:rFonts w:ascii="Symbol" w:hAnsi="Symbol" w:hint="default" w:eastAsia="黑体"/>
       </w:rPr>
     </w:lvl>
   </w:abstractNum>
@@ -2804,7 +3089,7 @@
         <w:ind w:hanging="360" w:left="360"/>
       </w:pPr>
       <w:rPr>
-        <w:rFonts w:ascii="Symbol" w:hAnsi="Symbol" w:hint="default"/>
+        <w:rFonts w:ascii="Symbol" w:hAnsi="Symbol" w:hint="default" w:eastAsia="黑体"/>
       </w:rPr>
     </w:lvl>
   </w:abstractNum>
@@ -2895,7 +3180,7 @@
         <w:ind w:left="720" w:hanging="360"/>
       </w:pPr>
       <w:rPr>
-        <w:rFonts w:ascii="Symbol" w:hAnsi="Symbol" w:cs="Symbol" w:hint="default"/>
+        <w:rFonts w:ascii="Symbol" w:hAnsi="Symbol" w:cs="Symbol" w:hint="default" w:eastAsia="黑体"/>
       </w:rPr>
     </w:lvl>
     <w:lvl w:ilvl="1">
@@ -2906,7 +3191,7 @@
         <w:ind w:left="1440" w:hanging="360"/>
       </w:pPr>
       <w:rPr>
-        <w:rFonts w:ascii="Courier New" w:hAnsi="Courier New" w:cs="Courier New" w:hint="default"/>
+        <w:rFonts w:ascii="Courier New" w:hAnsi="Courier New" w:cs="Courier New" w:hint="default" w:eastAsia="黑体"/>
       </w:rPr>
     </w:lvl>
     <w:lvl w:ilvl="2">
@@ -2917,7 +3202,7 @@
         <w:ind w:left="2160" w:hanging="360"/>
       </w:pPr>
       <w:rPr>
-        <w:rFonts w:ascii="Wingdings" w:hAnsi="Wingdings" w:cs="Wingdings" w:hint="default"/>
+        <w:rFonts w:ascii="Wingdings" w:hAnsi="Wingdings" w:cs="Wingdings" w:hint="default" w:eastAsia="黑体"/>
       </w:rPr>
     </w:lvl>
     <w:lvl w:ilvl="3">
@@ -2928,7 +3213,7 @@
         <w:ind w:left="2880" w:hanging="360"/>
       </w:pPr>
       <w:rPr>
-        <w:rFonts w:ascii="Symbol" w:hAnsi="Symbol" w:cs="Symbol" w:hint="default"/>
+        <w:rFonts w:ascii="Symbol" w:hAnsi="Symbol" w:cs="Symbol" w:hint="default" w:eastAsia="黑体"/>
       </w:rPr>
     </w:lvl>
     <w:lvl w:ilvl="4">
@@ -2939,7 +3224,7 @@
         <w:ind w:left="3600" w:hanging="360"/>
       </w:pPr>
       <w:rPr>
-        <w:rFonts w:ascii="Courier New" w:hAnsi="Courier New" w:cs="Courier New" w:hint="default"/>
+        <w:rFonts w:ascii="Courier New" w:hAnsi="Courier New" w:cs="Courier New" w:hint="default" w:eastAsia="黑体"/>
       </w:rPr>
     </w:lvl>
     <w:lvl w:ilvl="5">
@@ -2950,7 +3235,7 @@
         <w:ind w:left="4320" w:hanging="360"/>
       </w:pPr>
       <w:rPr>
-        <w:rFonts w:ascii="Wingdings" w:hAnsi="Wingdings" w:cs="Wingdings" w:hint="default"/>
+        <w:rFonts w:ascii="Wingdings" w:hAnsi="Wingdings" w:cs="Wingdings" w:hint="default" w:eastAsia="黑体"/>
       </w:rPr>
     </w:lvl>
     <w:lvl w:ilvl="6">
@@ -2961,7 +3246,7 @@
         <w:ind w:left="5040" w:hanging="360"/>
       </w:pPr>
       <w:rPr>
-        <w:rFonts w:ascii="Symbol" w:hAnsi="Symbol" w:cs="Symbol" w:hint="default"/>
+        <w:rFonts w:ascii="Symbol" w:hAnsi="Symbol" w:cs="Symbol" w:hint="default" w:eastAsia="黑体"/>
       </w:rPr>
     </w:lvl>
     <w:lvl w:ilvl="7">
@@ -2972,7 +3257,7 @@
         <w:ind w:left="5760" w:hanging="360"/>
       </w:pPr>
       <w:rPr>
-        <w:rFonts w:ascii="Courier New" w:hAnsi="Courier New" w:cs="Courier New" w:hint="default"/>
+        <w:rFonts w:ascii="Courier New" w:hAnsi="Courier New" w:cs="Courier New" w:hint="default" w:eastAsia="黑体"/>
       </w:rPr>
     </w:lvl>
     <w:lvl w:ilvl="8">
@@ -2983,7 +3268,7 @@
         <w:ind w:left="6480" w:hanging="360"/>
       </w:pPr>
       <w:rPr>
-        <w:rFonts w:ascii="Wingdings" w:hAnsi="Wingdings" w:cs="Wingdings" w:hint="default"/>
+        <w:rFonts w:ascii="Wingdings" w:hAnsi="Wingdings" w:cs="Wingdings" w:hint="default" w:eastAsia="黑体"/>
       </w:rPr>
     </w:lvl>
   </w:abstractNum>
@@ -3039,11 +3324,11 @@
 </file>
 
 <file path=word/styles.xml><?xml version="1.0" encoding="utf-8"?>
-<w:styles xmlns:mc="http://schemas.openxmlformats.org/markup-compatibility/2006" xmlns:r="http://schemas.openxmlformats.org/officeDocument/2006/relationships" xmlns:w="http://schemas.openxmlformats.org/wordprocessingml/2006/main" xmlns:w14="http://schemas.microsoft.com/office/word/2010/wordml" mc:Ignorable="w14">
+<w:styles xmlns:mc="http://schemas.openxmlformats.org/markup-compatibility/2006" xmlns:w="http://schemas.openxmlformats.org/wordprocessingml/2006/main" xmlns:r="http://schemas.openxmlformats.org/officeDocument/2006/relationships" xmlns:w14="http://schemas.microsoft.com/office/word/2010/wordml" mc:Ignorable="w14">
   <w:docDefaults>
     <w:rPrDefault>
       <w:rPr>
-        <w:rFonts w:asciiTheme="minorHAnsi" w:cstheme="minorBidi" w:eastAsiaTheme="minorEastAsia" w:hAnsiTheme="minorHAnsi"/>
+        <w:rFonts w:asciiTheme="minorHAnsi" w:cstheme="minorBidi" w:hAnsiTheme="minorHAnsi" w:eastAsia="黑体"/>
         <w:sz w:val="22"/>
         <w:szCs w:val="22"/>
         <w:lang w:bidi="ar-SA" w:eastAsia="en-US" w:val="en-US"/>
@@ -3265,7 +3550,7 @@
       <w:outlineLvl w:val="0"/>
     </w:pPr>
     <w:rPr>
-      <w:rFonts w:ascii="Times New Roman" w:asciiTheme="majorHAnsi" w:cstheme="majorBidi" w:eastAsia="黑体" w:eastAsiaTheme="majorEastAsia" w:hAnsi="Times New Roman" w:hAnsiTheme="majorHAnsi"/>
+      <w:rFonts w:ascii="Times New Roman" w:asciiTheme="majorHAnsi" w:cstheme="majorBidi" w:eastAsia="黑体" w:hAnsi="Times New Roman" w:hAnsiTheme="majorHAnsi"/>
       <w:b/>
       <w:bCs/>
       <w:color w:val="1F3864"/>
@@ -3289,7 +3574,7 @@
       <w:outlineLvl w:val="1"/>
     </w:pPr>
     <w:rPr>
-      <w:rFonts w:ascii="Times New Roman" w:asciiTheme="majorHAnsi" w:cstheme="majorBidi" w:eastAsia="黑体" w:eastAsiaTheme="majorEastAsia" w:hAnsi="Times New Roman" w:hAnsiTheme="majorHAnsi"/>
+      <w:rFonts w:ascii="Times New Roman" w:asciiTheme="majorHAnsi" w:cstheme="majorBidi" w:eastAsia="黑体" w:hAnsi="Times New Roman" w:hAnsiTheme="majorHAnsi"/>
       <w:b/>
       <w:bCs/>
       <w:color w:val="2E4E7E"/>
@@ -3313,7 +3598,7 @@
       <w:outlineLvl w:val="2"/>
     </w:pPr>
     <w:rPr>
-      <w:rFonts w:ascii="Times New Roman" w:asciiTheme="majorHAnsi" w:cstheme="majorBidi" w:eastAsia="黑体" w:eastAsiaTheme="majorEastAsia" w:hAnsi="Times New Roman" w:hAnsiTheme="majorHAnsi"/>
+      <w:rFonts w:ascii="Times New Roman" w:asciiTheme="majorHAnsi" w:cstheme="majorBidi" w:eastAsia="黑体" w:hAnsi="Times New Roman" w:hAnsiTheme="majorHAnsi"/>
       <w:b/>
       <w:bCs/>
       <w:color w:val="2E4E7E"/>
@@ -3337,7 +3622,7 @@
       <w:outlineLvl w:val="3"/>
     </w:pPr>
     <w:rPr>
-      <w:rFonts w:ascii="Times New Roman" w:asciiTheme="majorHAnsi" w:cstheme="majorBidi" w:eastAsia="黑体" w:eastAsiaTheme="majorEastAsia" w:hAnsi="Times New Roman" w:hAnsiTheme="majorHAnsi"/>
+      <w:rFonts w:ascii="Times New Roman" w:asciiTheme="majorHAnsi" w:cstheme="majorBidi" w:eastAsia="黑体" w:hAnsi="Times New Roman" w:hAnsiTheme="majorHAnsi"/>
       <w:b/>
       <w:bCs/>
       <w:i/>
@@ -3363,7 +3648,7 @@
       <w:outlineLvl w:val="4"/>
     </w:pPr>
     <w:rPr>
-      <w:rFonts w:ascii="Times New Roman" w:asciiTheme="majorHAnsi" w:cstheme="majorBidi" w:eastAsia="黑体" w:eastAsiaTheme="majorEastAsia" w:hAnsi="Times New Roman" w:hAnsiTheme="majorHAnsi"/>
+      <w:rFonts w:ascii="Times New Roman" w:asciiTheme="majorHAnsi" w:cstheme="majorBidi" w:eastAsia="黑体" w:hAnsi="Times New Roman" w:hAnsiTheme="majorHAnsi"/>
       <w:b/>
       <w:color w:val="333333"/>
       <w:sz w:val="22"/>
@@ -3386,7 +3671,7 @@
       <w:outlineLvl w:val="5"/>
     </w:pPr>
     <w:rPr>
-      <w:rFonts w:asciiTheme="majorHAnsi" w:cstheme="majorBidi" w:eastAsiaTheme="majorEastAsia" w:hAnsiTheme="majorHAnsi"/>
+      <w:rFonts w:asciiTheme="majorHAnsi" w:cstheme="majorBidi" w:hAnsiTheme="majorHAnsi" w:eastAsia="黑体"/>
       <w:i/>
       <w:iCs/>
       <w:color w:themeColor="accent1" w:themeShade="7F" w:val="243F60"/>
@@ -3409,7 +3694,7 @@
       <w:outlineLvl w:val="6"/>
     </w:pPr>
     <w:rPr>
-      <w:rFonts w:asciiTheme="majorHAnsi" w:cstheme="majorBidi" w:eastAsiaTheme="majorEastAsia" w:hAnsiTheme="majorHAnsi"/>
+      <w:rFonts w:asciiTheme="majorHAnsi" w:cstheme="majorBidi" w:hAnsiTheme="majorHAnsi" w:eastAsia="黑体"/>
       <w:i/>
       <w:iCs/>
       <w:color w:themeColor="text1" w:themeTint="BF" w:val="404040"/>
@@ -3432,7 +3717,7 @@
       <w:outlineLvl w:val="7"/>
     </w:pPr>
     <w:rPr>
-      <w:rFonts w:asciiTheme="majorHAnsi" w:cstheme="majorBidi" w:eastAsiaTheme="majorEastAsia" w:hAnsiTheme="majorHAnsi"/>
+      <w:rFonts w:asciiTheme="majorHAnsi" w:cstheme="majorBidi" w:hAnsiTheme="majorHAnsi" w:eastAsia="黑体"/>
       <w:color w:themeColor="accent1" w:val="4F81BD"/>
       <w:sz w:val="20"/>
       <w:szCs w:val="20"/>
@@ -3455,7 +3740,7 @@
       <w:outlineLvl w:val="8"/>
     </w:pPr>
     <w:rPr>
-      <w:rFonts w:asciiTheme="majorHAnsi" w:cstheme="majorBidi" w:eastAsiaTheme="majorEastAsia" w:hAnsiTheme="majorHAnsi"/>
+      <w:rFonts w:asciiTheme="majorHAnsi" w:cstheme="majorBidi" w:hAnsiTheme="majorHAnsi" w:eastAsia="黑体"/>
       <w:i/>
       <w:iCs/>
       <w:color w:themeColor="text1" w:themeTint="BF" w:val="404040"/>
@@ -3506,7 +3791,7 @@
     <w:uiPriority w:val="9"/>
     <w:rsid w:val="00FC693F"/>
     <w:rPr>
-      <w:rFonts w:asciiTheme="majorHAnsi" w:cstheme="majorBidi" w:eastAsiaTheme="majorEastAsia" w:hAnsiTheme="majorHAnsi"/>
+      <w:rFonts w:asciiTheme="majorHAnsi" w:cstheme="majorBidi" w:hAnsiTheme="majorHAnsi" w:eastAsia="黑体"/>
       <w:b/>
       <w:bCs/>
       <w:color w:themeColor="accent1" w:themeShade="BF" w:val="365F91"/>
@@ -3521,7 +3806,7 @@
     <w:uiPriority w:val="9"/>
     <w:rsid w:val="00FC693F"/>
     <w:rPr>
-      <w:rFonts w:asciiTheme="majorHAnsi" w:cstheme="majorBidi" w:eastAsiaTheme="majorEastAsia" w:hAnsiTheme="majorHAnsi"/>
+      <w:rFonts w:asciiTheme="majorHAnsi" w:cstheme="majorBidi" w:hAnsiTheme="majorHAnsi" w:eastAsia="黑体"/>
       <w:b/>
       <w:bCs/>
       <w:color w:themeColor="accent1" w:val="4F81BD"/>
@@ -3536,7 +3821,7 @@
     <w:uiPriority w:val="9"/>
     <w:rsid w:val="00FC693F"/>
     <w:rPr>
-      <w:rFonts w:asciiTheme="majorHAnsi" w:cstheme="majorBidi" w:eastAsiaTheme="majorEastAsia" w:hAnsiTheme="majorHAnsi"/>
+      <w:rFonts w:asciiTheme="majorHAnsi" w:cstheme="majorBidi" w:hAnsiTheme="majorHAnsi" w:eastAsia="黑体"/>
       <w:b/>
       <w:bCs/>
       <w:color w:themeColor="accent1" w:val="4F81BD"/>
@@ -3559,7 +3844,7 @@
       <w:contextualSpacing/>
     </w:pPr>
     <w:rPr>
-      <w:rFonts w:ascii="Times New Roman" w:asciiTheme="majorHAnsi" w:cstheme="majorBidi" w:eastAsia="黑体" w:eastAsiaTheme="majorEastAsia" w:hAnsi="Times New Roman" w:hAnsiTheme="majorHAnsi"/>
+      <w:rFonts w:ascii="Times New Roman" w:asciiTheme="majorHAnsi" w:cstheme="majorBidi" w:eastAsia="黑体" w:hAnsi="Times New Roman" w:hAnsiTheme="majorHAnsi"/>
       <w:b/>
       <w:color w:val="1F3864"/>
       <w:spacing w:val="5"/>
@@ -3575,7 +3860,7 @@
     <w:uiPriority w:val="10"/>
     <w:rsid w:val="00FC693F"/>
     <w:rPr>
-      <w:rFonts w:asciiTheme="majorHAnsi" w:cstheme="majorBidi" w:eastAsiaTheme="majorEastAsia" w:hAnsiTheme="majorHAnsi"/>
+      <w:rFonts w:asciiTheme="majorHAnsi" w:cstheme="majorBidi" w:hAnsiTheme="majorHAnsi" w:eastAsia="黑体"/>
       <w:color w:themeColor="text2" w:themeShade="BF" w:val="17365D"/>
       <w:spacing w:val="5"/>
       <w:kern w:val="28"/>
@@ -3597,7 +3882,7 @@
       </w:numPr>
     </w:pPr>
     <w:rPr>
-      <w:rFonts w:asciiTheme="majorHAnsi" w:cstheme="majorBidi" w:eastAsiaTheme="majorEastAsia" w:hAnsiTheme="majorHAnsi"/>
+      <w:rFonts w:asciiTheme="majorHAnsi" w:cstheme="majorBidi" w:hAnsiTheme="majorHAnsi" w:eastAsia="黑体"/>
       <w:i/>
       <w:iCs/>
       <w:color w:themeColor="accent1" w:val="4F81BD"/>
@@ -3613,7 +3898,7 @@
     <w:uiPriority w:val="11"/>
     <w:rsid w:val="00FC693F"/>
     <w:rPr>
-      <w:rFonts w:asciiTheme="majorHAnsi" w:cstheme="majorBidi" w:eastAsiaTheme="majorEastAsia" w:hAnsiTheme="majorHAnsi"/>
+      <w:rFonts w:asciiTheme="majorHAnsi" w:cstheme="majorBidi" w:hAnsiTheme="majorHAnsi" w:eastAsia="黑体"/>
       <w:i/>
       <w:iCs/>
       <w:color w:themeColor="accent1" w:val="4F81BD"/>
@@ -3680,6 +3965,7 @@
       <w:spacing w:after="120"/>
     </w:pPr>
     <w:rPr>
+      <w:rFonts w:eastAsia="黑体"/>
       <w:sz w:val="16"/>
       <w:szCs w:val="16"/>
     </w:rPr>
@@ -3691,6 +3977,7 @@
     <w:uiPriority w:val="99"/>
     <w:rsid w:val="00AA1D8D"/>
     <w:rPr>
+      <w:rFonts w:eastAsia="黑体"/>
       <w:sz w:val="16"/>
       <w:szCs w:val="16"/>
     </w:rPr>
@@ -3860,7 +4147,7 @@
       </w:tabs>
     </w:pPr>
     <w:rPr>
-      <w:rFonts w:ascii="Courier" w:hAnsi="Courier"/>
+      <w:rFonts w:ascii="Courier" w:hAnsi="Courier" w:eastAsia="黑体"/>
       <w:sz w:val="20"/>
       <w:szCs w:val="20"/>
     </w:rPr>
@@ -3872,7 +4159,7 @@
     <w:uiPriority w:val="99"/>
     <w:rsid w:val="0029639D"/>
     <w:rPr>
-      <w:rFonts w:ascii="Courier" w:hAnsi="Courier"/>
+      <w:rFonts w:ascii="Courier" w:hAnsi="Courier" w:eastAsia="黑体"/>
       <w:sz w:val="20"/>
       <w:szCs w:val="20"/>
     </w:rPr>
@@ -3908,6 +4195,7 @@
     <w:uiPriority w:val="29"/>
     <w:rsid w:val="00FC693F"/>
     <w:rPr>
+      <w:rFonts w:eastAsia="黑体"/>
       <w:i/>
       <w:iCs/>
       <w:color w:themeColor="text1" w:val="000000"/>
@@ -3921,7 +4209,7 @@
     <w:semiHidden/>
     <w:rsid w:val="00FC693F"/>
     <w:rPr>
-      <w:rFonts w:asciiTheme="majorHAnsi" w:cstheme="majorBidi" w:eastAsiaTheme="majorEastAsia" w:hAnsiTheme="majorHAnsi"/>
+      <w:rFonts w:asciiTheme="majorHAnsi" w:cstheme="majorBidi" w:hAnsiTheme="majorHAnsi" w:eastAsia="黑体"/>
       <w:b/>
       <w:bCs/>
       <w:i/>
@@ -3937,7 +4225,7 @@
     <w:semiHidden/>
     <w:rsid w:val="00FC693F"/>
     <w:rPr>
-      <w:rFonts w:asciiTheme="majorHAnsi" w:cstheme="majorBidi" w:eastAsiaTheme="majorEastAsia" w:hAnsiTheme="majorHAnsi"/>
+      <w:rFonts w:asciiTheme="majorHAnsi" w:cstheme="majorBidi" w:hAnsiTheme="majorHAnsi" w:eastAsia="黑体"/>
       <w:color w:themeColor="accent1" w:themeShade="7F" w:val="243F60"/>
     </w:rPr>
   </w:style>
@@ -3949,7 +4237,7 @@
     <w:semiHidden/>
     <w:rsid w:val="00FC693F"/>
     <w:rPr>
-      <w:rFonts w:asciiTheme="majorHAnsi" w:cstheme="majorBidi" w:eastAsiaTheme="majorEastAsia" w:hAnsiTheme="majorHAnsi"/>
+      <w:rFonts w:asciiTheme="majorHAnsi" w:cstheme="majorBidi" w:hAnsiTheme="majorHAnsi" w:eastAsia="黑体"/>
       <w:i/>
       <w:iCs/>
       <w:color w:themeColor="accent1" w:themeShade="7F" w:val="243F60"/>
@@ -3963,7 +4251,7 @@
     <w:semiHidden/>
     <w:rsid w:val="00FC693F"/>
     <w:rPr>
-      <w:rFonts w:asciiTheme="majorHAnsi" w:cstheme="majorBidi" w:eastAsiaTheme="majorEastAsia" w:hAnsiTheme="majorHAnsi"/>
+      <w:rFonts w:asciiTheme="majorHAnsi" w:cstheme="majorBidi" w:hAnsiTheme="majorHAnsi" w:eastAsia="黑体"/>
       <w:i/>
       <w:iCs/>
       <w:color w:themeColor="text1" w:themeTint="BF" w:val="404040"/>
@@ -3977,7 +4265,7 @@
     <w:semiHidden/>
     <w:rsid w:val="00FC693F"/>
     <w:rPr>
-      <w:rFonts w:asciiTheme="majorHAnsi" w:cstheme="majorBidi" w:eastAsiaTheme="majorEastAsia" w:hAnsiTheme="majorHAnsi"/>
+      <w:rFonts w:asciiTheme="majorHAnsi" w:cstheme="majorBidi" w:hAnsiTheme="majorHAnsi" w:eastAsia="黑体"/>
       <w:color w:themeColor="accent1" w:val="4F81BD"/>
       <w:sz w:val="20"/>
       <w:szCs w:val="20"/>
@@ -3991,7 +4279,7 @@
     <w:semiHidden/>
     <w:rsid w:val="00FC693F"/>
     <w:rPr>
-      <w:rFonts w:asciiTheme="majorHAnsi" w:cstheme="majorBidi" w:eastAsiaTheme="majorEastAsia" w:hAnsiTheme="majorHAnsi"/>
+      <w:rFonts w:asciiTheme="majorHAnsi" w:cstheme="majorBidi" w:hAnsiTheme="majorHAnsi" w:eastAsia="黑体"/>
       <w:i/>
       <w:iCs/>
       <w:color w:themeColor="text1" w:themeTint="BF" w:val="404040"/>
@@ -4012,6 +4300,7 @@
       <w:spacing w:line="240" w:lineRule="auto"/>
     </w:pPr>
     <w:rPr>
+      <w:rFonts w:eastAsia="黑体"/>
       <w:b/>
       <w:bCs/>
       <w:color w:themeColor="accent1" w:val="4F81BD"/>
@@ -4026,6 +4315,7 @@
     <w:qFormat/>
     <w:rsid w:val="00FC693F"/>
     <w:rPr>
+      <w:rFonts w:eastAsia="黑体"/>
       <w:b/>
       <w:bCs/>
     </w:rPr>
@@ -4037,6 +4327,7 @@
     <w:qFormat/>
     <w:rsid w:val="00FC693F"/>
     <w:rPr>
+      <w:rFonts w:eastAsia="黑体"/>
       <w:i/>
       <w:iCs/>
     </w:rPr>
@@ -4057,6 +4348,7 @@
       <w:ind w:left="936" w:right="936"/>
     </w:pPr>
     <w:rPr>
+      <w:rFonts w:eastAsia="黑体"/>
       <w:b/>
       <w:bCs/>
       <w:i/>
@@ -4071,6 +4363,7 @@
     <w:uiPriority w:val="30"/>
     <w:rsid w:val="00FC693F"/>
     <w:rPr>
+      <w:rFonts w:eastAsia="黑体"/>
       <w:b/>
       <w:bCs/>
       <w:i/>
@@ -4085,6 +4378,7 @@
     <w:qFormat/>
     <w:rsid w:val="00FC693F"/>
     <w:rPr>
+      <w:rFonts w:eastAsia="黑体"/>
       <w:i/>
       <w:iCs/>
       <w:color w:themeColor="text1" w:themeTint="7F" w:val="808080"/>
@@ -4097,6 +4391,7 @@
     <w:qFormat/>
     <w:rsid w:val="00FC693F"/>
     <w:rPr>
+      <w:rFonts w:eastAsia="黑体"/>
       <w:b/>
       <w:bCs/>
       <w:i/>
@@ -4111,6 +4406,7 @@
     <w:qFormat/>
     <w:rsid w:val="00FC693F"/>
     <w:rPr>
+      <w:rFonts w:eastAsia="黑体"/>
       <w:smallCaps/>
       <w:color w:themeColor="accent2" w:val="C0504D"/>
       <w:u w:val="single"/>
@@ -4123,6 +4419,7 @@
     <w:qFormat/>
     <w:rsid w:val="00FC693F"/>
     <w:rPr>
+      <w:rFonts w:eastAsia="黑体"/>
       <w:b/>
       <w:bCs/>
       <w:smallCaps/>
@@ -4138,6 +4435,7 @@
     <w:qFormat/>
     <w:rsid w:val="00FC693F"/>
     <w:rPr>
+      <w:rFonts w:eastAsia="黑体"/>
       <w:b/>
       <w:bCs/>
       <w:smallCaps/>
@@ -4192,6 +4490,7 @@
       <w:spacing w:after="0" w:line="240" w:lineRule="auto"/>
     </w:pPr>
     <w:rPr>
+      <w:rFonts w:eastAsia="黑体"/>
       <w:color w:themeColor="text1" w:themeShade="BF" w:val="000000"/>
     </w:rPr>
     <w:tblPr>
@@ -4214,6 +4513,7 @@
         <w:spacing w:after="0" w:before="0" w:line="240" w:lineRule="auto"/>
       </w:pPr>
       <w:rPr>
+        <w:rFonts w:eastAsia="黑体"/>
         <w:b/>
         <w:bCs/>
       </w:rPr>
@@ -4234,6 +4534,7 @@
         <w:spacing w:after="0" w:before="0" w:line="240" w:lineRule="auto"/>
       </w:pPr>
       <w:rPr>
+        <w:rFonts w:eastAsia="黑体"/>
         <w:b/>
         <w:bCs/>
       </w:rPr>
@@ -4251,12 +4552,14 @@
     </w:tblStylePr>
     <w:tblStylePr w:type="firstCol">
       <w:rPr>
+        <w:rFonts w:eastAsia="黑体"/>
         <w:b/>
         <w:bCs/>
       </w:rPr>
     </w:tblStylePr>
     <w:tblStylePr w:type="lastCol">
       <w:rPr>
+        <w:rFonts w:eastAsia="黑体"/>
         <w:b/>
         <w:bCs/>
       </w:rPr>
@@ -4295,6 +4598,7 @@
       <w:spacing w:after="0" w:line="240" w:lineRule="auto"/>
     </w:pPr>
     <w:rPr>
+      <w:rFonts w:eastAsia="黑体"/>
       <w:color w:themeColor="accent1" w:themeShade="BF" w:val="365F91"/>
     </w:rPr>
     <w:tblPr>
@@ -4317,6 +4621,7 @@
         <w:spacing w:after="0" w:before="0" w:line="240" w:lineRule="auto"/>
       </w:pPr>
       <w:rPr>
+        <w:rFonts w:eastAsia="黑体"/>
         <w:b/>
         <w:bCs/>
       </w:rPr>
@@ -4337,6 +4642,7 @@
         <w:spacing w:after="0" w:before="0" w:line="240" w:lineRule="auto"/>
       </w:pPr>
       <w:rPr>
+        <w:rFonts w:eastAsia="黑体"/>
         <w:b/>
         <w:bCs/>
       </w:rPr>
@@ -4354,12 +4660,14 @@
     </w:tblStylePr>
     <w:tblStylePr w:type="firstCol">
       <w:rPr>
+        <w:rFonts w:eastAsia="黑体"/>
         <w:b/>
         <w:bCs/>
       </w:rPr>
     </w:tblStylePr>
     <w:tblStylePr w:type="lastCol">
       <w:rPr>
+        <w:rFonts w:eastAsia="黑体"/>
         <w:b/>
         <w:bCs/>
       </w:rPr>
@@ -4398,6 +4706,7 @@
       <w:spacing w:after="0" w:line="240" w:lineRule="auto"/>
     </w:pPr>
     <w:rPr>
+      <w:rFonts w:eastAsia="黑体"/>
       <w:color w:themeColor="accent2" w:themeShade="BF" w:val="943634"/>
     </w:rPr>
     <w:tblPr>
@@ -4420,6 +4729,7 @@
         <w:spacing w:after="0" w:before="0" w:line="240" w:lineRule="auto"/>
       </w:pPr>
       <w:rPr>
+        <w:rFonts w:eastAsia="黑体"/>
         <w:b/>
         <w:bCs/>
       </w:rPr>
@@ -4440,6 +4750,7 @@
         <w:spacing w:after="0" w:before="0" w:line="240" w:lineRule="auto"/>
       </w:pPr>
       <w:rPr>
+        <w:rFonts w:eastAsia="黑体"/>
         <w:b/>
         <w:bCs/>
       </w:rPr>
@@ -4457,12 +4768,14 @@
     </w:tblStylePr>
     <w:tblStylePr w:type="firstCol">
       <w:rPr>
+        <w:rFonts w:eastAsia="黑体"/>
         <w:b/>
         <w:bCs/>
       </w:rPr>
     </w:tblStylePr>
     <w:tblStylePr w:type="lastCol">
       <w:rPr>
+        <w:rFonts w:eastAsia="黑体"/>
         <w:b/>
         <w:bCs/>
       </w:rPr>
@@ -4501,6 +4814,7 @@
       <w:spacing w:after="0" w:line="240" w:lineRule="auto"/>
     </w:pPr>
     <w:rPr>
+      <w:rFonts w:eastAsia="黑体"/>
       <w:color w:themeColor="accent3" w:themeShade="BF" w:val="76923C"/>
     </w:rPr>
     <w:tblPr>
@@ -4523,6 +4837,7 @@
         <w:spacing w:after="0" w:before="0" w:line="240" w:lineRule="auto"/>
       </w:pPr>
       <w:rPr>
+        <w:rFonts w:eastAsia="黑体"/>
         <w:b/>
         <w:bCs/>
       </w:rPr>
@@ -4543,6 +4858,7 @@
         <w:spacing w:after="0" w:before="0" w:line="240" w:lineRule="auto"/>
       </w:pPr>
       <w:rPr>
+        <w:rFonts w:eastAsia="黑体"/>
         <w:b/>
         <w:bCs/>
       </w:rPr>
@@ -4560,12 +4876,14 @@
     </w:tblStylePr>
     <w:tblStylePr w:type="firstCol">
       <w:rPr>
+        <w:rFonts w:eastAsia="黑体"/>
         <w:b/>
         <w:bCs/>
       </w:rPr>
     </w:tblStylePr>
     <w:tblStylePr w:type="lastCol">
       <w:rPr>
+        <w:rFonts w:eastAsia="黑体"/>
         <w:b/>
         <w:bCs/>
       </w:rPr>
@@ -4604,6 +4922,7 @@
       <w:spacing w:after="0" w:line="240" w:lineRule="auto"/>
     </w:pPr>
     <w:rPr>
+      <w:rFonts w:eastAsia="黑体"/>
       <w:color w:themeColor="accent4" w:themeShade="BF" w:val="5F497A"/>
     </w:rPr>
     <w:tblPr>
@@ -4626,6 +4945,7 @@
         <w:spacing w:after="0" w:before="0" w:line="240" w:lineRule="auto"/>
       </w:pPr>
       <w:rPr>
+        <w:rFonts w:eastAsia="黑体"/>
         <w:b/>
         <w:bCs/>
       </w:rPr>
@@ -4646,6 +4966,7 @@
         <w:spacing w:after="0" w:before="0" w:line="240" w:lineRule="auto"/>
       </w:pPr>
       <w:rPr>
+        <w:rFonts w:eastAsia="黑体"/>
         <w:b/>
         <w:bCs/>
       </w:rPr>
@@ -4663,12 +4984,14 @@
     </w:tblStylePr>
     <w:tblStylePr w:type="firstCol">
       <w:rPr>
+        <w:rFonts w:eastAsia="黑体"/>
         <w:b/>
         <w:bCs/>
       </w:rPr>
     </w:tblStylePr>
     <w:tblStylePr w:type="lastCol">
       <w:rPr>
+        <w:rFonts w:eastAsia="黑体"/>
         <w:b/>
         <w:bCs/>
       </w:rPr>
@@ -4707,6 +5030,7 @@
       <w:spacing w:after="0" w:line="240" w:lineRule="auto"/>
     </w:pPr>
     <w:rPr>
+      <w:rFonts w:eastAsia="黑体"/>
       <w:color w:themeColor="accent5" w:themeShade="BF" w:val="31849B"/>
     </w:rPr>
     <w:tblPr>
@@ -4729,6 +5053,7 @@
         <w:spacing w:after="0" w:before="0" w:line="240" w:lineRule="auto"/>
       </w:pPr>
       <w:rPr>
+        <w:rFonts w:eastAsia="黑体"/>
         <w:b/>
         <w:bCs/>
       </w:rPr>
@@ -4749,6 +5074,7 @@
         <w:spacing w:after="0" w:before="0" w:line="240" w:lineRule="auto"/>
       </w:pPr>
       <w:rPr>
+        <w:rFonts w:eastAsia="黑体"/>
         <w:b/>
         <w:bCs/>
       </w:rPr>
@@ -4766,12 +5092,14 @@
     </w:tblStylePr>
     <w:tblStylePr w:type="firstCol">
       <w:rPr>
+        <w:rFonts w:eastAsia="黑体"/>
         <w:b/>
         <w:bCs/>
       </w:rPr>
     </w:tblStylePr>
     <w:tblStylePr w:type="lastCol">
       <w:rPr>
+        <w:rFonts w:eastAsia="黑体"/>
         <w:b/>
         <w:bCs/>
       </w:rPr>
@@ -4810,6 +5138,7 @@
       <w:spacing w:after="0" w:line="240" w:lineRule="auto"/>
     </w:pPr>
     <w:rPr>
+      <w:rFonts w:eastAsia="黑体"/>
       <w:color w:themeColor="accent6" w:themeShade="BF" w:val="E36C0A"/>
     </w:rPr>
     <w:tblPr>
@@ -4832,6 +5161,7 @@
         <w:spacing w:after="0" w:before="0" w:line="240" w:lineRule="auto"/>
       </w:pPr>
       <w:rPr>
+        <w:rFonts w:eastAsia="黑体"/>
         <w:b/>
         <w:bCs/>
       </w:rPr>
@@ -4852,6 +5182,7 @@
         <w:spacing w:after="0" w:before="0" w:line="240" w:lineRule="auto"/>
       </w:pPr>
       <w:rPr>
+        <w:rFonts w:eastAsia="黑体"/>
         <w:b/>
         <w:bCs/>
       </w:rPr>
@@ -4869,12 +5200,14 @@
     </w:tblStylePr>
     <w:tblStylePr w:type="firstCol">
       <w:rPr>
+        <w:rFonts w:eastAsia="黑体"/>
         <w:b/>
         <w:bCs/>
       </w:rPr>
     </w:tblStylePr>
     <w:tblStylePr w:type="lastCol">
       <w:rPr>
+        <w:rFonts w:eastAsia="黑体"/>
         <w:b/>
         <w:bCs/>
       </w:rPr>
@@ -4934,6 +5267,7 @@
         <w:spacing w:after="0" w:before="0" w:line="240" w:lineRule="auto"/>
       </w:pPr>
       <w:rPr>
+        <w:rFonts w:eastAsia="黑体"/>
         <w:b/>
         <w:bCs/>
         <w:color w:themeColor="background1" w:val="FFFFFF"/>
@@ -4948,6 +5282,7 @@
         <w:spacing w:after="0" w:before="0" w:line="240" w:lineRule="auto"/>
       </w:pPr>
       <w:rPr>
+        <w:rFonts w:eastAsia="黑体"/>
         <w:b/>
         <w:bCs/>
       </w:rPr>
@@ -4963,12 +5298,14 @@
     </w:tblStylePr>
     <w:tblStylePr w:type="firstCol">
       <w:rPr>
+        <w:rFonts w:eastAsia="黑体"/>
         <w:b/>
         <w:bCs/>
       </w:rPr>
     </w:tblStylePr>
     <w:tblStylePr w:type="lastCol">
       <w:rPr>
+        <w:rFonts w:eastAsia="黑体"/>
         <w:b/>
         <w:bCs/>
       </w:rPr>
@@ -5026,6 +5363,7 @@
         <w:spacing w:after="0" w:before="0" w:line="240" w:lineRule="auto"/>
       </w:pPr>
       <w:rPr>
+        <w:rFonts w:eastAsia="黑体"/>
         <w:b/>
         <w:bCs/>
         <w:color w:themeColor="background1" w:val="FFFFFF"/>
@@ -5040,6 +5378,7 @@
         <w:spacing w:after="0" w:before="0" w:line="240" w:lineRule="auto"/>
       </w:pPr>
       <w:rPr>
+        <w:rFonts w:eastAsia="黑体"/>
         <w:b/>
         <w:bCs/>
       </w:rPr>
@@ -5055,12 +5394,14 @@
     </w:tblStylePr>
     <w:tblStylePr w:type="firstCol">
       <w:rPr>
+        <w:rFonts w:eastAsia="黑体"/>
         <w:b/>
         <w:bCs/>
       </w:rPr>
     </w:tblStylePr>
     <w:tblStylePr w:type="lastCol">
       <w:rPr>
+        <w:rFonts w:eastAsia="黑体"/>
         <w:b/>
         <w:bCs/>
       </w:rPr>
@@ -5118,6 +5459,7 @@
         <w:spacing w:after="0" w:before="0" w:line="240" w:lineRule="auto"/>
       </w:pPr>
       <w:rPr>
+        <w:rFonts w:eastAsia="黑体"/>
         <w:b/>
         <w:bCs/>
         <w:color w:themeColor="background1" w:val="FFFFFF"/>
@@ -5132,6 +5474,7 @@
         <w:spacing w:after="0" w:before="0" w:line="240" w:lineRule="auto"/>
       </w:pPr>
       <w:rPr>
+        <w:rFonts w:eastAsia="黑体"/>
         <w:b/>
         <w:bCs/>
       </w:rPr>
@@ -5147,12 +5490,14 @@
     </w:tblStylePr>
     <w:tblStylePr w:type="firstCol">
       <w:rPr>
+        <w:rFonts w:eastAsia="黑体"/>
         <w:b/>
         <w:bCs/>
       </w:rPr>
     </w:tblStylePr>
     <w:tblStylePr w:type="lastCol">
       <w:rPr>
+        <w:rFonts w:eastAsia="黑体"/>
         <w:b/>
         <w:bCs/>
       </w:rPr>
@@ -5210,6 +5555,7 @@
         <w:spacing w:after="0" w:before="0" w:line="240" w:lineRule="auto"/>
       </w:pPr>
       <w:rPr>
+        <w:rFonts w:eastAsia="黑体"/>
         <w:b/>
         <w:bCs/>
         <w:color w:themeColor="background1" w:val="FFFFFF"/>
@@ -5224,6 +5570,7 @@
         <w:spacing w:after="0" w:before="0" w:line="240" w:lineRule="auto"/>
       </w:pPr>
       <w:rPr>
+        <w:rFonts w:eastAsia="黑体"/>
         <w:b/>
         <w:bCs/>
       </w:rPr>
@@ -5239,12 +5586,14 @@
     </w:tblStylePr>
     <w:tblStylePr w:type="firstCol">
       <w:rPr>
+        <w:rFonts w:eastAsia="黑体"/>
         <w:b/>
         <w:bCs/>
       </w:rPr>
     </w:tblStylePr>
     <w:tblStylePr w:type="lastCol">
       <w:rPr>
+        <w:rFonts w:eastAsia="黑体"/>
         <w:b/>
         <w:bCs/>
       </w:rPr>
@@ -5302,6 +5651,7 @@
         <w:spacing w:after="0" w:before="0" w:line="240" w:lineRule="auto"/>
       </w:pPr>
       <w:rPr>
+        <w:rFonts w:eastAsia="黑体"/>
         <w:b/>
         <w:bCs/>
         <w:color w:themeColor="background1" w:val="FFFFFF"/>
@@ -5316,6 +5666,7 @@
         <w:spacing w:after="0" w:before="0" w:line="240" w:lineRule="auto"/>
       </w:pPr>
       <w:rPr>
+        <w:rFonts w:eastAsia="黑体"/>
         <w:b/>
         <w:bCs/>
       </w:rPr>
@@ -5331,12 +5682,14 @@
     </w:tblStylePr>
     <w:tblStylePr w:type="firstCol">
       <w:rPr>
+        <w:rFonts w:eastAsia="黑体"/>
         <w:b/>
         <w:bCs/>
       </w:rPr>
     </w:tblStylePr>
     <w:tblStylePr w:type="lastCol">
       <w:rPr>
+        <w:rFonts w:eastAsia="黑体"/>
         <w:b/>
         <w:bCs/>
       </w:rPr>
@@ -5394,6 +5747,7 @@
         <w:spacing w:after="0" w:before="0" w:line="240" w:lineRule="auto"/>
       </w:pPr>
       <w:rPr>
+        <w:rFonts w:eastAsia="黑体"/>
         <w:b/>
         <w:bCs/>
         <w:color w:themeColor="background1" w:val="FFFFFF"/>
@@ -5408,6 +5762,7 @@
         <w:spacing w:after="0" w:before="0" w:line="240" w:lineRule="auto"/>
       </w:pPr>
       <w:rPr>
+        <w:rFonts w:eastAsia="黑体"/>
         <w:b/>
         <w:bCs/>
       </w:rPr>
@@ -5423,12 +5778,14 @@
     </w:tblStylePr>
     <w:tblStylePr w:type="firstCol">
       <w:rPr>
+        <w:rFonts w:eastAsia="黑体"/>
         <w:b/>
         <w:bCs/>
       </w:rPr>
     </w:tblStylePr>
     <w:tblStylePr w:type="lastCol">
       <w:rPr>
+        <w:rFonts w:eastAsia="黑体"/>
         <w:b/>
         <w:bCs/>
       </w:rPr>
@@ -5486,6 +5843,7 @@
         <w:spacing w:after="0" w:before="0" w:line="240" w:lineRule="auto"/>
       </w:pPr>
       <w:rPr>
+        <w:rFonts w:eastAsia="黑体"/>
         <w:b/>
         <w:bCs/>
         <w:color w:themeColor="background1" w:val="FFFFFF"/>
@@ -5500,6 +5858,7 @@
         <w:spacing w:after="0" w:before="0" w:line="240" w:lineRule="auto"/>
       </w:pPr>
       <w:rPr>
+        <w:rFonts w:eastAsia="黑体"/>
         <w:b/>
         <w:bCs/>
       </w:rPr>
@@ -5515,12 +5874,14 @@
     </w:tblStylePr>
     <w:tblStylePr w:type="firstCol">
       <w:rPr>
+        <w:rFonts w:eastAsia="黑体"/>
         <w:b/>
         <w:bCs/>
       </w:rPr>
     </w:tblStylePr>
     <w:tblStylePr w:type="lastCol">
       <w:rPr>
+        <w:rFonts w:eastAsia="黑体"/>
         <w:b/>
         <w:bCs/>
       </w:rPr>
@@ -5580,7 +5941,7 @@
         <w:spacing w:after="0" w:before="0" w:line="240" w:lineRule="auto"/>
       </w:pPr>
       <w:rPr>
-        <w:rFonts w:asciiTheme="majorHAnsi" w:cstheme="majorBidi" w:eastAsiaTheme="majorEastAsia" w:hAnsiTheme="majorHAnsi"/>
+        <w:rFonts w:asciiTheme="majorHAnsi" w:cstheme="majorBidi" w:hAnsiTheme="majorHAnsi" w:eastAsia="黑体"/>
         <w:b/>
         <w:bCs/>
       </w:rPr>
@@ -5601,7 +5962,7 @@
         <w:spacing w:after="0" w:before="0" w:line="240" w:lineRule="auto"/>
       </w:pPr>
       <w:rPr>
-        <w:rFonts w:asciiTheme="majorHAnsi" w:cstheme="majorBidi" w:eastAsiaTheme="majorEastAsia" w:hAnsiTheme="majorHAnsi"/>
+        <w:rFonts w:asciiTheme="majorHAnsi" w:cstheme="majorBidi" w:hAnsiTheme="majorHAnsi" w:eastAsia="黑体"/>
         <w:b/>
         <w:bCs/>
       </w:rPr>
@@ -5619,14 +5980,14 @@
     </w:tblStylePr>
     <w:tblStylePr w:type="firstCol">
       <w:rPr>
-        <w:rFonts w:asciiTheme="majorHAnsi" w:cstheme="majorBidi" w:eastAsiaTheme="majorEastAsia" w:hAnsiTheme="majorHAnsi"/>
+        <w:rFonts w:asciiTheme="majorHAnsi" w:cstheme="majorBidi" w:hAnsiTheme="majorHAnsi" w:eastAsia="黑体"/>
         <w:b/>
         <w:bCs/>
       </w:rPr>
     </w:tblStylePr>
     <w:tblStylePr w:type="lastCol">
       <w:rPr>
-        <w:rFonts w:asciiTheme="majorHAnsi" w:cstheme="majorBidi" w:eastAsiaTheme="majorEastAsia" w:hAnsiTheme="majorHAnsi"/>
+        <w:rFonts w:asciiTheme="majorHAnsi" w:cstheme="majorBidi" w:hAnsiTheme="majorHAnsi" w:eastAsia="黑体"/>
         <w:b/>
         <w:bCs/>
       </w:rPr>
@@ -5710,7 +6071,7 @@
         <w:spacing w:after="0" w:before="0" w:line="240" w:lineRule="auto"/>
       </w:pPr>
       <w:rPr>
-        <w:rFonts w:asciiTheme="majorHAnsi" w:cstheme="majorBidi" w:eastAsiaTheme="majorEastAsia" w:hAnsiTheme="majorHAnsi"/>
+        <w:rFonts w:asciiTheme="majorHAnsi" w:cstheme="majorBidi" w:hAnsiTheme="majorHAnsi" w:eastAsia="黑体"/>
         <w:b/>
         <w:bCs/>
       </w:rPr>
@@ -5731,7 +6092,7 @@
         <w:spacing w:after="0" w:before="0" w:line="240" w:lineRule="auto"/>
       </w:pPr>
       <w:rPr>
-        <w:rFonts w:asciiTheme="majorHAnsi" w:cstheme="majorBidi" w:eastAsiaTheme="majorEastAsia" w:hAnsiTheme="majorHAnsi"/>
+        <w:rFonts w:asciiTheme="majorHAnsi" w:cstheme="majorBidi" w:hAnsiTheme="majorHAnsi" w:eastAsia="黑体"/>
         <w:b/>
         <w:bCs/>
       </w:rPr>
@@ -5749,14 +6110,14 @@
     </w:tblStylePr>
     <w:tblStylePr w:type="firstCol">
       <w:rPr>
-        <w:rFonts w:asciiTheme="majorHAnsi" w:cstheme="majorBidi" w:eastAsiaTheme="majorEastAsia" w:hAnsiTheme="majorHAnsi"/>
+        <w:rFonts w:asciiTheme="majorHAnsi" w:cstheme="majorBidi" w:hAnsiTheme="majorHAnsi" w:eastAsia="黑体"/>
         <w:b/>
         <w:bCs/>
       </w:rPr>
     </w:tblStylePr>
     <w:tblStylePr w:type="lastCol">
       <w:rPr>
-        <w:rFonts w:asciiTheme="majorHAnsi" w:cstheme="majorBidi" w:eastAsiaTheme="majorEastAsia" w:hAnsiTheme="majorHAnsi"/>
+        <w:rFonts w:asciiTheme="majorHAnsi" w:cstheme="majorBidi" w:hAnsiTheme="majorHAnsi" w:eastAsia="黑体"/>
         <w:b/>
         <w:bCs/>
       </w:rPr>
@@ -5840,7 +6201,7 @@
         <w:spacing w:after="0" w:before="0" w:line="240" w:lineRule="auto"/>
       </w:pPr>
       <w:rPr>
-        <w:rFonts w:asciiTheme="majorHAnsi" w:cstheme="majorBidi" w:eastAsiaTheme="majorEastAsia" w:hAnsiTheme="majorHAnsi"/>
+        <w:rFonts w:asciiTheme="majorHAnsi" w:cstheme="majorBidi" w:hAnsiTheme="majorHAnsi" w:eastAsia="黑体"/>
         <w:b/>
         <w:bCs/>
       </w:rPr>
@@ -5861,7 +6222,7 @@
         <w:spacing w:after="0" w:before="0" w:line="240" w:lineRule="auto"/>
       </w:pPr>
       <w:rPr>
-        <w:rFonts w:asciiTheme="majorHAnsi" w:cstheme="majorBidi" w:eastAsiaTheme="majorEastAsia" w:hAnsiTheme="majorHAnsi"/>
+        <w:rFonts w:asciiTheme="majorHAnsi" w:cstheme="majorBidi" w:hAnsiTheme="majorHAnsi" w:eastAsia="黑体"/>
         <w:b/>
         <w:bCs/>
       </w:rPr>
@@ -5879,14 +6240,14 @@
     </w:tblStylePr>
     <w:tblStylePr w:type="firstCol">
       <w:rPr>
-        <w:rFonts w:asciiTheme="majorHAnsi" w:cstheme="majorBidi" w:eastAsiaTheme="majorEastAsia" w:hAnsiTheme="majorHAnsi"/>
+        <w:rFonts w:asciiTheme="majorHAnsi" w:cstheme="majorBidi" w:hAnsiTheme="majorHAnsi" w:eastAsia="黑体"/>
         <w:b/>
         <w:bCs/>
       </w:rPr>
     </w:tblStylePr>
     <w:tblStylePr w:type="lastCol">
       <w:rPr>
-        <w:rFonts w:asciiTheme="majorHAnsi" w:cstheme="majorBidi" w:eastAsiaTheme="majorEastAsia" w:hAnsiTheme="majorHAnsi"/>
+        <w:rFonts w:asciiTheme="majorHAnsi" w:cstheme="majorBidi" w:hAnsiTheme="majorHAnsi" w:eastAsia="黑体"/>
         <w:b/>
         <w:bCs/>
       </w:rPr>
@@ -5970,7 +6331,7 @@
         <w:spacing w:after="0" w:before="0" w:line="240" w:lineRule="auto"/>
       </w:pPr>
       <w:rPr>
-        <w:rFonts w:asciiTheme="majorHAnsi" w:cstheme="majorBidi" w:eastAsiaTheme="majorEastAsia" w:hAnsiTheme="majorHAnsi"/>
+        <w:rFonts w:asciiTheme="majorHAnsi" w:cstheme="majorBidi" w:hAnsiTheme="majorHAnsi" w:eastAsia="黑体"/>
         <w:b/>
         <w:bCs/>
       </w:rPr>
@@ -5991,7 +6352,7 @@
         <w:spacing w:after="0" w:before="0" w:line="240" w:lineRule="auto"/>
       </w:pPr>
       <w:rPr>
-        <w:rFonts w:asciiTheme="majorHAnsi" w:cstheme="majorBidi" w:eastAsiaTheme="majorEastAsia" w:hAnsiTheme="majorHAnsi"/>
+        <w:rFonts w:asciiTheme="majorHAnsi" w:cstheme="majorBidi" w:hAnsiTheme="majorHAnsi" w:eastAsia="黑体"/>
         <w:b/>
         <w:bCs/>
       </w:rPr>
@@ -6009,14 +6370,14 @@
     </w:tblStylePr>
     <w:tblStylePr w:type="firstCol">
       <w:rPr>
-        <w:rFonts w:asciiTheme="majorHAnsi" w:cstheme="majorBidi" w:eastAsiaTheme="majorEastAsia" w:hAnsiTheme="majorHAnsi"/>
+        <w:rFonts w:asciiTheme="majorHAnsi" w:cstheme="majorBidi" w:hAnsiTheme="majorHAnsi" w:eastAsia="黑体"/>
         <w:b/>
         <w:bCs/>
       </w:rPr>
     </w:tblStylePr>
     <w:tblStylePr w:type="lastCol">
       <w:rPr>
-        <w:rFonts w:asciiTheme="majorHAnsi" w:cstheme="majorBidi" w:eastAsiaTheme="majorEastAsia" w:hAnsiTheme="majorHAnsi"/>
+        <w:rFonts w:asciiTheme="majorHAnsi" w:cstheme="majorBidi" w:hAnsiTheme="majorHAnsi" w:eastAsia="黑体"/>
         <w:b/>
         <w:bCs/>
       </w:rPr>
@@ -6100,7 +6461,7 @@
         <w:spacing w:after="0" w:before="0" w:line="240" w:lineRule="auto"/>
       </w:pPr>
       <w:rPr>
-        <w:rFonts w:asciiTheme="majorHAnsi" w:cstheme="majorBidi" w:eastAsiaTheme="majorEastAsia" w:hAnsiTheme="majorHAnsi"/>
+        <w:rFonts w:asciiTheme="majorHAnsi" w:cstheme="majorBidi" w:hAnsiTheme="majorHAnsi" w:eastAsia="黑体"/>
         <w:b/>
         <w:bCs/>
       </w:rPr>
@@ -6121,7 +6482,7 @@
         <w:spacing w:after="0" w:before="0" w:line="240" w:lineRule="auto"/>
       </w:pPr>
       <w:rPr>
-        <w:rFonts w:asciiTheme="majorHAnsi" w:cstheme="majorBidi" w:eastAsiaTheme="majorEastAsia" w:hAnsiTheme="majorHAnsi"/>
+        <w:rFonts w:asciiTheme="majorHAnsi" w:cstheme="majorBidi" w:hAnsiTheme="majorHAnsi" w:eastAsia="黑体"/>
         <w:b/>
         <w:bCs/>
       </w:rPr>
@@ -6139,14 +6500,14 @@
     </w:tblStylePr>
     <w:tblStylePr w:type="firstCol">
       <w:rPr>
-        <w:rFonts w:asciiTheme="majorHAnsi" w:cstheme="majorBidi" w:eastAsiaTheme="majorEastAsia" w:hAnsiTheme="majorHAnsi"/>
+        <w:rFonts w:asciiTheme="majorHAnsi" w:cstheme="majorBidi" w:hAnsiTheme="majorHAnsi" w:eastAsia="黑体"/>
         <w:b/>
         <w:bCs/>
       </w:rPr>
     </w:tblStylePr>
     <w:tblStylePr w:type="lastCol">
       <w:rPr>
-        <w:rFonts w:asciiTheme="majorHAnsi" w:cstheme="majorBidi" w:eastAsiaTheme="majorEastAsia" w:hAnsiTheme="majorHAnsi"/>
+        <w:rFonts w:asciiTheme="majorHAnsi" w:cstheme="majorBidi" w:hAnsiTheme="majorHAnsi" w:eastAsia="黑体"/>
         <w:b/>
         <w:bCs/>
       </w:rPr>
@@ -6230,7 +6591,7 @@
         <w:spacing w:after="0" w:before="0" w:line="240" w:lineRule="auto"/>
       </w:pPr>
       <w:rPr>
-        <w:rFonts w:asciiTheme="majorHAnsi" w:cstheme="majorBidi" w:eastAsiaTheme="majorEastAsia" w:hAnsiTheme="majorHAnsi"/>
+        <w:rFonts w:asciiTheme="majorHAnsi" w:cstheme="majorBidi" w:hAnsiTheme="majorHAnsi" w:eastAsia="黑体"/>
         <w:b/>
         <w:bCs/>
       </w:rPr>
@@ -6251,7 +6612,7 @@
         <w:spacing w:after="0" w:before="0" w:line="240" w:lineRule="auto"/>
       </w:pPr>
       <w:rPr>
-        <w:rFonts w:asciiTheme="majorHAnsi" w:cstheme="majorBidi" w:eastAsiaTheme="majorEastAsia" w:hAnsiTheme="majorHAnsi"/>
+        <w:rFonts w:asciiTheme="majorHAnsi" w:cstheme="majorBidi" w:hAnsiTheme="majorHAnsi" w:eastAsia="黑体"/>
         <w:b/>
         <w:bCs/>
       </w:rPr>
@@ -6269,14 +6630,14 @@
     </w:tblStylePr>
     <w:tblStylePr w:type="firstCol">
       <w:rPr>
-        <w:rFonts w:asciiTheme="majorHAnsi" w:cstheme="majorBidi" w:eastAsiaTheme="majorEastAsia" w:hAnsiTheme="majorHAnsi"/>
+        <w:rFonts w:asciiTheme="majorHAnsi" w:cstheme="majorBidi" w:hAnsiTheme="majorHAnsi" w:eastAsia="黑体"/>
         <w:b/>
         <w:bCs/>
       </w:rPr>
     </w:tblStylePr>
     <w:tblStylePr w:type="lastCol">
       <w:rPr>
-        <w:rFonts w:asciiTheme="majorHAnsi" w:cstheme="majorBidi" w:eastAsiaTheme="majorEastAsia" w:hAnsiTheme="majorHAnsi"/>
+        <w:rFonts w:asciiTheme="majorHAnsi" w:cstheme="majorBidi" w:hAnsiTheme="majorHAnsi" w:eastAsia="黑体"/>
         <w:b/>
         <w:bCs/>
       </w:rPr>
@@ -6360,7 +6721,7 @@
         <w:spacing w:after="0" w:before="0" w:line="240" w:lineRule="auto"/>
       </w:pPr>
       <w:rPr>
-        <w:rFonts w:asciiTheme="majorHAnsi" w:cstheme="majorBidi" w:eastAsiaTheme="majorEastAsia" w:hAnsiTheme="majorHAnsi"/>
+        <w:rFonts w:asciiTheme="majorHAnsi" w:cstheme="majorBidi" w:hAnsiTheme="majorHAnsi" w:eastAsia="黑体"/>
         <w:b/>
         <w:bCs/>
       </w:rPr>
@@ -6381,7 +6742,7 @@
         <w:spacing w:after="0" w:before="0" w:line="240" w:lineRule="auto"/>
       </w:pPr>
       <w:rPr>
-        <w:rFonts w:asciiTheme="majorHAnsi" w:cstheme="majorBidi" w:eastAsiaTheme="majorEastAsia" w:hAnsiTheme="majorHAnsi"/>
+        <w:rFonts w:asciiTheme="majorHAnsi" w:cstheme="majorBidi" w:hAnsiTheme="majorHAnsi" w:eastAsia="黑体"/>
         <w:b/>
         <w:bCs/>
       </w:rPr>
@@ -6399,14 +6760,14 @@
     </w:tblStylePr>
     <w:tblStylePr w:type="firstCol">
       <w:rPr>
-        <w:rFonts w:asciiTheme="majorHAnsi" w:cstheme="majorBidi" w:eastAsiaTheme="majorEastAsia" w:hAnsiTheme="majorHAnsi"/>
+        <w:rFonts w:asciiTheme="majorHAnsi" w:cstheme="majorBidi" w:hAnsiTheme="majorHAnsi" w:eastAsia="黑体"/>
         <w:b/>
         <w:bCs/>
       </w:rPr>
     </w:tblStylePr>
     <w:tblStylePr w:type="lastCol">
       <w:rPr>
-        <w:rFonts w:asciiTheme="majorHAnsi" w:cstheme="majorBidi" w:eastAsiaTheme="majorEastAsia" w:hAnsiTheme="majorHAnsi"/>
+        <w:rFonts w:asciiTheme="majorHAnsi" w:cstheme="majorBidi" w:hAnsiTheme="majorHAnsi" w:eastAsia="黑体"/>
         <w:b/>
         <w:bCs/>
       </w:rPr>
@@ -6489,6 +6850,7 @@
         <w:spacing w:after="0" w:before="0" w:line="240" w:lineRule="auto"/>
       </w:pPr>
       <w:rPr>
+        <w:rFonts w:eastAsia="黑体"/>
         <w:b/>
         <w:bCs/>
         <w:color w:themeColor="background1" w:val="FFFFFF"/>
@@ -6511,6 +6873,7 @@
         <w:spacing w:after="0" w:before="0" w:line="240" w:lineRule="auto"/>
       </w:pPr>
       <w:rPr>
+        <w:rFonts w:eastAsia="黑体"/>
         <w:b/>
         <w:bCs/>
       </w:rPr>
@@ -6528,12 +6891,14 @@
     </w:tblStylePr>
     <w:tblStylePr w:type="firstCol">
       <w:rPr>
+        <w:rFonts w:eastAsia="黑体"/>
         <w:b/>
         <w:bCs/>
       </w:rPr>
     </w:tblStylePr>
     <w:tblStylePr w:type="lastCol">
       <w:rPr>
+        <w:rFonts w:eastAsia="黑体"/>
         <w:b/>
         <w:bCs/>
       </w:rPr>
@@ -6595,6 +6960,7 @@
         <w:spacing w:after="0" w:before="0" w:line="240" w:lineRule="auto"/>
       </w:pPr>
       <w:rPr>
+        <w:rFonts w:eastAsia="黑体"/>
         <w:b/>
         <w:bCs/>
         <w:color w:themeColor="background1" w:val="FFFFFF"/>
@@ -6617,6 +6983,7 @@
         <w:spacing w:after="0" w:before="0" w:line="240" w:lineRule="auto"/>
       </w:pPr>
       <w:rPr>
+        <w:rFonts w:eastAsia="黑体"/>
         <w:b/>
         <w:bCs/>
       </w:rPr>
@@ -6634,12 +7001,14 @@
     </w:tblStylePr>
     <w:tblStylePr w:type="firstCol">
       <w:rPr>
+        <w:rFonts w:eastAsia="黑体"/>
         <w:b/>
         <w:bCs/>
       </w:rPr>
     </w:tblStylePr>
     <w:tblStylePr w:type="lastCol">
       <w:rPr>
+        <w:rFonts w:eastAsia="黑体"/>
         <w:b/>
         <w:bCs/>
       </w:rPr>
@@ -6701,6 +7070,7 @@
         <w:spacing w:after="0" w:before="0" w:line="240" w:lineRule="auto"/>
       </w:pPr>
       <w:rPr>
+        <w:rFonts w:eastAsia="黑体"/>
         <w:b/>
         <w:bCs/>
         <w:color w:themeColor="background1" w:val="FFFFFF"/>
@@ -6723,6 +7093,7 @@
         <w:spacing w:after="0" w:before="0" w:line="240" w:lineRule="auto"/>
       </w:pPr>
       <w:rPr>
+        <w:rFonts w:eastAsia="黑体"/>
         <w:b/>
         <w:bCs/>
       </w:rPr>
@@ -6740,12 +7111,14 @@
     </w:tblStylePr>
     <w:tblStylePr w:type="firstCol">
       <w:rPr>
+        <w:rFonts w:eastAsia="黑体"/>
         <w:b/>
         <w:bCs/>
       </w:rPr>
     </w:tblStylePr>
     <w:tblStylePr w:type="lastCol">
       <w:rPr>
+        <w:rFonts w:eastAsia="黑体"/>
         <w:b/>
         <w:bCs/>
       </w:rPr>
@@ -6807,6 +7180,7 @@
         <w:spacing w:after="0" w:before="0" w:line="240" w:lineRule="auto"/>
       </w:pPr>
       <w:rPr>
+        <w:rFonts w:eastAsia="黑体"/>
         <w:b/>
         <w:bCs/>
         <w:color w:themeColor="background1" w:val="FFFFFF"/>
@@ -6829,6 +7203,7 @@
         <w:spacing w:after="0" w:before="0" w:line="240" w:lineRule="auto"/>
       </w:pPr>
       <w:rPr>
+        <w:rFonts w:eastAsia="黑体"/>
         <w:b/>
         <w:bCs/>
       </w:rPr>
@@ -6846,12 +7221,14 @@
     </w:tblStylePr>
     <w:tblStylePr w:type="firstCol">
       <w:rPr>
+        <w:rFonts w:eastAsia="黑体"/>
         <w:b/>
         <w:bCs/>
       </w:rPr>
     </w:tblStylePr>
     <w:tblStylePr w:type="lastCol">
       <w:rPr>
+        <w:rFonts w:eastAsia="黑体"/>
         <w:b/>
         <w:bCs/>
       </w:rPr>
@@ -6913,6 +7290,7 @@
         <w:spacing w:after="0" w:before="0" w:line="240" w:lineRule="auto"/>
       </w:pPr>
       <w:rPr>
+        <w:rFonts w:eastAsia="黑体"/>
         <w:b/>
         <w:bCs/>
         <w:color w:themeColor="background1" w:val="FFFFFF"/>
@@ -6935,6 +7313,7 @@
         <w:spacing w:after="0" w:before="0" w:line="240" w:lineRule="auto"/>
       </w:pPr>
       <w:rPr>
+        <w:rFonts w:eastAsia="黑体"/>
         <w:b/>
         <w:bCs/>
       </w:rPr>
@@ -6952,12 +7331,14 @@
     </w:tblStylePr>
     <w:tblStylePr w:type="firstCol">
       <w:rPr>
+        <w:rFonts w:eastAsia="黑体"/>
         <w:b/>
         <w:bCs/>
       </w:rPr>
     </w:tblStylePr>
     <w:tblStylePr w:type="lastCol">
       <w:rPr>
+        <w:rFonts w:eastAsia="黑体"/>
         <w:b/>
         <w:bCs/>
       </w:rPr>
@@ -7019,6 +7400,7 @@
         <w:spacing w:after="0" w:before="0" w:line="240" w:lineRule="auto"/>
       </w:pPr>
       <w:rPr>
+        <w:rFonts w:eastAsia="黑体"/>
         <w:b/>
         <w:bCs/>
         <w:color w:themeColor="background1" w:val="FFFFFF"/>
@@ -7041,6 +7423,7 @@
         <w:spacing w:after="0" w:before="0" w:line="240" w:lineRule="auto"/>
       </w:pPr>
       <w:rPr>
+        <w:rFonts w:eastAsia="黑体"/>
         <w:b/>
         <w:bCs/>
       </w:rPr>
@@ -7058,12 +7441,14 @@
     </w:tblStylePr>
     <w:tblStylePr w:type="firstCol">
       <w:rPr>
+        <w:rFonts w:eastAsia="黑体"/>
         <w:b/>
         <w:bCs/>
       </w:rPr>
     </w:tblStylePr>
     <w:tblStylePr w:type="lastCol">
       <w:rPr>
+        <w:rFonts w:eastAsia="黑体"/>
         <w:b/>
         <w:bCs/>
       </w:rPr>
@@ -7125,6 +7510,7 @@
         <w:spacing w:after="0" w:before="0" w:line="240" w:lineRule="auto"/>
       </w:pPr>
       <w:rPr>
+        <w:rFonts w:eastAsia="黑体"/>
         <w:b/>
         <w:bCs/>
         <w:color w:themeColor="background1" w:val="FFFFFF"/>
@@ -7147,6 +7533,7 @@
         <w:spacing w:after="0" w:before="0" w:line="240" w:lineRule="auto"/>
       </w:pPr>
       <w:rPr>
+        <w:rFonts w:eastAsia="黑体"/>
         <w:b/>
         <w:bCs/>
       </w:rPr>
@@ -7164,12 +7551,14 @@
     </w:tblStylePr>
     <w:tblStylePr w:type="firstCol">
       <w:rPr>
+        <w:rFonts w:eastAsia="黑体"/>
         <w:b/>
         <w:bCs/>
       </w:rPr>
     </w:tblStylePr>
     <w:tblStylePr w:type="lastCol">
       <w:rPr>
+        <w:rFonts w:eastAsia="黑体"/>
         <w:b/>
         <w:bCs/>
       </w:rPr>
@@ -7228,6 +7617,7 @@
         <w:spacing w:after="0" w:before="0" w:line="240" w:lineRule="auto"/>
       </w:pPr>
       <w:rPr>
+        <w:rFonts w:eastAsia="黑体"/>
         <w:b/>
         <w:bCs/>
         <w:color w:themeColor="background1" w:val="FFFFFF"/>
@@ -7250,6 +7640,7 @@
         <w:spacing w:after="0" w:before="0" w:line="240" w:lineRule="auto"/>
       </w:pPr>
       <w:rPr>
+        <w:rFonts w:eastAsia="黑体"/>
         <w:color w:val="auto"/>
       </w:rPr>
       <w:tblPr/>
@@ -7267,6 +7658,7 @@
     </w:tblStylePr>
     <w:tblStylePr w:type="firstCol">
       <w:rPr>
+        <w:rFonts w:eastAsia="黑体"/>
         <w:b/>
         <w:bCs/>
         <w:color w:themeColor="background1" w:val="FFFFFF"/>
@@ -7286,6 +7678,7 @@
     </w:tblStylePr>
     <w:tblStylePr w:type="lastCol">
       <w:rPr>
+        <w:rFonts w:eastAsia="黑体"/>
         <w:b/>
         <w:bCs/>
         <w:color w:themeColor="background1" w:val="FFFFFF"/>
@@ -7334,6 +7727,7 @@
     </w:tblStylePr>
     <w:tblStylePr w:type="nwCell">
       <w:rPr>
+        <w:rFonts w:eastAsia="黑体"/>
         <w:color w:themeColor="background1" w:val="FFFFFF"/>
       </w:rPr>
       <w:tblPr/>
@@ -7377,6 +7771,7 @@
         <w:spacing w:after="0" w:before="0" w:line="240" w:lineRule="auto"/>
       </w:pPr>
       <w:rPr>
+        <w:rFonts w:eastAsia="黑体"/>
         <w:b/>
         <w:bCs/>
         <w:color w:themeColor="background1" w:val="FFFFFF"/>
@@ -7399,6 +7794,7 @@
         <w:spacing w:after="0" w:before="0" w:line="240" w:lineRule="auto"/>
       </w:pPr>
       <w:rPr>
+        <w:rFonts w:eastAsia="黑体"/>
         <w:color w:val="auto"/>
       </w:rPr>
       <w:tblPr/>
@@ -7416,6 +7812,7 @@
     </w:tblStylePr>
     <w:tblStylePr w:type="firstCol">
       <w:rPr>
+        <w:rFonts w:eastAsia="黑体"/>
         <w:b/>
         <w:bCs/>
         <w:color w:themeColor="background1" w:val="FFFFFF"/>
@@ -7435,6 +7832,7 @@
     </w:tblStylePr>
     <w:tblStylePr w:type="lastCol">
       <w:rPr>
+        <w:rFonts w:eastAsia="黑体"/>
         <w:b/>
         <w:bCs/>
         <w:color w:themeColor="background1" w:val="FFFFFF"/>
@@ -7483,6 +7881,7 @@
     </w:tblStylePr>
     <w:tblStylePr w:type="nwCell">
       <w:rPr>
+        <w:rFonts w:eastAsia="黑体"/>
         <w:color w:themeColor="background1" w:val="FFFFFF"/>
       </w:rPr>
       <w:tblPr/>
@@ -7526,6 +7925,7 @@
         <w:spacing w:after="0" w:before="0" w:line="240" w:lineRule="auto"/>
       </w:pPr>
       <w:rPr>
+        <w:rFonts w:eastAsia="黑体"/>
         <w:b/>
         <w:bCs/>
         <w:color w:themeColor="background1" w:val="FFFFFF"/>
@@ -7548,6 +7948,7 @@
         <w:spacing w:after="0" w:before="0" w:line="240" w:lineRule="auto"/>
       </w:pPr>
       <w:rPr>
+        <w:rFonts w:eastAsia="黑体"/>
         <w:color w:val="auto"/>
       </w:rPr>
       <w:tblPr/>
@@ -7565,6 +7966,7 @@
     </w:tblStylePr>
     <w:tblStylePr w:type="firstCol">
       <w:rPr>
+        <w:rFonts w:eastAsia="黑体"/>
         <w:b/>
         <w:bCs/>
         <w:color w:themeColor="background1" w:val="FFFFFF"/>
@@ -7584,6 +7986,7 @@
     </w:tblStylePr>
     <w:tblStylePr w:type="lastCol">
       <w:rPr>
+        <w:rFonts w:eastAsia="黑体"/>
         <w:b/>
         <w:bCs/>
         <w:color w:themeColor="background1" w:val="FFFFFF"/>
@@ -7632,6 +8035,7 @@
     </w:tblStylePr>
     <w:tblStylePr w:type="nwCell">
       <w:rPr>
+        <w:rFonts w:eastAsia="黑体"/>
         <w:color w:themeColor="background1" w:val="FFFFFF"/>
       </w:rPr>
       <w:tblPr/>
@@ -7675,6 +8079,7 @@
         <w:spacing w:after="0" w:before="0" w:line="240" w:lineRule="auto"/>
       </w:pPr>
       <w:rPr>
+        <w:rFonts w:eastAsia="黑体"/>
         <w:b/>
         <w:bCs/>
         <w:color w:themeColor="background1" w:val="FFFFFF"/>
@@ -7697,6 +8102,7 @@
         <w:spacing w:after="0" w:before="0" w:line="240" w:lineRule="auto"/>
       </w:pPr>
       <w:rPr>
+        <w:rFonts w:eastAsia="黑体"/>
         <w:color w:val="auto"/>
       </w:rPr>
       <w:tblPr/>
@@ -7714,6 +8120,7 @@
     </w:tblStylePr>
     <w:tblStylePr w:type="firstCol">
       <w:rPr>
+        <w:rFonts w:eastAsia="黑体"/>
         <w:b/>
         <w:bCs/>
         <w:color w:themeColor="background1" w:val="FFFFFF"/>
@@ -7733,6 +8140,7 @@
     </w:tblStylePr>
     <w:tblStylePr w:type="lastCol">
       <w:rPr>
+        <w:rFonts w:eastAsia="黑体"/>
         <w:b/>
         <w:bCs/>
         <w:color w:themeColor="background1" w:val="FFFFFF"/>
@@ -7781,6 +8189,7 @@
     </w:tblStylePr>
     <w:tblStylePr w:type="nwCell">
       <w:rPr>
+        <w:rFonts w:eastAsia="黑体"/>
         <w:color w:themeColor="background1" w:val="FFFFFF"/>
       </w:rPr>
       <w:tblPr/>
@@ -7824,6 +8233,7 @@
         <w:spacing w:after="0" w:before="0" w:line="240" w:lineRule="auto"/>
       </w:pPr>
       <w:rPr>
+        <w:rFonts w:eastAsia="黑体"/>
         <w:b/>
         <w:bCs/>
         <w:color w:themeColor="background1" w:val="FFFFFF"/>
@@ -7846,6 +8256,7 @@
         <w:spacing w:after="0" w:before="0" w:line="240" w:lineRule="auto"/>
       </w:pPr>
       <w:rPr>
+        <w:rFonts w:eastAsia="黑体"/>
         <w:color w:val="auto"/>
       </w:rPr>
       <w:tblPr/>
@@ -7863,6 +8274,7 @@
     </w:tblStylePr>
     <w:tblStylePr w:type="firstCol">
       <w:rPr>
+        <w:rFonts w:eastAsia="黑体"/>
         <w:b/>
         <w:bCs/>
         <w:color w:themeColor="background1" w:val="FFFFFF"/>
@@ -7882,6 +8294,7 @@
     </w:tblStylePr>
     <w:tblStylePr w:type="lastCol">
       <w:rPr>
+        <w:rFonts w:eastAsia="黑体"/>
         <w:b/>
         <w:bCs/>
         <w:color w:themeColor="background1" w:val="FFFFFF"/>
@@ -7930,6 +8343,7 @@
     </w:tblStylePr>
     <w:tblStylePr w:type="nwCell">
       <w:rPr>
+        <w:rFonts w:eastAsia="黑体"/>
         <w:color w:themeColor="background1" w:val="FFFFFF"/>
       </w:rPr>
       <w:tblPr/>
@@ -7973,6 +8387,7 @@
         <w:spacing w:after="0" w:before="0" w:line="240" w:lineRule="auto"/>
       </w:pPr>
       <w:rPr>
+        <w:rFonts w:eastAsia="黑体"/>
         <w:b/>
         <w:bCs/>
         <w:color w:themeColor="background1" w:val="FFFFFF"/>
@@ -7995,6 +8410,7 @@
         <w:spacing w:after="0" w:before="0" w:line="240" w:lineRule="auto"/>
       </w:pPr>
       <w:rPr>
+        <w:rFonts w:eastAsia="黑体"/>
         <w:color w:val="auto"/>
       </w:rPr>
       <w:tblPr/>
@@ -8012,6 +8428,7 @@
     </w:tblStylePr>
     <w:tblStylePr w:type="firstCol">
       <w:rPr>
+        <w:rFonts w:eastAsia="黑体"/>
         <w:b/>
         <w:bCs/>
         <w:color w:themeColor="background1" w:val="FFFFFF"/>
@@ -8031,6 +8448,7 @@
     </w:tblStylePr>
     <w:tblStylePr w:type="lastCol">
       <w:rPr>
+        <w:rFonts w:eastAsia="黑体"/>
         <w:b/>
         <w:bCs/>
         <w:color w:themeColor="background1" w:val="FFFFFF"/>
@@ -8079,6 +8497,7 @@
     </w:tblStylePr>
     <w:tblStylePr w:type="nwCell">
       <w:rPr>
+        <w:rFonts w:eastAsia="黑体"/>
         <w:color w:themeColor="background1" w:val="FFFFFF"/>
       </w:rPr>
       <w:tblPr/>
@@ -8122,6 +8541,7 @@
         <w:spacing w:after="0" w:before="0" w:line="240" w:lineRule="auto"/>
       </w:pPr>
       <w:rPr>
+        <w:rFonts w:eastAsia="黑体"/>
         <w:b/>
         <w:bCs/>
         <w:color w:themeColor="background1" w:val="FFFFFF"/>
@@ -8144,6 +8564,7 @@
         <w:spacing w:after="0" w:before="0" w:line="240" w:lineRule="auto"/>
       </w:pPr>
       <w:rPr>
+        <w:rFonts w:eastAsia="黑体"/>
         <w:color w:val="auto"/>
       </w:rPr>
       <w:tblPr/>
@@ -8161,6 +8582,7 @@
     </w:tblStylePr>
     <w:tblStylePr w:type="firstCol">
       <w:rPr>
+        <w:rFonts w:eastAsia="黑体"/>
         <w:b/>
         <w:bCs/>
         <w:color w:themeColor="background1" w:val="FFFFFF"/>
@@ -8180,6 +8602,7 @@
     </w:tblStylePr>
     <w:tblStylePr w:type="lastCol">
       <w:rPr>
+        <w:rFonts w:eastAsia="黑体"/>
         <w:b/>
         <w:bCs/>
         <w:color w:themeColor="background1" w:val="FFFFFF"/>
@@ -8228,6 +8651,7 @@
     </w:tblStylePr>
     <w:tblStylePr w:type="nwCell">
       <w:rPr>
+        <w:rFonts w:eastAsia="黑体"/>
         <w:color w:themeColor="background1" w:val="FFFFFF"/>
       </w:rPr>
       <w:tblPr/>
@@ -8252,6 +8676,7 @@
       <w:spacing w:after="0" w:line="240" w:lineRule="auto"/>
     </w:pPr>
     <w:rPr>
+      <w:rFonts w:eastAsia="黑体"/>
       <w:color w:themeColor="text1" w:val="000000"/>
     </w:rPr>
     <w:tblPr>
@@ -8271,7 +8696,7 @@
     </w:tblPr>
     <w:tblStylePr w:type="firstRow">
       <w:rPr>
-        <w:rFonts w:asciiTheme="majorHAnsi" w:cstheme="majorBidi" w:eastAsiaTheme="majorEastAsia" w:hAnsiTheme="majorHAnsi"/>
+        <w:rFonts w:asciiTheme="majorHAnsi" w:cstheme="majorBidi" w:hAnsiTheme="majorHAnsi" w:eastAsia="黑体"/>
       </w:rPr>
       <w:tblPr/>
       <w:tcPr>
@@ -8283,6 +8708,7 @@
     </w:tblStylePr>
     <w:tblStylePr w:type="lastRow">
       <w:rPr>
+        <w:rFonts w:eastAsia="黑体"/>
         <w:b/>
         <w:bCs/>
         <w:color w:themeColor="text2" w:val="1F497D"/>
@@ -8297,12 +8723,14 @@
     </w:tblStylePr>
     <w:tblStylePr w:type="firstCol">
       <w:rPr>
+        <w:rFonts w:eastAsia="黑体"/>
         <w:b/>
         <w:bCs/>
       </w:rPr>
     </w:tblStylePr>
     <w:tblStylePr w:type="lastCol">
       <w:rPr>
+        <w:rFonts w:eastAsia="黑体"/>
         <w:b/>
         <w:bCs/>
       </w:rPr>
@@ -8336,6 +8764,7 @@
       <w:spacing w:after="0" w:line="240" w:lineRule="auto"/>
     </w:pPr>
     <w:rPr>
+      <w:rFonts w:eastAsia="黑体"/>
       <w:color w:themeColor="text1" w:val="000000"/>
     </w:rPr>
     <w:tblPr>
@@ -8355,7 +8784,7 @@
     </w:tblPr>
     <w:tblStylePr w:type="firstRow">
       <w:rPr>
-        <w:rFonts w:asciiTheme="majorHAnsi" w:cstheme="majorBidi" w:eastAsiaTheme="majorEastAsia" w:hAnsiTheme="majorHAnsi"/>
+        <w:rFonts w:asciiTheme="majorHAnsi" w:cstheme="majorBidi" w:hAnsiTheme="majorHAnsi" w:eastAsia="黑体"/>
       </w:rPr>
       <w:tblPr/>
       <w:tcPr>
@@ -8367,6 +8796,7 @@
     </w:tblStylePr>
     <w:tblStylePr w:type="lastRow">
       <w:rPr>
+        <w:rFonts w:eastAsia="黑体"/>
         <w:b/>
         <w:bCs/>
         <w:color w:themeColor="text2" w:val="1F497D"/>
@@ -8381,12 +8811,14 @@
     </w:tblStylePr>
     <w:tblStylePr w:type="firstCol">
       <w:rPr>
+        <w:rFonts w:eastAsia="黑体"/>
         <w:b/>
         <w:bCs/>
       </w:rPr>
     </w:tblStylePr>
     <w:tblStylePr w:type="lastCol">
       <w:rPr>
+        <w:rFonts w:eastAsia="黑体"/>
         <w:b/>
         <w:bCs/>
       </w:rPr>
@@ -8420,6 +8852,7 @@
       <w:spacing w:after="0" w:line="240" w:lineRule="auto"/>
     </w:pPr>
     <w:rPr>
+      <w:rFonts w:eastAsia="黑体"/>
       <w:color w:themeColor="text1" w:val="000000"/>
     </w:rPr>
     <w:tblPr>
@@ -8439,7 +8872,7 @@
     </w:tblPr>
     <w:tblStylePr w:type="firstRow">
       <w:rPr>
-        <w:rFonts w:asciiTheme="majorHAnsi" w:cstheme="majorBidi" w:eastAsiaTheme="majorEastAsia" w:hAnsiTheme="majorHAnsi"/>
+        <w:rFonts w:asciiTheme="majorHAnsi" w:cstheme="majorBidi" w:hAnsiTheme="majorHAnsi" w:eastAsia="黑体"/>
       </w:rPr>
       <w:tblPr/>
       <w:tcPr>
@@ -8451,6 +8884,7 @@
     </w:tblStylePr>
     <w:tblStylePr w:type="lastRow">
       <w:rPr>
+        <w:rFonts w:eastAsia="黑体"/>
         <w:b/>
         <w:bCs/>
         <w:color w:themeColor="text2" w:val="1F497D"/>
@@ -8465,12 +8899,14 @@
     </w:tblStylePr>
     <w:tblStylePr w:type="firstCol">
       <w:rPr>
+        <w:rFonts w:eastAsia="黑体"/>
         <w:b/>
         <w:bCs/>
       </w:rPr>
     </w:tblStylePr>
     <w:tblStylePr w:type="lastCol">
       <w:rPr>
+        <w:rFonts w:eastAsia="黑体"/>
         <w:b/>
         <w:bCs/>
       </w:rPr>
@@ -8504,6 +8940,7 @@
       <w:spacing w:after="0" w:line="240" w:lineRule="auto"/>
     </w:pPr>
     <w:rPr>
+      <w:rFonts w:eastAsia="黑体"/>
       <w:color w:themeColor="text1" w:val="000000"/>
     </w:rPr>
     <w:tblPr>
@@ -8523,7 +8960,7 @@
     </w:tblPr>
     <w:tblStylePr w:type="firstRow">
       <w:rPr>
-        <w:rFonts w:asciiTheme="majorHAnsi" w:cstheme="majorBidi" w:eastAsiaTheme="majorEastAsia" w:hAnsiTheme="majorHAnsi"/>
+        <w:rFonts w:asciiTheme="majorHAnsi" w:cstheme="majorBidi" w:hAnsiTheme="majorHAnsi" w:eastAsia="黑体"/>
       </w:rPr>
       <w:tblPr/>
       <w:tcPr>
@@ -8535,6 +8972,7 @@
     </w:tblStylePr>
     <w:tblStylePr w:type="lastRow">
       <w:rPr>
+        <w:rFonts w:eastAsia="黑体"/>
         <w:b/>
         <w:bCs/>
         <w:color w:themeColor="text2" w:val="1F497D"/>
@@ -8549,12 +8987,14 @@
     </w:tblStylePr>
     <w:tblStylePr w:type="firstCol">
       <w:rPr>
+        <w:rFonts w:eastAsia="黑体"/>
         <w:b/>
         <w:bCs/>
       </w:rPr>
     </w:tblStylePr>
     <w:tblStylePr w:type="lastCol">
       <w:rPr>
+        <w:rFonts w:eastAsia="黑体"/>
         <w:b/>
         <w:bCs/>
       </w:rPr>
@@ -8588,6 +9028,7 @@
       <w:spacing w:after="0" w:line="240" w:lineRule="auto"/>
     </w:pPr>
     <w:rPr>
+      <w:rFonts w:eastAsia="黑体"/>
       <w:color w:themeColor="text1" w:val="000000"/>
     </w:rPr>
     <w:tblPr>
@@ -8607,7 +9048,7 @@
     </w:tblPr>
     <w:tblStylePr w:type="firstRow">
       <w:rPr>
-        <w:rFonts w:asciiTheme="majorHAnsi" w:cstheme="majorBidi" w:eastAsiaTheme="majorEastAsia" w:hAnsiTheme="majorHAnsi"/>
+        <w:rFonts w:asciiTheme="majorHAnsi" w:cstheme="majorBidi" w:hAnsiTheme="majorHAnsi" w:eastAsia="黑体"/>
       </w:rPr>
       <w:tblPr/>
       <w:tcPr>
@@ -8619,6 +9060,7 @@
     </w:tblStylePr>
     <w:tblStylePr w:type="lastRow">
       <w:rPr>
+        <w:rFonts w:eastAsia="黑体"/>
         <w:b/>
         <w:bCs/>
         <w:color w:themeColor="text2" w:val="1F497D"/>
@@ -8633,12 +9075,14 @@
     </w:tblStylePr>
     <w:tblStylePr w:type="firstCol">
       <w:rPr>
+        <w:rFonts w:eastAsia="黑体"/>
         <w:b/>
         <w:bCs/>
       </w:rPr>
     </w:tblStylePr>
     <w:tblStylePr w:type="lastCol">
       <w:rPr>
+        <w:rFonts w:eastAsia="黑体"/>
         <w:b/>
         <w:bCs/>
       </w:rPr>
@@ -8672,6 +9116,7 @@
       <w:spacing w:after="0" w:line="240" w:lineRule="auto"/>
     </w:pPr>
     <w:rPr>
+      <w:rFonts w:eastAsia="黑体"/>
       <w:color w:themeColor="text1" w:val="000000"/>
     </w:rPr>
     <w:tblPr>
@@ -8691,7 +9136,7 @@
     </w:tblPr>
     <w:tblStylePr w:type="firstRow">
       <w:rPr>
-        <w:rFonts w:asciiTheme="majorHAnsi" w:cstheme="majorBidi" w:eastAsiaTheme="majorEastAsia" w:hAnsiTheme="majorHAnsi"/>
+        <w:rFonts w:asciiTheme="majorHAnsi" w:cstheme="majorBidi" w:hAnsiTheme="majorHAnsi" w:eastAsia="黑体"/>
       </w:rPr>
       <w:tblPr/>
       <w:tcPr>
@@ -8703,6 +9148,7 @@
     </w:tblStylePr>
     <w:tblStylePr w:type="lastRow">
       <w:rPr>
+        <w:rFonts w:eastAsia="黑体"/>
         <w:b/>
         <w:bCs/>
         <w:color w:themeColor="text2" w:val="1F497D"/>
@@ -8717,12 +9163,14 @@
     </w:tblStylePr>
     <w:tblStylePr w:type="firstCol">
       <w:rPr>
+        <w:rFonts w:eastAsia="黑体"/>
         <w:b/>
         <w:bCs/>
       </w:rPr>
     </w:tblStylePr>
     <w:tblStylePr w:type="lastCol">
       <w:rPr>
+        <w:rFonts w:eastAsia="黑体"/>
         <w:b/>
         <w:bCs/>
       </w:rPr>
@@ -8756,6 +9204,7 @@
       <w:spacing w:after="0" w:line="240" w:lineRule="auto"/>
     </w:pPr>
     <w:rPr>
+      <w:rFonts w:eastAsia="黑体"/>
       <w:color w:themeColor="text1" w:val="000000"/>
     </w:rPr>
     <w:tblPr>
@@ -8775,7 +9224,7 @@
     </w:tblPr>
     <w:tblStylePr w:type="firstRow">
       <w:rPr>
-        <w:rFonts w:asciiTheme="majorHAnsi" w:cstheme="majorBidi" w:eastAsiaTheme="majorEastAsia" w:hAnsiTheme="majorHAnsi"/>
+        <w:rFonts w:asciiTheme="majorHAnsi" w:cstheme="majorBidi" w:hAnsiTheme="majorHAnsi" w:eastAsia="黑体"/>
       </w:rPr>
       <w:tblPr/>
       <w:tcPr>
@@ -8787,6 +9236,7 @@
     </w:tblStylePr>
     <w:tblStylePr w:type="lastRow">
       <w:rPr>
+        <w:rFonts w:eastAsia="黑体"/>
         <w:b/>
         <w:bCs/>
         <w:color w:themeColor="text2" w:val="1F497D"/>
@@ -8801,12 +9251,14 @@
     </w:tblStylePr>
     <w:tblStylePr w:type="firstCol">
       <w:rPr>
+        <w:rFonts w:eastAsia="黑体"/>
         <w:b/>
         <w:bCs/>
       </w:rPr>
     </w:tblStylePr>
     <w:tblStylePr w:type="lastCol">
       <w:rPr>
+        <w:rFonts w:eastAsia="黑体"/>
         <w:b/>
         <w:bCs/>
       </w:rPr>
@@ -8840,7 +9292,7 @@
       <w:spacing w:after="0" w:line="240" w:lineRule="auto"/>
     </w:pPr>
     <w:rPr>
-      <w:rFonts w:asciiTheme="majorHAnsi" w:cstheme="majorBidi" w:eastAsiaTheme="majorEastAsia" w:hAnsiTheme="majorHAnsi"/>
+      <w:rFonts w:asciiTheme="majorHAnsi" w:cstheme="majorBidi" w:hAnsiTheme="majorHAnsi" w:eastAsia="黑体"/>
       <w:color w:themeColor="text1" w:val="000000"/>
     </w:rPr>
     <w:tblPr>
@@ -8862,6 +9314,7 @@
     </w:tblPr>
     <w:tblStylePr w:type="firstRow">
       <w:rPr>
+        <w:rFonts w:eastAsia="黑体"/>
         <w:sz w:val="24"/>
         <w:szCs w:val="24"/>
       </w:rPr>
@@ -8968,7 +9421,7 @@
       <w:spacing w:after="0" w:line="240" w:lineRule="auto"/>
     </w:pPr>
     <w:rPr>
-      <w:rFonts w:asciiTheme="majorHAnsi" w:cstheme="majorBidi" w:eastAsiaTheme="majorEastAsia" w:hAnsiTheme="majorHAnsi"/>
+      <w:rFonts w:asciiTheme="majorHAnsi" w:cstheme="majorBidi" w:hAnsiTheme="majorHAnsi" w:eastAsia="黑体"/>
       <w:color w:themeColor="text1" w:val="000000"/>
     </w:rPr>
     <w:tblPr>
@@ -8990,6 +9443,7 @@
     </w:tblPr>
     <w:tblStylePr w:type="firstRow">
       <w:rPr>
+        <w:rFonts w:eastAsia="黑体"/>
         <w:sz w:val="24"/>
         <w:szCs w:val="24"/>
       </w:rPr>
@@ -9096,7 +9550,7 @@
       <w:spacing w:after="0" w:line="240" w:lineRule="auto"/>
     </w:pPr>
     <w:rPr>
-      <w:rFonts w:asciiTheme="majorHAnsi" w:cstheme="majorBidi" w:eastAsiaTheme="majorEastAsia" w:hAnsiTheme="majorHAnsi"/>
+      <w:rFonts w:asciiTheme="majorHAnsi" w:cstheme="majorBidi" w:hAnsiTheme="majorHAnsi" w:eastAsia="黑体"/>
       <w:color w:themeColor="text1" w:val="000000"/>
     </w:rPr>
     <w:tblPr>
@@ -9118,6 +9572,7 @@
     </w:tblPr>
     <w:tblStylePr w:type="firstRow">
       <w:rPr>
+        <w:rFonts w:eastAsia="黑体"/>
         <w:sz w:val="24"/>
         <w:szCs w:val="24"/>
       </w:rPr>
@@ -9224,7 +9679,7 @@
       <w:spacing w:after="0" w:line="240" w:lineRule="auto"/>
     </w:pPr>
     <w:rPr>
-      <w:rFonts w:asciiTheme="majorHAnsi" w:cstheme="majorBidi" w:eastAsiaTheme="majorEastAsia" w:hAnsiTheme="majorHAnsi"/>
+      <w:rFonts w:asciiTheme="majorHAnsi" w:cstheme="majorBidi" w:hAnsiTheme="majorHAnsi" w:eastAsia="黑体"/>
       <w:color w:themeColor="text1" w:val="000000"/>
     </w:rPr>
     <w:tblPr>
@@ -9246,6 +9701,7 @@
     </w:tblPr>
     <w:tblStylePr w:type="firstRow">
       <w:rPr>
+        <w:rFonts w:eastAsia="黑体"/>
         <w:sz w:val="24"/>
         <w:szCs w:val="24"/>
       </w:rPr>
@@ -9352,7 +9808,7 @@
       <w:spacing w:after="0" w:line="240" w:lineRule="auto"/>
     </w:pPr>
     <w:rPr>
-      <w:rFonts w:asciiTheme="majorHAnsi" w:cstheme="majorBidi" w:eastAsiaTheme="majorEastAsia" w:hAnsiTheme="majorHAnsi"/>
+      <w:rFonts w:asciiTheme="majorHAnsi" w:cstheme="majorBidi" w:hAnsiTheme="majorHAnsi" w:eastAsia="黑体"/>
       <w:color w:themeColor="text1" w:val="000000"/>
     </w:rPr>
     <w:tblPr>
@@ -9374,6 +9830,7 @@
     </w:tblPr>
     <w:tblStylePr w:type="firstRow">
       <w:rPr>
+        <w:rFonts w:eastAsia="黑体"/>
         <w:sz w:val="24"/>
         <w:szCs w:val="24"/>
       </w:rPr>
@@ -9480,7 +9937,7 @@
       <w:spacing w:after="0" w:line="240" w:lineRule="auto"/>
     </w:pPr>
     <w:rPr>
-      <w:rFonts w:asciiTheme="majorHAnsi" w:cstheme="majorBidi" w:eastAsiaTheme="majorEastAsia" w:hAnsiTheme="majorHAnsi"/>
+      <w:rFonts w:asciiTheme="majorHAnsi" w:cstheme="majorBidi" w:hAnsiTheme="majorHAnsi" w:eastAsia="黑体"/>
       <w:color w:themeColor="text1" w:val="000000"/>
     </w:rPr>
     <w:tblPr>
@@ -9502,6 +9959,7 @@
     </w:tblPr>
     <w:tblStylePr w:type="firstRow">
       <w:rPr>
+        <w:rFonts w:eastAsia="黑体"/>
         <w:sz w:val="24"/>
         <w:szCs w:val="24"/>
       </w:rPr>
@@ -9608,7 +10066,7 @@
       <w:spacing w:after="0" w:line="240" w:lineRule="auto"/>
     </w:pPr>
     <w:rPr>
-      <w:rFonts w:asciiTheme="majorHAnsi" w:cstheme="majorBidi" w:eastAsiaTheme="majorEastAsia" w:hAnsiTheme="majorHAnsi"/>
+      <w:rFonts w:asciiTheme="majorHAnsi" w:cstheme="majorBidi" w:hAnsiTheme="majorHAnsi" w:eastAsia="黑体"/>
       <w:color w:themeColor="text1" w:val="000000"/>
     </w:rPr>
     <w:tblPr>
@@ -9630,6 +10088,7 @@
     </w:tblPr>
     <w:tblStylePr w:type="firstRow">
       <w:rPr>
+        <w:rFonts w:eastAsia="黑体"/>
         <w:sz w:val="24"/>
         <w:szCs w:val="24"/>
       </w:rPr>
@@ -9759,12 +10218,14 @@
     </w:tcPr>
     <w:tblStylePr w:type="firstRow">
       <w:rPr>
+        <w:rFonts w:eastAsia="黑体"/>
         <w:b/>
         <w:bCs/>
       </w:rPr>
     </w:tblStylePr>
     <w:tblStylePr w:type="lastRow">
       <w:rPr>
+        <w:rFonts w:eastAsia="黑体"/>
         <w:b/>
         <w:bCs/>
       </w:rPr>
@@ -9777,12 +10238,14 @@
     </w:tblStylePr>
     <w:tblStylePr w:type="firstCol">
       <w:rPr>
+        <w:rFonts w:eastAsia="黑体"/>
         <w:b/>
         <w:bCs/>
       </w:rPr>
     </w:tblStylePr>
     <w:tblStylePr w:type="lastCol">
       <w:rPr>
+        <w:rFonts w:eastAsia="黑体"/>
         <w:b/>
         <w:bCs/>
       </w:rPr>
@@ -9832,12 +10295,14 @@
     </w:tcPr>
     <w:tblStylePr w:type="firstRow">
       <w:rPr>
+        <w:rFonts w:eastAsia="黑体"/>
         <w:b/>
         <w:bCs/>
       </w:rPr>
     </w:tblStylePr>
     <w:tblStylePr w:type="lastRow">
       <w:rPr>
+        <w:rFonts w:eastAsia="黑体"/>
         <w:b/>
         <w:bCs/>
       </w:rPr>
@@ -9850,12 +10315,14 @@
     </w:tblStylePr>
     <w:tblStylePr w:type="firstCol">
       <w:rPr>
+        <w:rFonts w:eastAsia="黑体"/>
         <w:b/>
         <w:bCs/>
       </w:rPr>
     </w:tblStylePr>
     <w:tblStylePr w:type="lastCol">
       <w:rPr>
+        <w:rFonts w:eastAsia="黑体"/>
         <w:b/>
         <w:bCs/>
       </w:rPr>
@@ -9905,12 +10372,14 @@
     </w:tcPr>
     <w:tblStylePr w:type="firstRow">
       <w:rPr>
+        <w:rFonts w:eastAsia="黑体"/>
         <w:b/>
         <w:bCs/>
       </w:rPr>
     </w:tblStylePr>
     <w:tblStylePr w:type="lastRow">
       <w:rPr>
+        <w:rFonts w:eastAsia="黑体"/>
         <w:b/>
         <w:bCs/>
       </w:rPr>
@@ -9923,12 +10392,14 @@
     </w:tblStylePr>
     <w:tblStylePr w:type="firstCol">
       <w:rPr>
+        <w:rFonts w:eastAsia="黑体"/>
         <w:b/>
         <w:bCs/>
       </w:rPr>
     </w:tblStylePr>
     <w:tblStylePr w:type="lastCol">
       <w:rPr>
+        <w:rFonts w:eastAsia="黑体"/>
         <w:b/>
         <w:bCs/>
       </w:rPr>
@@ -9978,12 +10449,14 @@
     </w:tcPr>
     <w:tblStylePr w:type="firstRow">
       <w:rPr>
+        <w:rFonts w:eastAsia="黑体"/>
         <w:b/>
         <w:bCs/>
       </w:rPr>
     </w:tblStylePr>
     <w:tblStylePr w:type="lastRow">
       <w:rPr>
+        <w:rFonts w:eastAsia="黑体"/>
         <w:b/>
         <w:bCs/>
       </w:rPr>
@@ -9996,12 +10469,14 @@
     </w:tblStylePr>
     <w:tblStylePr w:type="firstCol">
       <w:rPr>
+        <w:rFonts w:eastAsia="黑体"/>
         <w:b/>
         <w:bCs/>
       </w:rPr>
     </w:tblStylePr>
     <w:tblStylePr w:type="lastCol">
       <w:rPr>
+        <w:rFonts w:eastAsia="黑体"/>
         <w:b/>
         <w:bCs/>
       </w:rPr>
@@ -10051,12 +10526,14 @@
     </w:tcPr>
     <w:tblStylePr w:type="firstRow">
       <w:rPr>
+        <w:rFonts w:eastAsia="黑体"/>
         <w:b/>
         <w:bCs/>
       </w:rPr>
     </w:tblStylePr>
     <w:tblStylePr w:type="lastRow">
       <w:rPr>
+        <w:rFonts w:eastAsia="黑体"/>
         <w:b/>
         <w:bCs/>
       </w:rPr>
@@ -10069,12 +10546,14 @@
     </w:tblStylePr>
     <w:tblStylePr w:type="firstCol">
       <w:rPr>
+        <w:rFonts w:eastAsia="黑体"/>
         <w:b/>
         <w:bCs/>
       </w:rPr>
     </w:tblStylePr>
     <w:tblStylePr w:type="lastCol">
       <w:rPr>
+        <w:rFonts w:eastAsia="黑体"/>
         <w:b/>
         <w:bCs/>
       </w:rPr>
@@ -10124,12 +10603,14 @@
     </w:tcPr>
     <w:tblStylePr w:type="firstRow">
       <w:rPr>
+        <w:rFonts w:eastAsia="黑体"/>
         <w:b/>
         <w:bCs/>
       </w:rPr>
     </w:tblStylePr>
     <w:tblStylePr w:type="lastRow">
       <w:rPr>
+        <w:rFonts w:eastAsia="黑体"/>
         <w:b/>
         <w:bCs/>
       </w:rPr>
@@ -10142,12 +10623,14 @@
     </w:tblStylePr>
     <w:tblStylePr w:type="firstCol">
       <w:rPr>
+        <w:rFonts w:eastAsia="黑体"/>
         <w:b/>
         <w:bCs/>
       </w:rPr>
     </w:tblStylePr>
     <w:tblStylePr w:type="lastCol">
       <w:rPr>
+        <w:rFonts w:eastAsia="黑体"/>
         <w:b/>
         <w:bCs/>
       </w:rPr>
@@ -10197,12 +10680,14 @@
     </w:tcPr>
     <w:tblStylePr w:type="firstRow">
       <w:rPr>
+        <w:rFonts w:eastAsia="黑体"/>
         <w:b/>
         <w:bCs/>
       </w:rPr>
     </w:tblStylePr>
     <w:tblStylePr w:type="lastRow">
       <w:rPr>
+        <w:rFonts w:eastAsia="黑体"/>
         <w:b/>
         <w:bCs/>
       </w:rPr>
@@ -10215,12 +10700,14 @@
     </w:tblStylePr>
     <w:tblStylePr w:type="firstCol">
       <w:rPr>
+        <w:rFonts w:eastAsia="黑体"/>
         <w:b/>
         <w:bCs/>
       </w:rPr>
     </w:tblStylePr>
     <w:tblStylePr w:type="lastCol">
       <w:rPr>
+        <w:rFonts w:eastAsia="黑体"/>
         <w:b/>
         <w:bCs/>
       </w:rPr>
@@ -10247,7 +10734,7 @@
       <w:spacing w:after="0" w:line="240" w:lineRule="auto"/>
     </w:pPr>
     <w:rPr>
-      <w:rFonts w:asciiTheme="majorHAnsi" w:cstheme="majorBidi" w:eastAsiaTheme="majorEastAsia" w:hAnsiTheme="majorHAnsi"/>
+      <w:rFonts w:asciiTheme="majorHAnsi" w:cstheme="majorBidi" w:hAnsiTheme="majorHAnsi" w:eastAsia="黑体"/>
       <w:color w:themeColor="text1" w:val="000000"/>
     </w:rPr>
     <w:tblPr>
@@ -10274,6 +10761,7 @@
     </w:tcPr>
     <w:tblStylePr w:type="firstRow">
       <w:rPr>
+        <w:rFonts w:eastAsia="黑体"/>
         <w:b/>
         <w:bCs/>
         <w:color w:themeColor="text1" w:val="000000"/>
@@ -10285,6 +10773,7 @@
     </w:tblStylePr>
     <w:tblStylePr w:type="lastRow">
       <w:rPr>
+        <w:rFonts w:eastAsia="黑体"/>
         <w:b/>
         <w:bCs/>
         <w:color w:themeColor="text1" w:val="000000"/>
@@ -10304,6 +10793,7 @@
     </w:tblStylePr>
     <w:tblStylePr w:type="firstCol">
       <w:rPr>
+        <w:rFonts w:eastAsia="黑体"/>
         <w:b/>
         <w:bCs/>
         <w:color w:themeColor="text1" w:val="000000"/>
@@ -10323,6 +10813,7 @@
     </w:tblStylePr>
     <w:tblStylePr w:type="lastCol">
       <w:rPr>
+        <w:rFonts w:eastAsia="黑体"/>
         <w:b w:val="0"/>
         <w:bCs w:val="0"/>
         <w:color w:themeColor="text1" w:val="000000"/>
@@ -10372,7 +10863,7 @@
       <w:spacing w:after="0" w:line="240" w:lineRule="auto"/>
     </w:pPr>
     <w:rPr>
-      <w:rFonts w:asciiTheme="majorHAnsi" w:cstheme="majorBidi" w:eastAsiaTheme="majorEastAsia" w:hAnsiTheme="majorHAnsi"/>
+      <w:rFonts w:asciiTheme="majorHAnsi" w:cstheme="majorBidi" w:hAnsiTheme="majorHAnsi" w:eastAsia="黑体"/>
       <w:color w:themeColor="text1" w:val="000000"/>
     </w:rPr>
     <w:tblPr>
@@ -10399,6 +10890,7 @@
     </w:tcPr>
     <w:tblStylePr w:type="firstRow">
       <w:rPr>
+        <w:rFonts w:eastAsia="黑体"/>
         <w:b/>
         <w:bCs/>
         <w:color w:themeColor="text1" w:val="000000"/>
@@ -10410,6 +10902,7 @@
     </w:tblStylePr>
     <w:tblStylePr w:type="lastRow">
       <w:rPr>
+        <w:rFonts w:eastAsia="黑体"/>
         <w:b/>
         <w:bCs/>
         <w:color w:themeColor="text1" w:val="000000"/>
@@ -10429,6 +10922,7 @@
     </w:tblStylePr>
     <w:tblStylePr w:type="firstCol">
       <w:rPr>
+        <w:rFonts w:eastAsia="黑体"/>
         <w:b/>
         <w:bCs/>
         <w:color w:themeColor="text1" w:val="000000"/>
@@ -10448,6 +10942,7 @@
     </w:tblStylePr>
     <w:tblStylePr w:type="lastCol">
       <w:rPr>
+        <w:rFonts w:eastAsia="黑体"/>
         <w:b w:val="0"/>
         <w:bCs w:val="0"/>
         <w:color w:themeColor="text1" w:val="000000"/>
@@ -10497,7 +10992,7 @@
       <w:spacing w:after="0" w:line="240" w:lineRule="auto"/>
     </w:pPr>
     <w:rPr>
-      <w:rFonts w:asciiTheme="majorHAnsi" w:cstheme="majorBidi" w:eastAsiaTheme="majorEastAsia" w:hAnsiTheme="majorHAnsi"/>
+      <w:rFonts w:asciiTheme="majorHAnsi" w:cstheme="majorBidi" w:hAnsiTheme="majorHAnsi" w:eastAsia="黑体"/>
       <w:color w:themeColor="text1" w:val="000000"/>
     </w:rPr>
     <w:tblPr>
@@ -10524,6 +11019,7 @@
     </w:tcPr>
     <w:tblStylePr w:type="firstRow">
       <w:rPr>
+        <w:rFonts w:eastAsia="黑体"/>
         <w:b/>
         <w:bCs/>
         <w:color w:themeColor="text1" w:val="000000"/>
@@ -10535,6 +11031,7 @@
     </w:tblStylePr>
     <w:tblStylePr w:type="lastRow">
       <w:rPr>
+        <w:rFonts w:eastAsia="黑体"/>
         <w:b/>
         <w:bCs/>
         <w:color w:themeColor="text1" w:val="000000"/>
@@ -10554,6 +11051,7 @@
     </w:tblStylePr>
     <w:tblStylePr w:type="firstCol">
       <w:rPr>
+        <w:rFonts w:eastAsia="黑体"/>
         <w:b/>
         <w:bCs/>
         <w:color w:themeColor="text1" w:val="000000"/>
@@ -10573,6 +11071,7 @@
     </w:tblStylePr>
     <w:tblStylePr w:type="lastCol">
       <w:rPr>
+        <w:rFonts w:eastAsia="黑体"/>
         <w:b w:val="0"/>
         <w:bCs w:val="0"/>
         <w:color w:themeColor="text1" w:val="000000"/>
@@ -10622,7 +11121,7 @@
       <w:spacing w:after="0" w:line="240" w:lineRule="auto"/>
     </w:pPr>
     <w:rPr>
-      <w:rFonts w:asciiTheme="majorHAnsi" w:cstheme="majorBidi" w:eastAsiaTheme="majorEastAsia" w:hAnsiTheme="majorHAnsi"/>
+      <w:rFonts w:asciiTheme="majorHAnsi" w:cstheme="majorBidi" w:hAnsiTheme="majorHAnsi" w:eastAsia="黑体"/>
       <w:color w:themeColor="text1" w:val="000000"/>
     </w:rPr>
     <w:tblPr>
@@ -10649,6 +11148,7 @@
     </w:tcPr>
     <w:tblStylePr w:type="firstRow">
       <w:rPr>
+        <w:rFonts w:eastAsia="黑体"/>
         <w:b/>
         <w:bCs/>
         <w:color w:themeColor="text1" w:val="000000"/>
@@ -10660,6 +11160,7 @@
     </w:tblStylePr>
     <w:tblStylePr w:type="lastRow">
       <w:rPr>
+        <w:rFonts w:eastAsia="黑体"/>
         <w:b/>
         <w:bCs/>
         <w:color w:themeColor="text1" w:val="000000"/>
@@ -10679,6 +11180,7 @@
     </w:tblStylePr>
     <w:tblStylePr w:type="firstCol">
       <w:rPr>
+        <w:rFonts w:eastAsia="黑体"/>
         <w:b/>
         <w:bCs/>
         <w:color w:themeColor="text1" w:val="000000"/>
@@ -10698,6 +11200,7 @@
     </w:tblStylePr>
     <w:tblStylePr w:type="lastCol">
       <w:rPr>
+        <w:rFonts w:eastAsia="黑体"/>
         <w:b w:val="0"/>
         <w:bCs w:val="0"/>
         <w:color w:themeColor="text1" w:val="000000"/>
@@ -10747,7 +11250,7 @@
       <w:spacing w:after="0" w:line="240" w:lineRule="auto"/>
     </w:pPr>
     <w:rPr>
-      <w:rFonts w:asciiTheme="majorHAnsi" w:cstheme="majorBidi" w:eastAsiaTheme="majorEastAsia" w:hAnsiTheme="majorHAnsi"/>
+      <w:rFonts w:asciiTheme="majorHAnsi" w:cstheme="majorBidi" w:hAnsiTheme="majorHAnsi" w:eastAsia="黑体"/>
       <w:color w:themeColor="text1" w:val="000000"/>
     </w:rPr>
     <w:tblPr>
@@ -10774,6 +11277,7 @@
     </w:tcPr>
     <w:tblStylePr w:type="firstRow">
       <w:rPr>
+        <w:rFonts w:eastAsia="黑体"/>
         <w:b/>
         <w:bCs/>
         <w:color w:themeColor="text1" w:val="000000"/>
@@ -10785,6 +11289,7 @@
     </w:tblStylePr>
     <w:tblStylePr w:type="lastRow">
       <w:rPr>
+        <w:rFonts w:eastAsia="黑体"/>
         <w:b/>
         <w:bCs/>
         <w:color w:themeColor="text1" w:val="000000"/>
@@ -10804,6 +11309,7 @@
     </w:tblStylePr>
     <w:tblStylePr w:type="firstCol">
       <w:rPr>
+        <w:rFonts w:eastAsia="黑体"/>
         <w:b/>
         <w:bCs/>
         <w:color w:themeColor="text1" w:val="000000"/>
@@ -10823,6 +11329,7 @@
     </w:tblStylePr>
     <w:tblStylePr w:type="lastCol">
       <w:rPr>
+        <w:rFonts w:eastAsia="黑体"/>
         <w:b w:val="0"/>
         <w:bCs w:val="0"/>
         <w:color w:themeColor="text1" w:val="000000"/>
@@ -10872,7 +11379,7 @@
       <w:spacing w:after="0" w:line="240" w:lineRule="auto"/>
     </w:pPr>
     <w:rPr>
-      <w:rFonts w:asciiTheme="majorHAnsi" w:cstheme="majorBidi" w:eastAsiaTheme="majorEastAsia" w:hAnsiTheme="majorHAnsi"/>
+      <w:rFonts w:asciiTheme="majorHAnsi" w:cstheme="majorBidi" w:hAnsiTheme="majorHAnsi" w:eastAsia="黑体"/>
       <w:color w:themeColor="text1" w:val="000000"/>
     </w:rPr>
     <w:tblPr>
@@ -10899,6 +11406,7 @@
     </w:tcPr>
     <w:tblStylePr w:type="firstRow">
       <w:rPr>
+        <w:rFonts w:eastAsia="黑体"/>
         <w:b/>
         <w:bCs/>
         <w:color w:themeColor="text1" w:val="000000"/>
@@ -10910,6 +11418,7 @@
     </w:tblStylePr>
     <w:tblStylePr w:type="lastRow">
       <w:rPr>
+        <w:rFonts w:eastAsia="黑体"/>
         <w:b/>
         <w:bCs/>
         <w:color w:themeColor="text1" w:val="000000"/>
@@ -10929,6 +11438,7 @@
     </w:tblStylePr>
     <w:tblStylePr w:type="firstCol">
       <w:rPr>
+        <w:rFonts w:eastAsia="黑体"/>
         <w:b/>
         <w:bCs/>
         <w:color w:themeColor="text1" w:val="000000"/>
@@ -10948,6 +11458,7 @@
     </w:tblStylePr>
     <w:tblStylePr w:type="lastCol">
       <w:rPr>
+        <w:rFonts w:eastAsia="黑体"/>
         <w:b w:val="0"/>
         <w:bCs w:val="0"/>
         <w:color w:themeColor="text1" w:val="000000"/>
@@ -10997,7 +11508,7 @@
       <w:spacing w:after="0" w:line="240" w:lineRule="auto"/>
     </w:pPr>
     <w:rPr>
-      <w:rFonts w:asciiTheme="majorHAnsi" w:cstheme="majorBidi" w:eastAsiaTheme="majorEastAsia" w:hAnsiTheme="majorHAnsi"/>
+      <w:rFonts w:asciiTheme="majorHAnsi" w:cstheme="majorBidi" w:hAnsiTheme="majorHAnsi" w:eastAsia="黑体"/>
       <w:color w:themeColor="text1" w:val="000000"/>
     </w:rPr>
     <w:tblPr>
@@ -11024,6 +11535,7 @@
     </w:tcPr>
     <w:tblStylePr w:type="firstRow">
       <w:rPr>
+        <w:rFonts w:eastAsia="黑体"/>
         <w:b/>
         <w:bCs/>
         <w:color w:themeColor="text1" w:val="000000"/>
@@ -11035,6 +11547,7 @@
     </w:tblStylePr>
     <w:tblStylePr w:type="lastRow">
       <w:rPr>
+        <w:rFonts w:eastAsia="黑体"/>
         <w:b/>
         <w:bCs/>
         <w:color w:themeColor="text1" w:val="000000"/>
@@ -11054,6 +11567,7 @@
     </w:tblStylePr>
     <w:tblStylePr w:type="firstCol">
       <w:rPr>
+        <w:rFonts w:eastAsia="黑体"/>
         <w:b/>
         <w:bCs/>
         <w:color w:themeColor="text1" w:val="000000"/>
@@ -11073,6 +11587,7 @@
     </w:tblStylePr>
     <w:tblStylePr w:type="lastCol">
       <w:rPr>
+        <w:rFonts w:eastAsia="黑体"/>
         <w:b w:val="0"/>
         <w:bCs w:val="0"/>
         <w:color w:themeColor="text1" w:val="000000"/>
@@ -11145,6 +11660,7 @@
     </w:tcPr>
     <w:tblStylePr w:type="firstRow">
       <w:rPr>
+        <w:rFonts w:eastAsia="黑体"/>
         <w:b/>
         <w:bCs/>
         <w:i w:val="0"/>
@@ -11166,6 +11682,7 @@
     </w:tblStylePr>
     <w:tblStylePr w:type="lastRow">
       <w:rPr>
+        <w:rFonts w:eastAsia="黑体"/>
         <w:b/>
         <w:bCs/>
         <w:i w:val="0"/>
@@ -11187,6 +11704,7 @@
     </w:tblStylePr>
     <w:tblStylePr w:type="firstCol">
       <w:rPr>
+        <w:rFonts w:eastAsia="黑体"/>
         <w:b/>
         <w:bCs/>
         <w:i w:val="0"/>
@@ -11206,6 +11724,7 @@
     </w:tblStylePr>
     <w:tblStylePr w:type="lastCol">
       <w:rPr>
+        <w:rFonts w:eastAsia="黑体"/>
         <w:b/>
         <w:bCs/>
         <w:i w:val="0"/>
@@ -11286,6 +11805,7 @@
     </w:tcPr>
     <w:tblStylePr w:type="firstRow">
       <w:rPr>
+        <w:rFonts w:eastAsia="黑体"/>
         <w:b/>
         <w:bCs/>
         <w:i w:val="0"/>
@@ -11307,6 +11827,7 @@
     </w:tblStylePr>
     <w:tblStylePr w:type="lastRow">
       <w:rPr>
+        <w:rFonts w:eastAsia="黑体"/>
         <w:b/>
         <w:bCs/>
         <w:i w:val="0"/>
@@ -11328,6 +11849,7 @@
     </w:tblStylePr>
     <w:tblStylePr w:type="firstCol">
       <w:rPr>
+        <w:rFonts w:eastAsia="黑体"/>
         <w:b/>
         <w:bCs/>
         <w:i w:val="0"/>
@@ -11347,6 +11869,7 @@
     </w:tblStylePr>
     <w:tblStylePr w:type="lastCol">
       <w:rPr>
+        <w:rFonts w:eastAsia="黑体"/>
         <w:b/>
         <w:bCs/>
         <w:i w:val="0"/>
@@ -11427,6 +11950,7 @@
     </w:tcPr>
     <w:tblStylePr w:type="firstRow">
       <w:rPr>
+        <w:rFonts w:eastAsia="黑体"/>
         <w:b/>
         <w:bCs/>
         <w:i w:val="0"/>
@@ -11448,6 +11972,7 @@
     </w:tblStylePr>
     <w:tblStylePr w:type="lastRow">
       <w:rPr>
+        <w:rFonts w:eastAsia="黑体"/>
         <w:b/>
         <w:bCs/>
         <w:i w:val="0"/>
@@ -11469,6 +11994,7 @@
     </w:tblStylePr>
     <w:tblStylePr w:type="firstCol">
       <w:rPr>
+        <w:rFonts w:eastAsia="黑体"/>
         <w:b/>
         <w:bCs/>
         <w:i w:val="0"/>
@@ -11488,6 +12014,7 @@
     </w:tblStylePr>
     <w:tblStylePr w:type="lastCol">
       <w:rPr>
+        <w:rFonts w:eastAsia="黑体"/>
         <w:b/>
         <w:bCs/>
         <w:i w:val="0"/>
@@ -11568,6 +12095,7 @@
     </w:tcPr>
     <w:tblStylePr w:type="firstRow">
       <w:rPr>
+        <w:rFonts w:eastAsia="黑体"/>
         <w:b/>
         <w:bCs/>
         <w:i w:val="0"/>
@@ -11589,6 +12117,7 @@
     </w:tblStylePr>
     <w:tblStylePr w:type="lastRow">
       <w:rPr>
+        <w:rFonts w:eastAsia="黑体"/>
         <w:b/>
         <w:bCs/>
         <w:i w:val="0"/>
@@ -11610,6 +12139,7 @@
     </w:tblStylePr>
     <w:tblStylePr w:type="firstCol">
       <w:rPr>
+        <w:rFonts w:eastAsia="黑体"/>
         <w:b/>
         <w:bCs/>
         <w:i w:val="0"/>
@@ -11629,6 +12159,7 @@
     </w:tblStylePr>
     <w:tblStylePr w:type="lastCol">
       <w:rPr>
+        <w:rFonts w:eastAsia="黑体"/>
         <w:b/>
         <w:bCs/>
         <w:i w:val="0"/>
@@ -11709,6 +12240,7 @@
     </w:tcPr>
     <w:tblStylePr w:type="firstRow">
       <w:rPr>
+        <w:rFonts w:eastAsia="黑体"/>
         <w:b/>
         <w:bCs/>
         <w:i w:val="0"/>
@@ -11730,6 +12262,7 @@
     </w:tblStylePr>
     <w:tblStylePr w:type="lastRow">
       <w:rPr>
+        <w:rFonts w:eastAsia="黑体"/>
         <w:b/>
         <w:bCs/>
         <w:i w:val="0"/>
@@ -11751,6 +12284,7 @@
     </w:tblStylePr>
     <w:tblStylePr w:type="firstCol">
       <w:rPr>
+        <w:rFonts w:eastAsia="黑体"/>
         <w:b/>
         <w:bCs/>
         <w:i w:val="0"/>
@@ -11770,6 +12304,7 @@
     </w:tblStylePr>
     <w:tblStylePr w:type="lastCol">
       <w:rPr>
+        <w:rFonts w:eastAsia="黑体"/>
         <w:b/>
         <w:bCs/>
         <w:i w:val="0"/>
@@ -11850,6 +12385,7 @@
     </w:tcPr>
     <w:tblStylePr w:type="firstRow">
       <w:rPr>
+        <w:rFonts w:eastAsia="黑体"/>
         <w:b/>
         <w:bCs/>
         <w:i w:val="0"/>
@@ -11871,6 +12407,7 @@
     </w:tblStylePr>
     <w:tblStylePr w:type="lastRow">
       <w:rPr>
+        <w:rFonts w:eastAsia="黑体"/>
         <w:b/>
         <w:bCs/>
         <w:i w:val="0"/>
@@ -11892,6 +12429,7 @@
     </w:tblStylePr>
     <w:tblStylePr w:type="firstCol">
       <w:rPr>
+        <w:rFonts w:eastAsia="黑体"/>
         <w:b/>
         <w:bCs/>
         <w:i w:val="0"/>
@@ -11911,6 +12449,7 @@
     </w:tblStylePr>
     <w:tblStylePr w:type="lastCol">
       <w:rPr>
+        <w:rFonts w:eastAsia="黑体"/>
         <w:b/>
         <w:bCs/>
         <w:i w:val="0"/>
@@ -11991,6 +12530,7 @@
     </w:tcPr>
     <w:tblStylePr w:type="firstRow">
       <w:rPr>
+        <w:rFonts w:eastAsia="黑体"/>
         <w:b/>
         <w:bCs/>
         <w:i w:val="0"/>
@@ -12012,6 +12552,7 @@
     </w:tblStylePr>
     <w:tblStylePr w:type="lastRow">
       <w:rPr>
+        <w:rFonts w:eastAsia="黑体"/>
         <w:b/>
         <w:bCs/>
         <w:i w:val="0"/>
@@ -12033,6 +12574,7 @@
     </w:tblStylePr>
     <w:tblStylePr w:type="firstCol">
       <w:rPr>
+        <w:rFonts w:eastAsia="黑体"/>
         <w:b/>
         <w:bCs/>
         <w:i w:val="0"/>
@@ -12052,6 +12594,7 @@
     </w:tblStylePr>
     <w:tblStylePr w:type="lastCol">
       <w:rPr>
+        <w:rFonts w:eastAsia="黑体"/>
         <w:b/>
         <w:bCs/>
         <w:i w:val="0"/>
@@ -12109,6 +12652,7 @@
       <w:spacing w:after="0" w:line="240" w:lineRule="auto"/>
     </w:pPr>
     <w:rPr>
+      <w:rFonts w:eastAsia="黑体"/>
       <w:color w:themeColor="background1" w:val="FFFFFF"/>
     </w:rPr>
     <w:tblPr>
@@ -12127,6 +12671,7 @@
     </w:tcPr>
     <w:tblStylePr w:type="firstRow">
       <w:rPr>
+        <w:rFonts w:eastAsia="黑体"/>
         <w:b/>
         <w:bCs/>
       </w:rPr>
@@ -12223,6 +12768,7 @@
       <w:spacing w:after="0" w:line="240" w:lineRule="auto"/>
     </w:pPr>
     <w:rPr>
+      <w:rFonts w:eastAsia="黑体"/>
       <w:color w:themeColor="background1" w:val="FFFFFF"/>
     </w:rPr>
     <w:tblPr>
@@ -12241,6 +12787,7 @@
     </w:tcPr>
     <w:tblStylePr w:type="firstRow">
       <w:rPr>
+        <w:rFonts w:eastAsia="黑体"/>
         <w:b/>
         <w:bCs/>
       </w:rPr>
@@ -12337,6 +12884,7 @@
       <w:spacing w:after="0" w:line="240" w:lineRule="auto"/>
     </w:pPr>
     <w:rPr>
+      <w:rFonts w:eastAsia="黑体"/>
       <w:color w:themeColor="background1" w:val="FFFFFF"/>
     </w:rPr>
     <w:tblPr>
@@ -12355,6 +12903,7 @@
     </w:tcPr>
     <w:tblStylePr w:type="firstRow">
       <w:rPr>
+        <w:rFonts w:eastAsia="黑体"/>
         <w:b/>
         <w:bCs/>
       </w:rPr>
@@ -12451,6 +13000,7 @@
       <w:spacing w:after="0" w:line="240" w:lineRule="auto"/>
     </w:pPr>
     <w:rPr>
+      <w:rFonts w:eastAsia="黑体"/>
       <w:color w:themeColor="background1" w:val="FFFFFF"/>
     </w:rPr>
     <w:tblPr>
@@ -12469,6 +13019,7 @@
     </w:tcPr>
     <w:tblStylePr w:type="firstRow">
       <w:rPr>
+        <w:rFonts w:eastAsia="黑体"/>
         <w:b/>
         <w:bCs/>
       </w:rPr>
@@ -12565,6 +13116,7 @@
       <w:spacing w:after="0" w:line="240" w:lineRule="auto"/>
     </w:pPr>
     <w:rPr>
+      <w:rFonts w:eastAsia="黑体"/>
       <w:color w:themeColor="background1" w:val="FFFFFF"/>
     </w:rPr>
     <w:tblPr>
@@ -12583,6 +13135,7 @@
     </w:tcPr>
     <w:tblStylePr w:type="firstRow">
       <w:rPr>
+        <w:rFonts w:eastAsia="黑体"/>
         <w:b/>
         <w:bCs/>
       </w:rPr>
@@ -12679,6 +13232,7 @@
       <w:spacing w:after="0" w:line="240" w:lineRule="auto"/>
     </w:pPr>
     <w:rPr>
+      <w:rFonts w:eastAsia="黑体"/>
       <w:color w:themeColor="background1" w:val="FFFFFF"/>
     </w:rPr>
     <w:tblPr>
@@ -12697,6 +13251,7 @@
     </w:tcPr>
     <w:tblStylePr w:type="firstRow">
       <w:rPr>
+        <w:rFonts w:eastAsia="黑体"/>
         <w:b/>
         <w:bCs/>
       </w:rPr>
@@ -12793,6 +13348,7 @@
       <w:spacing w:after="0" w:line="240" w:lineRule="auto"/>
     </w:pPr>
     <w:rPr>
+      <w:rFonts w:eastAsia="黑体"/>
       <w:color w:themeColor="background1" w:val="FFFFFF"/>
     </w:rPr>
     <w:tblPr>
@@ -12811,6 +13367,7 @@
     </w:tcPr>
     <w:tblStylePr w:type="firstRow">
       <w:rPr>
+        <w:rFonts w:eastAsia="黑体"/>
         <w:b/>
         <w:bCs/>
       </w:rPr>
@@ -12907,6 +13464,7 @@
       <w:spacing w:after="0" w:line="240" w:lineRule="auto"/>
     </w:pPr>
     <w:rPr>
+      <w:rFonts w:eastAsia="黑体"/>
       <w:color w:themeColor="text1" w:val="000000"/>
     </w:rPr>
     <w:tblPr>
@@ -12933,6 +13491,7 @@
     </w:tcPr>
     <w:tblStylePr w:type="firstRow">
       <w:rPr>
+        <w:rFonts w:eastAsia="黑体"/>
         <w:b/>
         <w:bCs/>
       </w:rPr>
@@ -12951,6 +13510,7 @@
     </w:tblStylePr>
     <w:tblStylePr w:type="lastRow">
       <w:rPr>
+        <w:rFonts w:eastAsia="黑体"/>
         <w:b/>
         <w:bCs/>
         <w:color w:themeColor="background1" w:val="FFFFFF"/>
@@ -12965,6 +13525,7 @@
     </w:tblStylePr>
     <w:tblStylePr w:type="firstCol">
       <w:rPr>
+        <w:rFonts w:eastAsia="黑体"/>
         <w:color w:themeColor="background1" w:val="FFFFFF"/>
       </w:rPr>
       <w:tblPr/>
@@ -12982,6 +13543,7 @@
     </w:tblStylePr>
     <w:tblStylePr w:type="lastCol">
       <w:rPr>
+        <w:rFonts w:eastAsia="黑体"/>
         <w:color w:themeColor="background1" w:val="FFFFFF"/>
       </w:rPr>
       <w:tblPr/>
@@ -13011,11 +13573,13 @@
     </w:tblStylePr>
     <w:tblStylePr w:type="neCell">
       <w:rPr>
+        <w:rFonts w:eastAsia="黑体"/>
         <w:color w:themeColor="text1" w:val="000000"/>
       </w:rPr>
     </w:tblStylePr>
     <w:tblStylePr w:type="nwCell">
       <w:rPr>
+        <w:rFonts w:eastAsia="黑体"/>
         <w:color w:themeColor="text1" w:val="000000"/>
       </w:rPr>
     </w:tblStylePr>
@@ -13029,6 +13593,7 @@
       <w:spacing w:after="0" w:line="240" w:lineRule="auto"/>
     </w:pPr>
     <w:rPr>
+      <w:rFonts w:eastAsia="黑体"/>
       <w:color w:themeColor="text1" w:val="000000"/>
     </w:rPr>
     <w:tblPr>
@@ -13055,6 +13620,7 @@
     </w:tcPr>
     <w:tblStylePr w:type="firstRow">
       <w:rPr>
+        <w:rFonts w:eastAsia="黑体"/>
         <w:b/>
         <w:bCs/>
       </w:rPr>
@@ -13073,6 +13639,7 @@
     </w:tblStylePr>
     <w:tblStylePr w:type="lastRow">
       <w:rPr>
+        <w:rFonts w:eastAsia="黑体"/>
         <w:b/>
         <w:bCs/>
         <w:color w:themeColor="background1" w:val="FFFFFF"/>
@@ -13087,6 +13654,7 @@
     </w:tblStylePr>
     <w:tblStylePr w:type="firstCol">
       <w:rPr>
+        <w:rFonts w:eastAsia="黑体"/>
         <w:color w:themeColor="background1" w:val="FFFFFF"/>
       </w:rPr>
       <w:tblPr/>
@@ -13104,6 +13672,7 @@
     </w:tblStylePr>
     <w:tblStylePr w:type="lastCol">
       <w:rPr>
+        <w:rFonts w:eastAsia="黑体"/>
         <w:color w:themeColor="background1" w:val="FFFFFF"/>
       </w:rPr>
       <w:tblPr/>
@@ -13133,11 +13702,13 @@
     </w:tblStylePr>
     <w:tblStylePr w:type="neCell">
       <w:rPr>
+        <w:rFonts w:eastAsia="黑体"/>
         <w:color w:themeColor="text1" w:val="000000"/>
       </w:rPr>
     </w:tblStylePr>
     <w:tblStylePr w:type="nwCell">
       <w:rPr>
+        <w:rFonts w:eastAsia="黑体"/>
         <w:color w:themeColor="text1" w:val="000000"/>
       </w:rPr>
     </w:tblStylePr>
@@ -13151,6 +13722,7 @@
       <w:spacing w:after="0" w:line="240" w:lineRule="auto"/>
     </w:pPr>
     <w:rPr>
+      <w:rFonts w:eastAsia="黑体"/>
       <w:color w:themeColor="text1" w:val="000000"/>
     </w:rPr>
     <w:tblPr>
@@ -13177,6 +13749,7 @@
     </w:tcPr>
     <w:tblStylePr w:type="firstRow">
       <w:rPr>
+        <w:rFonts w:eastAsia="黑体"/>
         <w:b/>
         <w:bCs/>
       </w:rPr>
@@ -13195,6 +13768,7 @@
     </w:tblStylePr>
     <w:tblStylePr w:type="lastRow">
       <w:rPr>
+        <w:rFonts w:eastAsia="黑体"/>
         <w:b/>
         <w:bCs/>
         <w:color w:themeColor="background1" w:val="FFFFFF"/>
@@ -13209,6 +13783,7 @@
     </w:tblStylePr>
     <w:tblStylePr w:type="firstCol">
       <w:rPr>
+        <w:rFonts w:eastAsia="黑体"/>
         <w:color w:themeColor="background1" w:val="FFFFFF"/>
       </w:rPr>
       <w:tblPr/>
@@ -13226,6 +13801,7 @@
     </w:tblStylePr>
     <w:tblStylePr w:type="lastCol">
       <w:rPr>
+        <w:rFonts w:eastAsia="黑体"/>
         <w:color w:themeColor="background1" w:val="FFFFFF"/>
       </w:rPr>
       <w:tblPr/>
@@ -13255,11 +13831,13 @@
     </w:tblStylePr>
     <w:tblStylePr w:type="neCell">
       <w:rPr>
+        <w:rFonts w:eastAsia="黑体"/>
         <w:color w:themeColor="text1" w:val="000000"/>
       </w:rPr>
     </w:tblStylePr>
     <w:tblStylePr w:type="nwCell">
       <w:rPr>
+        <w:rFonts w:eastAsia="黑体"/>
         <w:color w:themeColor="text1" w:val="000000"/>
       </w:rPr>
     </w:tblStylePr>
@@ -13273,6 +13851,7 @@
       <w:spacing w:after="0" w:line="240" w:lineRule="auto"/>
     </w:pPr>
     <w:rPr>
+      <w:rFonts w:eastAsia="黑体"/>
       <w:color w:themeColor="text1" w:val="000000"/>
     </w:rPr>
     <w:tblPr>
@@ -13299,6 +13878,7 @@
     </w:tcPr>
     <w:tblStylePr w:type="firstRow">
       <w:rPr>
+        <w:rFonts w:eastAsia="黑体"/>
         <w:b/>
         <w:bCs/>
       </w:rPr>
@@ -13317,6 +13897,7 @@
     </w:tblStylePr>
     <w:tblStylePr w:type="lastRow">
       <w:rPr>
+        <w:rFonts w:eastAsia="黑体"/>
         <w:b/>
         <w:bCs/>
         <w:color w:themeColor="background1" w:val="FFFFFF"/>
@@ -13331,6 +13912,7 @@
     </w:tblStylePr>
     <w:tblStylePr w:type="firstCol">
       <w:rPr>
+        <w:rFonts w:eastAsia="黑体"/>
         <w:color w:themeColor="background1" w:val="FFFFFF"/>
       </w:rPr>
       <w:tblPr/>
@@ -13348,6 +13930,7 @@
     </w:tblStylePr>
     <w:tblStylePr w:type="lastCol">
       <w:rPr>
+        <w:rFonts w:eastAsia="黑体"/>
         <w:color w:themeColor="background1" w:val="FFFFFF"/>
       </w:rPr>
       <w:tblPr/>
@@ -13385,6 +13968,7 @@
       <w:spacing w:after="0" w:line="240" w:lineRule="auto"/>
     </w:pPr>
     <w:rPr>
+      <w:rFonts w:eastAsia="黑体"/>
       <w:color w:themeColor="text1" w:val="000000"/>
     </w:rPr>
     <w:tblPr>
@@ -13411,6 +13995,7 @@
     </w:tcPr>
     <w:tblStylePr w:type="firstRow">
       <w:rPr>
+        <w:rFonts w:eastAsia="黑体"/>
         <w:b/>
         <w:bCs/>
       </w:rPr>
@@ -13429,6 +14014,7 @@
     </w:tblStylePr>
     <w:tblStylePr w:type="lastRow">
       <w:rPr>
+        <w:rFonts w:eastAsia="黑体"/>
         <w:b/>
         <w:bCs/>
         <w:color w:themeColor="background1" w:val="FFFFFF"/>
@@ -13443,6 +14029,7 @@
     </w:tblStylePr>
     <w:tblStylePr w:type="firstCol">
       <w:rPr>
+        <w:rFonts w:eastAsia="黑体"/>
         <w:color w:themeColor="background1" w:val="FFFFFF"/>
       </w:rPr>
       <w:tblPr/>
@@ -13460,6 +14047,7 @@
     </w:tblStylePr>
     <w:tblStylePr w:type="lastCol">
       <w:rPr>
+        <w:rFonts w:eastAsia="黑体"/>
         <w:color w:themeColor="background1" w:val="FFFFFF"/>
       </w:rPr>
       <w:tblPr/>
@@ -13489,11 +14077,13 @@
     </w:tblStylePr>
     <w:tblStylePr w:type="neCell">
       <w:rPr>
+        <w:rFonts w:eastAsia="黑体"/>
         <w:color w:themeColor="text1" w:val="000000"/>
       </w:rPr>
     </w:tblStylePr>
     <w:tblStylePr w:type="nwCell">
       <w:rPr>
+        <w:rFonts w:eastAsia="黑体"/>
         <w:color w:themeColor="text1" w:val="000000"/>
       </w:rPr>
     </w:tblStylePr>
@@ -13507,6 +14097,7 @@
       <w:spacing w:after="0" w:line="240" w:lineRule="auto"/>
     </w:pPr>
     <w:rPr>
+      <w:rFonts w:eastAsia="黑体"/>
       <w:color w:themeColor="text1" w:val="000000"/>
     </w:rPr>
     <w:tblPr>
@@ -13533,6 +14124,7 @@
     </w:tcPr>
     <w:tblStylePr w:type="firstRow">
       <w:rPr>
+        <w:rFonts w:eastAsia="黑体"/>
         <w:b/>
         <w:bCs/>
       </w:rPr>
@@ -13551,6 +14143,7 @@
     </w:tblStylePr>
     <w:tblStylePr w:type="lastRow">
       <w:rPr>
+        <w:rFonts w:eastAsia="黑体"/>
         <w:b/>
         <w:bCs/>
         <w:color w:themeColor="background1" w:val="FFFFFF"/>
@@ -13565,6 +14158,7 @@
     </w:tblStylePr>
     <w:tblStylePr w:type="firstCol">
       <w:rPr>
+        <w:rFonts w:eastAsia="黑体"/>
         <w:color w:themeColor="background1" w:val="FFFFFF"/>
       </w:rPr>
       <w:tblPr/>
@@ -13582,6 +14176,7 @@
     </w:tblStylePr>
     <w:tblStylePr w:type="lastCol">
       <w:rPr>
+        <w:rFonts w:eastAsia="黑体"/>
         <w:color w:themeColor="background1" w:val="FFFFFF"/>
       </w:rPr>
       <w:tblPr/>
@@ -13611,11 +14206,13 @@
     </w:tblStylePr>
     <w:tblStylePr w:type="neCell">
       <w:rPr>
+        <w:rFonts w:eastAsia="黑体"/>
         <w:color w:themeColor="text1" w:val="000000"/>
       </w:rPr>
     </w:tblStylePr>
     <w:tblStylePr w:type="nwCell">
       <w:rPr>
+        <w:rFonts w:eastAsia="黑体"/>
         <w:color w:themeColor="text1" w:val="000000"/>
       </w:rPr>
     </w:tblStylePr>
@@ -13629,6 +14226,7 @@
       <w:spacing w:after="0" w:line="240" w:lineRule="auto"/>
     </w:pPr>
     <w:rPr>
+      <w:rFonts w:eastAsia="黑体"/>
       <w:color w:themeColor="text1" w:val="000000"/>
     </w:rPr>
     <w:tblPr>
@@ -13655,6 +14253,7 @@
     </w:tcPr>
     <w:tblStylePr w:type="firstRow">
       <w:rPr>
+        <w:rFonts w:eastAsia="黑体"/>
         <w:b/>
         <w:bCs/>
       </w:rPr>
@@ -13673,6 +14272,7 @@
     </w:tblStylePr>
     <w:tblStylePr w:type="lastRow">
       <w:rPr>
+        <w:rFonts w:eastAsia="黑体"/>
         <w:b/>
         <w:bCs/>
         <w:color w:themeColor="background1" w:val="FFFFFF"/>
@@ -13687,6 +14287,7 @@
     </w:tblStylePr>
     <w:tblStylePr w:type="firstCol">
       <w:rPr>
+        <w:rFonts w:eastAsia="黑体"/>
         <w:color w:themeColor="background1" w:val="FFFFFF"/>
       </w:rPr>
       <w:tblPr/>
@@ -13704,6 +14305,7 @@
     </w:tblStylePr>
     <w:tblStylePr w:type="lastCol">
       <w:rPr>
+        <w:rFonts w:eastAsia="黑体"/>
         <w:color w:themeColor="background1" w:val="FFFFFF"/>
       </w:rPr>
       <w:tblPr/>
@@ -13733,11 +14335,13 @@
     </w:tblStylePr>
     <w:tblStylePr w:type="neCell">
       <w:rPr>
+        <w:rFonts w:eastAsia="黑体"/>
         <w:color w:themeColor="text1" w:val="000000"/>
       </w:rPr>
     </w:tblStylePr>
     <w:tblStylePr w:type="nwCell">
       <w:rPr>
+        <w:rFonts w:eastAsia="黑体"/>
         <w:color w:themeColor="text1" w:val="000000"/>
       </w:rPr>
     </w:tblStylePr>
@@ -13751,6 +14355,7 @@
       <w:spacing w:after="0" w:line="240" w:lineRule="auto"/>
     </w:pPr>
     <w:rPr>
+      <w:rFonts w:eastAsia="黑体"/>
       <w:color w:themeColor="text1" w:val="000000"/>
     </w:rPr>
     <w:tblPr>
@@ -13769,6 +14374,7 @@
     </w:tcPr>
     <w:tblStylePr w:type="firstRow">
       <w:rPr>
+        <w:rFonts w:eastAsia="黑体"/>
         <w:b/>
         <w:bCs/>
         <w:color w:themeColor="background1" w:val="FFFFFF"/>
@@ -13783,6 +14389,7 @@
     </w:tblStylePr>
     <w:tblStylePr w:type="lastRow">
       <w:rPr>
+        <w:rFonts w:eastAsia="黑体"/>
         <w:b/>
         <w:bCs/>
         <w:color w:themeColor="accent2" w:themeShade="CC" w:val="9E3A38"/>
@@ -13797,12 +14404,14 @@
     </w:tblStylePr>
     <w:tblStylePr w:type="firstCol">
       <w:rPr>
+        <w:rFonts w:eastAsia="黑体"/>
         <w:b/>
         <w:bCs/>
       </w:rPr>
     </w:tblStylePr>
     <w:tblStylePr w:type="lastCol">
       <w:rPr>
+        <w:rFonts w:eastAsia="黑体"/>
         <w:b/>
         <w:bCs/>
       </w:rPr>
@@ -13837,6 +14446,7 @@
       <w:spacing w:after="0" w:line="240" w:lineRule="auto"/>
     </w:pPr>
     <w:rPr>
+      <w:rFonts w:eastAsia="黑体"/>
       <w:color w:themeColor="text1" w:val="000000"/>
     </w:rPr>
     <w:tblPr>
@@ -13855,6 +14465,7 @@
     </w:tcPr>
     <w:tblStylePr w:type="firstRow">
       <w:rPr>
+        <w:rFonts w:eastAsia="黑体"/>
         <w:b/>
         <w:bCs/>
         <w:color w:themeColor="background1" w:val="FFFFFF"/>
@@ -13869,6 +14480,7 @@
     </w:tblStylePr>
     <w:tblStylePr w:type="lastRow">
       <w:rPr>
+        <w:rFonts w:eastAsia="黑体"/>
         <w:b/>
         <w:bCs/>
         <w:color w:themeColor="accent2" w:themeShade="CC" w:val="9E3A38"/>
@@ -13883,12 +14495,14 @@
     </w:tblStylePr>
     <w:tblStylePr w:type="firstCol">
       <w:rPr>
+        <w:rFonts w:eastAsia="黑体"/>
         <w:b/>
         <w:bCs/>
       </w:rPr>
     </w:tblStylePr>
     <w:tblStylePr w:type="lastCol">
       <w:rPr>
+        <w:rFonts w:eastAsia="黑体"/>
         <w:b/>
         <w:bCs/>
       </w:rPr>
@@ -13923,6 +14537,7 @@
       <w:spacing w:after="0" w:line="240" w:lineRule="auto"/>
     </w:pPr>
     <w:rPr>
+      <w:rFonts w:eastAsia="黑体"/>
       <w:color w:themeColor="text1" w:val="000000"/>
     </w:rPr>
     <w:tblPr>
@@ -13941,6 +14556,7 @@
     </w:tcPr>
     <w:tblStylePr w:type="firstRow">
       <w:rPr>
+        <w:rFonts w:eastAsia="黑体"/>
         <w:b/>
         <w:bCs/>
         <w:color w:themeColor="background1" w:val="FFFFFF"/>
@@ -13955,6 +14571,7 @@
     </w:tblStylePr>
     <w:tblStylePr w:type="lastRow">
       <w:rPr>
+        <w:rFonts w:eastAsia="黑体"/>
         <w:b/>
         <w:bCs/>
         <w:color w:themeColor="accent2" w:themeShade="CC" w:val="9E3A38"/>
@@ -13969,12 +14586,14 @@
     </w:tblStylePr>
     <w:tblStylePr w:type="firstCol">
       <w:rPr>
+        <w:rFonts w:eastAsia="黑体"/>
         <w:b/>
         <w:bCs/>
       </w:rPr>
     </w:tblStylePr>
     <w:tblStylePr w:type="lastCol">
       <w:rPr>
+        <w:rFonts w:eastAsia="黑体"/>
         <w:b/>
         <w:bCs/>
       </w:rPr>
@@ -14009,6 +14628,7 @@
       <w:spacing w:after="0" w:line="240" w:lineRule="auto"/>
     </w:pPr>
     <w:rPr>
+      <w:rFonts w:eastAsia="黑体"/>
       <w:color w:themeColor="text1" w:val="000000"/>
     </w:rPr>
     <w:tblPr>
@@ -14027,6 +14647,7 @@
     </w:tcPr>
     <w:tblStylePr w:type="firstRow">
       <w:rPr>
+        <w:rFonts w:eastAsia="黑体"/>
         <w:b/>
         <w:bCs/>
         <w:color w:themeColor="background1" w:val="FFFFFF"/>
@@ -14041,6 +14662,7 @@
     </w:tblStylePr>
     <w:tblStylePr w:type="lastRow">
       <w:rPr>
+        <w:rFonts w:eastAsia="黑体"/>
         <w:b/>
         <w:bCs/>
         <w:color w:themeColor="accent4" w:themeShade="CC" w:val="664E82"/>
@@ -14055,12 +14677,14 @@
     </w:tblStylePr>
     <w:tblStylePr w:type="firstCol">
       <w:rPr>
+        <w:rFonts w:eastAsia="黑体"/>
         <w:b/>
         <w:bCs/>
       </w:rPr>
     </w:tblStylePr>
     <w:tblStylePr w:type="lastCol">
       <w:rPr>
+        <w:rFonts w:eastAsia="黑体"/>
         <w:b/>
         <w:bCs/>
       </w:rPr>
@@ -14095,6 +14719,7 @@
       <w:spacing w:after="0" w:line="240" w:lineRule="auto"/>
     </w:pPr>
     <w:rPr>
+      <w:rFonts w:eastAsia="黑体"/>
       <w:color w:themeColor="text1" w:val="000000"/>
     </w:rPr>
     <w:tblPr>
@@ -14113,6 +14738,7 @@
     </w:tcPr>
     <w:tblStylePr w:type="firstRow">
       <w:rPr>
+        <w:rFonts w:eastAsia="黑体"/>
         <w:b/>
         <w:bCs/>
         <w:color w:themeColor="background1" w:val="FFFFFF"/>
@@ -14127,6 +14753,7 @@
     </w:tblStylePr>
     <w:tblStylePr w:type="lastRow">
       <w:rPr>
+        <w:rFonts w:eastAsia="黑体"/>
         <w:b/>
         <w:bCs/>
         <w:color w:themeColor="accent3" w:themeShade="CC" w:val="7E9C40"/>
@@ -14141,12 +14768,14 @@
     </w:tblStylePr>
     <w:tblStylePr w:type="firstCol">
       <w:rPr>
+        <w:rFonts w:eastAsia="黑体"/>
         <w:b/>
         <w:bCs/>
       </w:rPr>
     </w:tblStylePr>
     <w:tblStylePr w:type="lastCol">
       <w:rPr>
+        <w:rFonts w:eastAsia="黑体"/>
         <w:b/>
         <w:bCs/>
       </w:rPr>
@@ -14181,6 +14810,7 @@
       <w:spacing w:after="0" w:line="240" w:lineRule="auto"/>
     </w:pPr>
     <w:rPr>
+      <w:rFonts w:eastAsia="黑体"/>
       <w:color w:themeColor="text1" w:val="000000"/>
     </w:rPr>
     <w:tblPr>
@@ -14199,6 +14829,7 @@
     </w:tcPr>
     <w:tblStylePr w:type="firstRow">
       <w:rPr>
+        <w:rFonts w:eastAsia="黑体"/>
         <w:b/>
         <w:bCs/>
         <w:color w:themeColor="background1" w:val="FFFFFF"/>
@@ -14213,6 +14844,7 @@
     </w:tblStylePr>
     <w:tblStylePr w:type="lastRow">
       <w:rPr>
+        <w:rFonts w:eastAsia="黑体"/>
         <w:b/>
         <w:bCs/>
         <w:color w:themeColor="accent6" w:themeShade="CC" w:val="F2730A"/>
@@ -14227,12 +14859,14 @@
     </w:tblStylePr>
     <w:tblStylePr w:type="firstCol">
       <w:rPr>
+        <w:rFonts w:eastAsia="黑体"/>
         <w:b/>
         <w:bCs/>
       </w:rPr>
     </w:tblStylePr>
     <w:tblStylePr w:type="lastCol">
       <w:rPr>
+        <w:rFonts w:eastAsia="黑体"/>
         <w:b/>
         <w:bCs/>
       </w:rPr>
@@ -14267,6 +14901,7 @@
       <w:spacing w:after="0" w:line="240" w:lineRule="auto"/>
     </w:pPr>
     <w:rPr>
+      <w:rFonts w:eastAsia="黑体"/>
       <w:color w:themeColor="text1" w:val="000000"/>
     </w:rPr>
     <w:tblPr>
@@ -14285,6 +14920,7 @@
     </w:tcPr>
     <w:tblStylePr w:type="firstRow">
       <w:rPr>
+        <w:rFonts w:eastAsia="黑体"/>
         <w:b/>
         <w:bCs/>
         <w:color w:themeColor="background1" w:val="FFFFFF"/>
@@ -14299,6 +14935,7 @@
     </w:tblStylePr>
     <w:tblStylePr w:type="lastRow">
       <w:rPr>
+        <w:rFonts w:eastAsia="黑体"/>
         <w:b/>
         <w:bCs/>
         <w:color w:themeColor="accent5" w:themeShade="CC" w:val="348DA5"/>
@@ -14313,12 +14950,14 @@
     </w:tblStylePr>
     <w:tblStylePr w:type="firstCol">
       <w:rPr>
+        <w:rFonts w:eastAsia="黑体"/>
         <w:b/>
         <w:bCs/>
       </w:rPr>
     </w:tblStylePr>
     <w:tblStylePr w:type="lastCol">
       <w:rPr>
+        <w:rFonts w:eastAsia="黑体"/>
         <w:b/>
         <w:bCs/>
       </w:rPr>
@@ -14353,6 +14992,7 @@
       <w:spacing w:after="0" w:line="240" w:lineRule="auto"/>
     </w:pPr>
     <w:rPr>
+      <w:rFonts w:eastAsia="黑体"/>
       <w:color w:themeColor="text1" w:val="000000"/>
     </w:rPr>
     <w:tblPr>
@@ -14374,6 +15014,7 @@
     </w:tcPr>
     <w:tblStylePr w:type="firstRow">
       <w:rPr>
+        <w:rFonts w:eastAsia="黑体"/>
         <w:b/>
         <w:bCs/>
       </w:rPr>
@@ -14384,6 +15025,7 @@
     </w:tblStylePr>
     <w:tblStylePr w:type="lastRow">
       <w:rPr>
+        <w:rFonts w:eastAsia="黑体"/>
         <w:b/>
         <w:bCs/>
         <w:color w:themeColor="text1" w:val="000000"/>
@@ -14395,6 +15037,7 @@
     </w:tblStylePr>
     <w:tblStylePr w:type="firstCol">
       <w:rPr>
+        <w:rFonts w:eastAsia="黑体"/>
         <w:color w:themeColor="background1" w:val="FFFFFF"/>
       </w:rPr>
       <w:tblPr/>
@@ -14404,6 +15047,7 @@
     </w:tblStylePr>
     <w:tblStylePr w:type="lastCol">
       <w:rPr>
+        <w:rFonts w:eastAsia="黑体"/>
         <w:color w:themeColor="background1" w:val="FFFFFF"/>
       </w:rPr>
       <w:tblPr/>
@@ -14433,6 +15077,7 @@
       <w:spacing w:after="0" w:line="240" w:lineRule="auto"/>
     </w:pPr>
     <w:rPr>
+      <w:rFonts w:eastAsia="黑体"/>
       <w:color w:themeColor="text1" w:val="000000"/>
     </w:rPr>
     <w:tblPr>
@@ -14454,6 +15099,7 @@
     </w:tcPr>
     <w:tblStylePr w:type="firstRow">
       <w:rPr>
+        <w:rFonts w:eastAsia="黑体"/>
         <w:b/>
         <w:bCs/>
       </w:rPr>
@@ -14464,6 +15110,7 @@
     </w:tblStylePr>
     <w:tblStylePr w:type="lastRow">
       <w:rPr>
+        <w:rFonts w:eastAsia="黑体"/>
         <w:b/>
         <w:bCs/>
         <w:color w:themeColor="text1" w:val="000000"/>
@@ -14475,6 +15122,7 @@
     </w:tblStylePr>
     <w:tblStylePr w:type="firstCol">
       <w:rPr>
+        <w:rFonts w:eastAsia="黑体"/>
         <w:color w:themeColor="background1" w:val="FFFFFF"/>
       </w:rPr>
       <w:tblPr/>
@@ -14484,6 +15132,7 @@
     </w:tblStylePr>
     <w:tblStylePr w:type="lastCol">
       <w:rPr>
+        <w:rFonts w:eastAsia="黑体"/>
         <w:color w:themeColor="background1" w:val="FFFFFF"/>
       </w:rPr>
       <w:tblPr/>
@@ -14513,6 +15162,7 @@
       <w:spacing w:after="0" w:line="240" w:lineRule="auto"/>
     </w:pPr>
     <w:rPr>
+      <w:rFonts w:eastAsia="黑体"/>
       <w:color w:themeColor="text1" w:val="000000"/>
     </w:rPr>
     <w:tblPr>
@@ -14534,6 +15184,7 @@
     </w:tcPr>
     <w:tblStylePr w:type="firstRow">
       <w:rPr>
+        <w:rFonts w:eastAsia="黑体"/>
         <w:b/>
         <w:bCs/>
       </w:rPr>
@@ -14544,6 +15195,7 @@
     </w:tblStylePr>
     <w:tblStylePr w:type="lastRow">
       <w:rPr>
+        <w:rFonts w:eastAsia="黑体"/>
         <w:b/>
         <w:bCs/>
         <w:color w:themeColor="text1" w:val="000000"/>
@@ -14555,6 +15207,7 @@
     </w:tblStylePr>
     <w:tblStylePr w:type="firstCol">
       <w:rPr>
+        <w:rFonts w:eastAsia="黑体"/>
         <w:color w:themeColor="background1" w:val="FFFFFF"/>
       </w:rPr>
       <w:tblPr/>
@@ -14564,6 +15217,7 @@
     </w:tblStylePr>
     <w:tblStylePr w:type="lastCol">
       <w:rPr>
+        <w:rFonts w:eastAsia="黑体"/>
         <w:color w:themeColor="background1" w:val="FFFFFF"/>
       </w:rPr>
       <w:tblPr/>
@@ -14593,6 +15247,7 @@
       <w:spacing w:after="0" w:line="240" w:lineRule="auto"/>
     </w:pPr>
     <w:rPr>
+      <w:rFonts w:eastAsia="黑体"/>
       <w:color w:themeColor="text1" w:val="000000"/>
     </w:rPr>
     <w:tblPr>
@@ -14614,6 +15269,7 @@
     </w:tcPr>
     <w:tblStylePr w:type="firstRow">
       <w:rPr>
+        <w:rFonts w:eastAsia="黑体"/>
         <w:b/>
         <w:bCs/>
       </w:rPr>
@@ -14624,6 +15280,7 @@
     </w:tblStylePr>
     <w:tblStylePr w:type="lastRow">
       <w:rPr>
+        <w:rFonts w:eastAsia="黑体"/>
         <w:b/>
         <w:bCs/>
         <w:color w:themeColor="text1" w:val="000000"/>
@@ -14635,6 +15292,7 @@
     </w:tblStylePr>
     <w:tblStylePr w:type="firstCol">
       <w:rPr>
+        <w:rFonts w:eastAsia="黑体"/>
         <w:color w:themeColor="background1" w:val="FFFFFF"/>
       </w:rPr>
       <w:tblPr/>
@@ -14644,6 +15302,7 @@
     </w:tblStylePr>
     <w:tblStylePr w:type="lastCol">
       <w:rPr>
+        <w:rFonts w:eastAsia="黑体"/>
         <w:color w:themeColor="background1" w:val="FFFFFF"/>
       </w:rPr>
       <w:tblPr/>
@@ -14673,6 +15332,7 @@
       <w:spacing w:after="0" w:line="240" w:lineRule="auto"/>
     </w:pPr>
     <w:rPr>
+      <w:rFonts w:eastAsia="黑体"/>
       <w:color w:themeColor="text1" w:val="000000"/>
     </w:rPr>
     <w:tblPr>
@@ -14694,6 +15354,7 @@
     </w:tcPr>
     <w:tblStylePr w:type="firstRow">
       <w:rPr>
+        <w:rFonts w:eastAsia="黑体"/>
         <w:b/>
         <w:bCs/>
       </w:rPr>
@@ -14704,6 +15365,7 @@
     </w:tblStylePr>
     <w:tblStylePr w:type="lastRow">
       <w:rPr>
+        <w:rFonts w:eastAsia="黑体"/>
         <w:b/>
         <w:bCs/>
         <w:color w:themeColor="text1" w:val="000000"/>
@@ -14715,6 +15377,7 @@
     </w:tblStylePr>
     <w:tblStylePr w:type="firstCol">
       <w:rPr>
+        <w:rFonts w:eastAsia="黑体"/>
         <w:color w:themeColor="background1" w:val="FFFFFF"/>
       </w:rPr>
       <w:tblPr/>
@@ -14724,6 +15387,7 @@
     </w:tblStylePr>
     <w:tblStylePr w:type="lastCol">
       <w:rPr>
+        <w:rFonts w:eastAsia="黑体"/>
         <w:color w:themeColor="background1" w:val="FFFFFF"/>
       </w:rPr>
       <w:tblPr/>
@@ -14753,6 +15417,7 @@
       <w:spacing w:after="0" w:line="240" w:lineRule="auto"/>
     </w:pPr>
     <w:rPr>
+      <w:rFonts w:eastAsia="黑体"/>
       <w:color w:themeColor="text1" w:val="000000"/>
     </w:rPr>
     <w:tblPr>
@@ -14774,6 +15439,7 @@
     </w:tcPr>
     <w:tblStylePr w:type="firstRow">
       <w:rPr>
+        <w:rFonts w:eastAsia="黑体"/>
         <w:b/>
         <w:bCs/>
       </w:rPr>
@@ -14784,6 +15450,7 @@
     </w:tblStylePr>
     <w:tblStylePr w:type="lastRow">
       <w:rPr>
+        <w:rFonts w:eastAsia="黑体"/>
         <w:b/>
         <w:bCs/>
         <w:color w:themeColor="text1" w:val="000000"/>
@@ -14795,6 +15462,7 @@
     </w:tblStylePr>
     <w:tblStylePr w:type="firstCol">
       <w:rPr>
+        <w:rFonts w:eastAsia="黑体"/>
         <w:color w:themeColor="background1" w:val="FFFFFF"/>
       </w:rPr>
       <w:tblPr/>
@@ -14804,6 +15472,7 @@
     </w:tblStylePr>
     <w:tblStylePr w:type="lastCol">
       <w:rPr>
+        <w:rFonts w:eastAsia="黑体"/>
         <w:color w:themeColor="background1" w:val="FFFFFF"/>
       </w:rPr>
       <w:tblPr/>
@@ -14833,6 +15502,7 @@
       <w:spacing w:after="0" w:line="240" w:lineRule="auto"/>
     </w:pPr>
     <w:rPr>
+      <w:rFonts w:eastAsia="黑体"/>
       <w:color w:themeColor="text1" w:val="000000"/>
     </w:rPr>
     <w:tblPr>
@@ -14854,6 +15524,7 @@
     </w:tcPr>
     <w:tblStylePr w:type="firstRow">
       <w:rPr>
+        <w:rFonts w:eastAsia="黑体"/>
         <w:b/>
         <w:bCs/>
       </w:rPr>
@@ -14864,6 +15535,7 @@
     </w:tblStylePr>
     <w:tblStylePr w:type="lastRow">
       <w:rPr>
+        <w:rFonts w:eastAsia="黑体"/>
         <w:b/>
         <w:bCs/>
         <w:color w:themeColor="text1" w:val="000000"/>
@@ -14875,6 +15547,7 @@
     </w:tblStylePr>
     <w:tblStylePr w:type="firstCol">
       <w:rPr>
+        <w:rFonts w:eastAsia="黑体"/>
         <w:color w:themeColor="background1" w:val="FFFFFF"/>
       </w:rPr>
       <w:tblPr/>
@@ -14884,6 +15557,7 @@
     </w:tblStylePr>
     <w:tblStylePr w:type="lastCol">
       <w:rPr>
+        <w:rFonts w:eastAsia="黑体"/>
         <w:color w:themeColor="background1" w:val="FFFFFF"/>
       </w:rPr>
       <w:tblPr/>
@@ -14916,6 +15590,7 @@
     <w:name w:val="KeywordTok"/>
     <w:basedOn w:val="VerbatimChar"/>
     <w:rPr>
+      <w:rFonts w:eastAsia="黑体"/>
       <w:b/>
       <w:color w:val="007020"/>
     </w:rPr>
@@ -14924,6 +15599,7 @@
     <w:name w:val="DataTypeTok"/>
     <w:basedOn w:val="VerbatimChar"/>
     <w:rPr>
+      <w:rFonts w:eastAsia="黑体"/>
       <w:color w:val="902000"/>
     </w:rPr>
   </w:style>
@@ -14931,6 +15607,7 @@
     <w:name w:val="DecValTok"/>
     <w:basedOn w:val="VerbatimChar"/>
     <w:rPr>
+      <w:rFonts w:eastAsia="黑体"/>
       <w:color w:val="40a070"/>
     </w:rPr>
   </w:style>
@@ -14938,6 +15615,7 @@
     <w:name w:val="BaseNTok"/>
     <w:basedOn w:val="VerbatimChar"/>
     <w:rPr>
+      <w:rFonts w:eastAsia="黑体"/>
       <w:color w:val="40a070"/>
     </w:rPr>
   </w:style>
@@ -14945,6 +15623,7 @@
     <w:name w:val="FloatTok"/>
     <w:basedOn w:val="VerbatimChar"/>
     <w:rPr>
+      <w:rFonts w:eastAsia="黑体"/>
       <w:color w:val="40a070"/>
     </w:rPr>
   </w:style>
@@ -14952,6 +15631,7 @@
     <w:name w:val="ConstantTok"/>
     <w:basedOn w:val="VerbatimChar"/>
     <w:rPr>
+      <w:rFonts w:eastAsia="黑体"/>
       <w:color w:val="880000"/>
     </w:rPr>
   </w:style>
@@ -14959,6 +15639,7 @@
     <w:name w:val="CharTok"/>
     <w:basedOn w:val="VerbatimChar"/>
     <w:rPr>
+      <w:rFonts w:eastAsia="黑体"/>
       <w:color w:val="4070a0"/>
     </w:rPr>
   </w:style>
@@ -14966,6 +15647,7 @@
     <w:name w:val="SpecialCharTok"/>
     <w:basedOn w:val="VerbatimChar"/>
     <w:rPr>
+      <w:rFonts w:eastAsia="黑体"/>
       <w:color w:val="4070a0"/>
     </w:rPr>
   </w:style>
@@ -14973,6 +15655,7 @@
     <w:name w:val="StringTok"/>
     <w:basedOn w:val="VerbatimChar"/>
     <w:rPr>
+      <w:rFonts w:eastAsia="黑体"/>
       <w:color w:val="4070a0"/>
     </w:rPr>
   </w:style>
@@ -14980,6 +15663,7 @@
     <w:name w:val="VerbatimStringTok"/>
     <w:basedOn w:val="VerbatimChar"/>
     <w:rPr>
+      <w:rFonts w:eastAsia="黑体"/>
       <w:color w:val="4070a0"/>
     </w:rPr>
   </w:style>
@@ -14987,6 +15671,7 @@
     <w:name w:val="SpecialStringTok"/>
     <w:basedOn w:val="VerbatimChar"/>
     <w:rPr>
+      <w:rFonts w:eastAsia="黑体"/>
       <w:color w:val="bb6688"/>
     </w:rPr>
   </w:style>
@@ -14994,6 +15679,7 @@
     <w:name w:val="ImportTok"/>
     <w:basedOn w:val="VerbatimChar"/>
     <w:rPr>
+      <w:rFonts w:eastAsia="黑体"/>
       <w:b/>
       <w:color w:val="008000"/>
     </w:rPr>
@@ -15002,6 +15688,7 @@
     <w:name w:val="CommentTok"/>
     <w:basedOn w:val="VerbatimChar"/>
     <w:rPr>
+      <w:rFonts w:eastAsia="黑体"/>
       <w:i/>
       <w:color w:val="60a0b0"/>
     </w:rPr>
@@ -15010,6 +15697,7 @@
     <w:name w:val="DocumentationTok"/>
     <w:basedOn w:val="VerbatimChar"/>
     <w:rPr>
+      <w:rFonts w:eastAsia="黑体"/>
       <w:i/>
       <w:color w:val="ba2121"/>
     </w:rPr>
@@ -15018,6 +15706,7 @@
     <w:name w:val="AnnotationTok"/>
     <w:basedOn w:val="VerbatimChar"/>
     <w:rPr>
+      <w:rFonts w:eastAsia="黑体"/>
       <w:b/>
       <w:i/>
       <w:color w:val="60a0b0"/>
@@ -15027,6 +15716,7 @@
     <w:name w:val="CommentVarTok"/>
     <w:basedOn w:val="VerbatimChar"/>
     <w:rPr>
+      <w:rFonts w:eastAsia="黑体"/>
       <w:b/>
       <w:i/>
       <w:color w:val="60a0b0"/>
@@ -15036,6 +15726,7 @@
     <w:name w:val="OtherTok"/>
     <w:basedOn w:val="VerbatimChar"/>
     <w:rPr>
+      <w:rFonts w:eastAsia="黑体"/>
       <w:color w:val="007020"/>
     </w:rPr>
   </w:style>
@@ -15043,6 +15734,7 @@
     <w:name w:val="FunctionTok"/>
     <w:basedOn w:val="VerbatimChar"/>
     <w:rPr>
+      <w:rFonts w:eastAsia="黑体"/>
       <w:color w:val="06287e"/>
     </w:rPr>
   </w:style>
@@ -15050,6 +15742,7 @@
     <w:name w:val="VariableTok"/>
     <w:basedOn w:val="VerbatimChar"/>
     <w:rPr>
+      <w:rFonts w:eastAsia="黑体"/>
       <w:color w:val="19177c"/>
     </w:rPr>
   </w:style>
@@ -15057,6 +15750,7 @@
     <w:name w:val="ControlFlowTok"/>
     <w:basedOn w:val="VerbatimChar"/>
     <w:rPr>
+      <w:rFonts w:eastAsia="黑体"/>
       <w:b/>
       <w:color w:val="007020"/>
     </w:rPr>
@@ -15065,6 +15759,7 @@
     <w:name w:val="OperatorTok"/>
     <w:basedOn w:val="VerbatimChar"/>
     <w:rPr>
+      <w:rFonts w:eastAsia="黑体"/>
       <w:color w:val="666666"/>
     </w:rPr>
   </w:style>
@@ -15072,18 +15767,22 @@
     <w:name w:val="BuiltInTok"/>
     <w:basedOn w:val="VerbatimChar"/>
     <w:rPr>
+      <w:rFonts w:eastAsia="黑体"/>
       <w:color w:val="008000"/>
     </w:rPr>
   </w:style>
   <w:style w:type="character" w:customStyle="1" w:styleId="ExtensionTok">
     <w:name w:val="ExtensionTok"/>
     <w:basedOn w:val="VerbatimChar"/>
-    <w:rPr/>
+    <w:rPr>
+      <w:rFonts w:eastAsia="黑体"/>
+    </w:rPr>
   </w:style>
   <w:style w:type="character" w:customStyle="1" w:styleId="PreprocessorTok">
     <w:name w:val="PreprocessorTok"/>
     <w:basedOn w:val="VerbatimChar"/>
     <w:rPr>
+      <w:rFonts w:eastAsia="黑体"/>
       <w:color w:val="bc7a00"/>
     </w:rPr>
   </w:style>
@@ -15091,18 +15790,22 @@
     <w:name w:val="AttributeTok"/>
     <w:basedOn w:val="VerbatimChar"/>
     <w:rPr>
+      <w:rFonts w:eastAsia="黑体"/>
       <w:color w:val="7d9029"/>
     </w:rPr>
   </w:style>
   <w:style w:type="character" w:customStyle="1" w:styleId="RegionMarkerTok">
     <w:name w:val="RegionMarkerTok"/>
     <w:basedOn w:val="VerbatimChar"/>
-    <w:rPr/>
+    <w:rPr>
+      <w:rFonts w:eastAsia="黑体"/>
+    </w:rPr>
   </w:style>
   <w:style w:type="character" w:customStyle="1" w:styleId="InformationTok">
     <w:name w:val="InformationTok"/>
     <w:basedOn w:val="VerbatimChar"/>
     <w:rPr>
+      <w:rFonts w:eastAsia="黑体"/>
       <w:b/>
       <w:i/>
       <w:color w:val="60a0b0"/>
@@ -15112,6 +15815,7 @@
     <w:name w:val="WarningTok"/>
     <w:basedOn w:val="VerbatimChar"/>
     <w:rPr>
+      <w:rFonts w:eastAsia="黑体"/>
       <w:b/>
       <w:i/>
       <w:color w:val="60a0b0"/>
@@ -15121,6 +15825,7 @@
     <w:name w:val="AlertTok"/>
     <w:basedOn w:val="VerbatimChar"/>
     <w:rPr>
+      <w:rFonts w:eastAsia="黑体"/>
       <w:b/>
       <w:color w:val="ff0000"/>
     </w:rPr>
@@ -15129,6 +15834,7 @@
     <w:name w:val="ErrorTok"/>
     <w:basedOn w:val="VerbatimChar"/>
     <w:rPr>
+      <w:rFonts w:eastAsia="黑体"/>
       <w:b/>
       <w:color w:val="ff0000"/>
     </w:rPr>
@@ -15136,7 +15842,9 @@
   <w:style w:type="character" w:customStyle="1" w:styleId="NormalTok">
     <w:name w:val="NormalTok"/>
     <w:basedOn w:val="VerbatimChar"/>
-    <w:rPr/>
+    <w:rPr>
+      <w:rFonts w:eastAsia="黑体"/>
+    </w:rPr>
   </w:style>
 </w:styles>
 </file>
@@ -15185,12 +15893,12 @@
     <a:fontScheme name="Office">
       <a:majorFont>
         <a:latin typeface="Calibri"/>
-        <a:ea typeface=""/>
+        <a:ea typeface="黑体"/>
         <a:cs typeface=""/>
         <a:font script="Jpan" typeface="ＭＳ ゴシック"/>
         <a:font script="Hang" typeface="맑은 고딕"/>
-        <a:font script="Hans" typeface="宋体"/>
-        <a:font script="Hant" typeface="新細明體"/>
+        <a:font script="Hans" typeface="黑体"/>
+        <a:font script="Hant" typeface="黑体"/>
         <a:font script="Arab" typeface="Times New Roman"/>
         <a:font script="Hebr" typeface="Times New Roman"/>
         <a:font script="Thai" typeface="Angsana New"/>
@@ -15220,12 +15928,12 @@
       </a:majorFont>
       <a:minorFont>
         <a:latin typeface="Cambria"/>
-        <a:ea typeface=""/>
+        <a:ea typeface="黑体"/>
         <a:cs typeface=""/>
         <a:font script="Jpan" typeface="ＭＳ 明朝"/>
         <a:font script="Hang" typeface="맑은 고딕"/>
-        <a:font script="Hans" typeface="宋体"/>
-        <a:font script="Hant" typeface="新細明體"/>
+        <a:font script="Hans" typeface="黑体"/>
+        <a:font script="Hant" typeface="黑体"/>
         <a:font script="Arab" typeface="Arial"/>
         <a:font script="Hebr" typeface="Arial"/>
         <a:font script="Thai" typeface="Cordia New"/>

--- a/06-转换电路/01-模数转换ADC/电压频率转换VFC电路/电压频率转换VFC电路.docx
+++ b/06-转换电路/01-模数转换ADC/电压频率转换VFC电路/电压频率转换VFC电路.docx
@@ -2822,7 +2822,7 @@
           <w:color w:val="555555"/>
           <w:sz w:val="21"/>
         </w:rPr>
-        <w:t>材料收集者：杜文杰，WX手机：19519196569，QQ:3478827729</w:t>
+        <w:t>材料收集者：杜文杰，微信/手机：19519196569，QQ:3478827729</w:t>
       </w:r>
     </w:p>
     <w:sectPr>
